--- a/manuscript/1.dvm.introduction/dvm.introduction.08172023.HB.docx
+++ b/manuscript/1.dvm.introduction/dvm.introduction.08172023.HB.docx
@@ -175,41 +175,13 @@
         </w:rPr>
         <w:t xml:space="preserve">Power 1984, </w:t>
       </w:r>
-      <w:proofErr w:type="spellStart"/>
-      <w:r>
-        <w:rPr>
-          <w:rFonts w:ascii="Times New Roman" w:hAnsi="Times New Roman" w:cs="Times New Roman"/>
-          <w:sz w:val="24"/>
-          <w:szCs w:val="24"/>
-        </w:rPr>
-        <w:t>Persson</w:t>
-      </w:r>
-      <w:proofErr w:type="spellEnd"/>
-      <w:r>
-        <w:rPr>
-          <w:rFonts w:ascii="Times New Roman" w:hAnsi="Times New Roman" w:cs="Times New Roman"/>
-          <w:sz w:val="24"/>
-          <w:szCs w:val="24"/>
-        </w:rPr>
-        <w:t xml:space="preserve"> and </w:t>
-      </w:r>
-      <w:proofErr w:type="spellStart"/>
-      <w:r>
-        <w:rPr>
-          <w:rFonts w:ascii="Times New Roman" w:hAnsi="Times New Roman" w:cs="Times New Roman"/>
-          <w:sz w:val="24"/>
-          <w:szCs w:val="24"/>
-        </w:rPr>
-        <w:t>Eklov</w:t>
-      </w:r>
-      <w:proofErr w:type="spellEnd"/>
-      <w:r>
-        <w:rPr>
-          <w:rFonts w:ascii="Times New Roman" w:hAnsi="Times New Roman" w:cs="Times New Roman"/>
-          <w:sz w:val="24"/>
-          <w:szCs w:val="24"/>
-        </w:rPr>
-        <w:t xml:space="preserve"> 1995,</w:t>
+      <w:r>
+        <w:rPr>
+          <w:rFonts w:ascii="Times New Roman" w:hAnsi="Times New Roman" w:cs="Times New Roman"/>
+          <w:sz w:val="24"/>
+          <w:szCs w:val="24"/>
+        </w:rPr>
+        <w:t>Persson and Eklov 1995,</w:t>
       </w:r>
       <w:r>
         <w:rPr>
@@ -259,23 +231,13 @@
         </w:rPr>
         <w:t xml:space="preserve">Kaya et al. 1977, Berman and Quinn 1991, </w:t>
       </w:r>
-      <w:proofErr w:type="spellStart"/>
-      <w:r>
-        <w:rPr>
-          <w:rFonts w:ascii="Times New Roman" w:hAnsi="Times New Roman" w:cs="Times New Roman"/>
-          <w:sz w:val="24"/>
-          <w:szCs w:val="24"/>
-        </w:rPr>
-        <w:t>Westhoff</w:t>
-      </w:r>
-      <w:proofErr w:type="spellEnd"/>
-      <w:r>
-        <w:rPr>
-          <w:rFonts w:ascii="Times New Roman" w:hAnsi="Times New Roman" w:cs="Times New Roman"/>
-          <w:sz w:val="24"/>
-          <w:szCs w:val="24"/>
-        </w:rPr>
-        <w:t xml:space="preserve"> et al. 2016</w:t>
+      <w:r>
+        <w:rPr>
+          <w:rFonts w:ascii="Times New Roman" w:hAnsi="Times New Roman" w:cs="Times New Roman"/>
+          <w:sz w:val="24"/>
+          <w:szCs w:val="24"/>
+        </w:rPr>
+        <w:t>Westhoff et al. 2016</w:t>
       </w:r>
       <w:r>
         <w:rPr>
@@ -301,59 +263,13 @@
         </w:rPr>
         <w:t xml:space="preserve"> (</w:t>
       </w:r>
-      <w:proofErr w:type="spellStart"/>
-      <w:r>
-        <w:rPr>
-          <w:rFonts w:ascii="Times New Roman" w:hAnsi="Times New Roman" w:cs="Times New Roman"/>
-          <w:sz w:val="24"/>
-          <w:szCs w:val="24"/>
-        </w:rPr>
-        <w:t>Beechie</w:t>
-      </w:r>
-      <w:proofErr w:type="spellEnd"/>
-      <w:r>
-        <w:rPr>
-          <w:rFonts w:ascii="Times New Roman" w:hAnsi="Times New Roman" w:cs="Times New Roman"/>
-          <w:sz w:val="24"/>
-          <w:szCs w:val="24"/>
-        </w:rPr>
-        <w:t xml:space="preserve"> et al. 2013, </w:t>
-      </w:r>
-      <w:proofErr w:type="spellStart"/>
-      <w:r>
-        <w:rPr>
-          <w:rFonts w:ascii="Times New Roman" w:hAnsi="Times New Roman" w:cs="Times New Roman"/>
-          <w:sz w:val="24"/>
-          <w:szCs w:val="24"/>
-        </w:rPr>
-        <w:t>Kurylyk</w:t>
-      </w:r>
-      <w:proofErr w:type="spellEnd"/>
-      <w:r>
-        <w:rPr>
-          <w:rFonts w:ascii="Times New Roman" w:hAnsi="Times New Roman" w:cs="Times New Roman"/>
-          <w:sz w:val="24"/>
-          <w:szCs w:val="24"/>
-        </w:rPr>
-        <w:t xml:space="preserve"> et al. 2015, </w:t>
-      </w:r>
-      <w:proofErr w:type="gramStart"/>
-      <w:r>
-        <w:rPr>
-          <w:rFonts w:ascii="Times New Roman" w:hAnsi="Times New Roman" w:cs="Times New Roman"/>
-          <w:sz w:val="24"/>
-          <w:szCs w:val="24"/>
-        </w:rPr>
-        <w:t>Steel</w:t>
-      </w:r>
-      <w:proofErr w:type="gramEnd"/>
-      <w:r>
-        <w:rPr>
-          <w:rFonts w:ascii="Times New Roman" w:hAnsi="Times New Roman" w:cs="Times New Roman"/>
-          <w:sz w:val="24"/>
-          <w:szCs w:val="24"/>
-        </w:rPr>
-        <w:t xml:space="preserve"> et al. 2017</w:t>
+      <w:r>
+        <w:rPr>
+          <w:rFonts w:ascii="Times New Roman" w:hAnsi="Times New Roman" w:cs="Times New Roman"/>
+          <w:sz w:val="24"/>
+          <w:szCs w:val="24"/>
+        </w:rPr>
+        <w:t>Beechie et al. 2013, Kurylyk et al. 2015, Steel et al. 2017</w:t>
       </w:r>
       <w:r>
         <w:rPr>
@@ -658,25 +574,7 @@
           <w:sz w:val="24"/>
           <w:szCs w:val="24"/>
         </w:rPr>
-        <w:t xml:space="preserve">Moss 1985, </w:t>
-      </w:r>
-      <w:proofErr w:type="spellStart"/>
-      <w:r>
-        <w:rPr>
-          <w:rFonts w:ascii="Times New Roman" w:hAnsi="Times New Roman" w:cs="Times New Roman"/>
-          <w:sz w:val="24"/>
-          <w:szCs w:val="24"/>
-        </w:rPr>
-        <w:t>Brewitt</w:t>
-      </w:r>
-      <w:proofErr w:type="spellEnd"/>
-      <w:r>
-        <w:rPr>
-          <w:rFonts w:ascii="Times New Roman" w:hAnsi="Times New Roman" w:cs="Times New Roman"/>
-          <w:sz w:val="24"/>
-          <w:szCs w:val="24"/>
-        </w:rPr>
-        <w:t xml:space="preserve"> et al. 2016</w:t>
+        <w:t>Moss 1985, Brewitt et al. 2016</w:t>
       </w:r>
       <w:r>
         <w:rPr>
@@ -757,25 +655,23 @@
           <w:sz w:val="24"/>
           <w:szCs w:val="24"/>
         </w:rPr>
-        <w:t xml:space="preserve">organisms are </w:t>
-      </w:r>
-      <w:proofErr w:type="spellStart"/>
-      <w:r>
-        <w:rPr>
-          <w:rFonts w:ascii="Times New Roman" w:hAnsi="Times New Roman" w:cs="Times New Roman"/>
-          <w:sz w:val="24"/>
-          <w:szCs w:val="24"/>
-        </w:rPr>
-        <w:t>poikilotherms</w:t>
-      </w:r>
-      <w:proofErr w:type="spellEnd"/>
-      <w:r>
-        <w:rPr>
-          <w:rFonts w:ascii="Times New Roman" w:hAnsi="Times New Roman" w:cs="Times New Roman"/>
-          <w:sz w:val="24"/>
-          <w:szCs w:val="24"/>
-        </w:rPr>
-        <w:t>, and because oxygen is much scarcer and harder to acquire in water than in air. Higher temperatures both reduce oxygen solubility in water and increase fish oxygen demands, so we should expect that as temperatures exceed physiological optimums avoidance behavior should be shaped by both temperature and DO</w:t>
+        <w:t>organisms are poikilotherms, and because oxygen is much scarcer and harder to acquire in water than in air. Higher temperatures both reduce oxygen solubility in water and increase fish oxygen demands, so we should expect that as temperatures exceed physiological optimums</w:t>
+      </w:r>
+      <w:r>
+        <w:rPr>
+          <w:rFonts w:ascii="Times New Roman" w:hAnsi="Times New Roman" w:cs="Times New Roman"/>
+          <w:sz w:val="24"/>
+          <w:szCs w:val="24"/>
+        </w:rPr>
+        <w:t>,</w:t>
+      </w:r>
+      <w:r>
+        <w:rPr>
+          <w:rFonts w:ascii="Times New Roman" w:hAnsi="Times New Roman" w:cs="Times New Roman"/>
+          <w:sz w:val="24"/>
+          <w:szCs w:val="24"/>
+        </w:rPr>
+        <w:t xml:space="preserve"> avoidance behavior should be shaped by both temperature and DO</w:t>
       </w:r>
       <w:r>
         <w:rPr>
@@ -785,161 +681,6 @@
         </w:rPr>
         <w:t xml:space="preserve">. </w:t>
       </w:r>
-      <w:r>
-        <w:rPr>
-          <w:rFonts w:ascii="Times New Roman" w:hAnsi="Times New Roman" w:cs="Times New Roman"/>
-          <w:sz w:val="24"/>
-          <w:szCs w:val="24"/>
-        </w:rPr>
-        <w:t xml:space="preserve">Pelagic and lentic habitats can present a pronounced thermocline and </w:t>
-      </w:r>
-      <w:proofErr w:type="spellStart"/>
-      <w:r>
-        <w:rPr>
-          <w:rFonts w:ascii="Times New Roman" w:hAnsi="Times New Roman" w:cs="Times New Roman"/>
-          <w:sz w:val="24"/>
-          <w:szCs w:val="24"/>
-        </w:rPr>
-        <w:t>oxycline</w:t>
-      </w:r>
-      <w:proofErr w:type="spellEnd"/>
-      <w:r>
-        <w:rPr>
-          <w:rFonts w:ascii="Times New Roman" w:hAnsi="Times New Roman" w:cs="Times New Roman"/>
-          <w:sz w:val="24"/>
-          <w:szCs w:val="24"/>
-        </w:rPr>
-        <w:t xml:space="preserve"> (known as vertical fronts in pelagic research; Logan et al. 2023). In a tropical marine environments, excessively cold and hypoxic waters create hypoxia based habitat constriction, causing fish to primarily hold at and above the thermocline (Brill et al. 1998, Logan et al. 2023). In temperate lotic and lentic environments, warm surface temperatures can exceed physiological optima, and hypoxic conditions at depth can limit fish vertical distribution, creating a vertically compressed habitat known as a temperature-oxygen squeeze (</w:t>
-      </w:r>
-      <w:proofErr w:type="spellStart"/>
-      <w:r>
-        <w:rPr>
-          <w:rFonts w:ascii="Times New Roman" w:hAnsi="Times New Roman" w:cs="Times New Roman"/>
-          <w:sz w:val="24"/>
-          <w:szCs w:val="24"/>
-        </w:rPr>
-        <w:t>Coutant</w:t>
-      </w:r>
-      <w:proofErr w:type="spellEnd"/>
-      <w:r>
-        <w:rPr>
-          <w:rFonts w:ascii="Times New Roman" w:hAnsi="Times New Roman" w:cs="Times New Roman"/>
-          <w:sz w:val="24"/>
-          <w:szCs w:val="24"/>
-        </w:rPr>
-        <w:t xml:space="preserve"> 1985</w:t>
-      </w:r>
-      <w:r>
-        <w:rPr>
-          <w:rFonts w:ascii="Times New Roman" w:hAnsi="Times New Roman" w:cs="Times New Roman"/>
-          <w:sz w:val="24"/>
-          <w:szCs w:val="24"/>
-        </w:rPr>
-        <w:t>). This phenomena can also occur in fine scale patches of lentic habitat within a river floodplain. For example, thermally stratified cold-water alcoves</w:t>
-      </w:r>
-      <w:bookmarkStart w:id="0" w:name="_GoBack"/>
-      <w:del w:id="1" w:author="Barrett, Hannah" w:date="2023-08-17T12:41:00Z">
-        <w:r>
-          <w:rPr>
-            <w:rFonts w:ascii="Times New Roman" w:hAnsi="Times New Roman" w:cs="Times New Roman"/>
-            <w:sz w:val="24"/>
-            <w:szCs w:val="24"/>
-          </w:rPr>
-          <w:delText>,</w:delText>
-        </w:r>
-      </w:del>
-      <w:bookmarkEnd w:id="0"/>
-      <w:r>
-        <w:rPr>
-          <w:rFonts w:ascii="Times New Roman" w:hAnsi="Times New Roman" w:cs="Times New Roman"/>
-          <w:sz w:val="24"/>
-          <w:szCs w:val="24"/>
-        </w:rPr>
-        <w:t xml:space="preserve"> often present a temperature-oxygen squeeze, effectively confining cold-adapted fish to &lt;20% of the water column (Barrett et al. 2023). </w:t>
-      </w:r>
-      <w:r>
-        <w:rPr>
-          <w:rFonts w:ascii="Times New Roman" w:hAnsi="Times New Roman" w:cs="Times New Roman"/>
-          <w:sz w:val="24"/>
-          <w:szCs w:val="24"/>
-        </w:rPr>
-        <w:t>H</w:t>
-      </w:r>
-      <w:r>
-        <w:rPr>
-          <w:rFonts w:ascii="Times New Roman" w:hAnsi="Times New Roman" w:cs="Times New Roman"/>
-          <w:sz w:val="24"/>
-          <w:szCs w:val="24"/>
-        </w:rPr>
-        <w:t xml:space="preserve">owever the vast majority of this work </w:t>
-      </w:r>
-      <w:r>
-        <w:rPr>
-          <w:rFonts w:ascii="Times New Roman" w:hAnsi="Times New Roman" w:cs="Times New Roman"/>
-          <w:sz w:val="24"/>
-          <w:szCs w:val="24"/>
-        </w:rPr>
-        <w:lastRenderedPageBreak/>
-        <w:t xml:space="preserve">considers a temporally static trade-off, when in fact </w:t>
-      </w:r>
-      <w:r>
-        <w:rPr>
-          <w:rFonts w:ascii="Times New Roman" w:hAnsi="Times New Roman" w:cs="Times New Roman"/>
-          <w:sz w:val="24"/>
-          <w:szCs w:val="24"/>
-        </w:rPr>
-        <w:t>temperature</w:t>
-      </w:r>
-      <w:r>
-        <w:rPr>
-          <w:rFonts w:ascii="Times New Roman" w:hAnsi="Times New Roman" w:cs="Times New Roman"/>
-          <w:sz w:val="24"/>
-          <w:szCs w:val="24"/>
-        </w:rPr>
-        <w:t xml:space="preserve"> and DO can vary tremendously across </w:t>
-      </w:r>
-      <w:r>
-        <w:rPr>
-          <w:rFonts w:ascii="Times New Roman" w:hAnsi="Times New Roman" w:cs="Times New Roman"/>
-          <w:sz w:val="24"/>
-          <w:szCs w:val="24"/>
-        </w:rPr>
-        <w:t xml:space="preserve">a </w:t>
-      </w:r>
-      <w:r>
-        <w:rPr>
-          <w:rFonts w:ascii="Times New Roman" w:hAnsi="Times New Roman" w:cs="Times New Roman"/>
-          <w:sz w:val="24"/>
-          <w:szCs w:val="24"/>
-        </w:rPr>
-        <w:t>24-h</w:t>
-      </w:r>
-      <w:r>
-        <w:rPr>
-          <w:rFonts w:ascii="Times New Roman" w:hAnsi="Times New Roman" w:cs="Times New Roman"/>
-          <w:sz w:val="24"/>
-          <w:szCs w:val="24"/>
-        </w:rPr>
-        <w:t>our</w:t>
-      </w:r>
-      <w:r>
-        <w:rPr>
-          <w:rFonts w:ascii="Times New Roman" w:hAnsi="Times New Roman" w:cs="Times New Roman"/>
-          <w:sz w:val="24"/>
-          <w:szCs w:val="24"/>
-        </w:rPr>
-        <w:t xml:space="preserve"> cycle</w:t>
-      </w:r>
-      <w:ins w:id="2" w:author="Barrett, Hannah" w:date="2023-08-17T13:20:00Z">
-        <w:r>
-          <w:rPr>
-            <w:rFonts w:ascii="Times New Roman" w:hAnsi="Times New Roman" w:cs="Times New Roman"/>
-            <w:sz w:val="24"/>
-            <w:szCs w:val="24"/>
-          </w:rPr>
-          <w:t>.</w:t>
-        </w:r>
-      </w:ins>
     </w:p>
     <w:p>
       <w:pPr>
@@ -955,445 +696,104 @@
           <w:sz w:val="24"/>
           <w:szCs w:val="24"/>
         </w:rPr>
-        <w:t>Diel variation in trade-offs can drive cyclical habitat use</w:t>
-      </w:r>
-      <w:r>
-        <w:rPr>
-          <w:rFonts w:ascii="Times New Roman" w:hAnsi="Times New Roman" w:cs="Times New Roman"/>
-          <w:sz w:val="24"/>
-          <w:szCs w:val="24"/>
-        </w:rPr>
-        <w:t xml:space="preserve"> where</w:t>
-      </w:r>
-      <w:r>
-        <w:rPr>
-          <w:rFonts w:ascii="Times New Roman" w:hAnsi="Times New Roman" w:cs="Times New Roman"/>
-          <w:sz w:val="24"/>
-          <w:szCs w:val="24"/>
-        </w:rPr>
-        <w:t xml:space="preserve"> animals move to track optimal conditions as they shift in space due to </w:t>
-      </w:r>
-      <w:r>
-        <w:rPr>
-          <w:rFonts w:ascii="Times New Roman" w:hAnsi="Times New Roman" w:cs="Times New Roman"/>
-          <w:sz w:val="24"/>
-          <w:szCs w:val="24"/>
-        </w:rPr>
-        <w:t xml:space="preserve">the </w:t>
-      </w:r>
-      <w:r>
-        <w:rPr>
-          <w:rFonts w:ascii="Times New Roman" w:hAnsi="Times New Roman" w:cs="Times New Roman"/>
-          <w:sz w:val="24"/>
-          <w:szCs w:val="24"/>
-        </w:rPr>
-        <w:t>direct or indirect effects of varying light levels.</w:t>
-      </w:r>
-      <w:r>
-        <w:rPr>
-          <w:rFonts w:ascii="Times New Roman" w:hAnsi="Times New Roman" w:cs="Times New Roman"/>
-          <w:sz w:val="24"/>
-          <w:szCs w:val="24"/>
-        </w:rPr>
-        <w:t xml:space="preserve"> Diel vertical migration (DVM) is among the most widespread movement behaviors in aquatic systems, occurring in all sizes of water bodies and across multiple trophic levels.  Nocturnal ascent DVM is most commonly studied in zooplankton as anti-predator behavior, presenting a</w:t>
-      </w:r>
-      <w:r>
-        <w:rPr>
-          <w:rFonts w:ascii="Times New Roman" w:hAnsi="Times New Roman" w:cs="Times New Roman"/>
-          <w:sz w:val="24"/>
-          <w:szCs w:val="24"/>
-        </w:rPr>
-        <w:t xml:space="preserve"> </w:t>
-      </w:r>
-      <w:r>
-        <w:rPr>
-          <w:rFonts w:ascii="Times New Roman" w:hAnsi="Times New Roman" w:cs="Times New Roman"/>
-          <w:sz w:val="24"/>
-          <w:szCs w:val="24"/>
-        </w:rPr>
-        <w:t>trade-off between the resource rich and high risk surface waters</w:t>
-      </w:r>
-      <w:r>
-        <w:rPr>
-          <w:rFonts w:ascii="Times New Roman" w:hAnsi="Times New Roman" w:cs="Times New Roman"/>
-          <w:sz w:val="24"/>
-          <w:szCs w:val="24"/>
-        </w:rPr>
-        <w:t>,</w:t>
-      </w:r>
-      <w:r>
-        <w:rPr>
-          <w:rFonts w:ascii="Times New Roman" w:hAnsi="Times New Roman" w:cs="Times New Roman"/>
-          <w:sz w:val="24"/>
-          <w:szCs w:val="24"/>
-        </w:rPr>
-        <w:t xml:space="preserve"> and the cooler and safer waters at depth where the potential for growth is severely reduced (</w:t>
-      </w:r>
-      <w:proofErr w:type="spellStart"/>
-      <w:r>
-        <w:rPr>
-          <w:rFonts w:ascii="Times New Roman" w:hAnsi="Times New Roman" w:cs="Times New Roman"/>
-          <w:sz w:val="24"/>
-          <w:szCs w:val="24"/>
-        </w:rPr>
-        <w:t>Ohman</w:t>
-      </w:r>
-      <w:proofErr w:type="spellEnd"/>
-      <w:r>
-        <w:rPr>
-          <w:rFonts w:ascii="Times New Roman" w:hAnsi="Times New Roman" w:cs="Times New Roman"/>
-          <w:sz w:val="24"/>
-          <w:szCs w:val="24"/>
-        </w:rPr>
-        <w:t xml:space="preserve"> 1990). </w:t>
-      </w:r>
-      <w:commentRangeStart w:id="3"/>
-      <w:r>
-        <w:rPr>
-          <w:rFonts w:ascii="Times New Roman" w:hAnsi="Times New Roman" w:cs="Times New Roman"/>
-          <w:sz w:val="24"/>
-          <w:szCs w:val="24"/>
-        </w:rPr>
-        <w:t xml:space="preserve">Conversely, dogfish have been found to use </w:t>
-      </w:r>
-      <w:r>
-        <w:rPr>
-          <w:rFonts w:ascii="Times New Roman" w:hAnsi="Times New Roman" w:cs="Times New Roman"/>
-          <w:sz w:val="24"/>
-          <w:szCs w:val="24"/>
-        </w:rPr>
-        <w:t xml:space="preserve">DVM to exploit </w:t>
-      </w:r>
-      <w:r>
-        <w:rPr>
-          <w:rFonts w:ascii="Times New Roman" w:hAnsi="Times New Roman" w:cs="Times New Roman"/>
-          <w:sz w:val="24"/>
-          <w:szCs w:val="24"/>
-        </w:rPr>
-        <w:t>marine temperature gradients as an energy conservation strategy (Sims et al. 2006).</w:t>
-      </w:r>
-      <w:commentRangeEnd w:id="3"/>
-      <w:r>
-        <w:rPr>
-          <w:rStyle w:val="CommentReference"/>
-        </w:rPr>
-        <w:commentReference w:id="3"/>
-      </w:r>
-      <w:r>
-        <w:rPr>
-          <w:rFonts w:ascii="Times New Roman" w:hAnsi="Times New Roman" w:cs="Times New Roman"/>
-          <w:sz w:val="24"/>
-          <w:szCs w:val="24"/>
-        </w:rPr>
-        <w:t xml:space="preserve"> </w:t>
-      </w:r>
-      <w:r>
-        <w:rPr>
-          <w:rFonts w:ascii="Times New Roman" w:hAnsi="Times New Roman" w:cs="Times New Roman"/>
-          <w:sz w:val="24"/>
-          <w:szCs w:val="24"/>
-        </w:rPr>
-        <w:t>For vertebrates, the three common</w:t>
-      </w:r>
-      <w:r>
-        <w:rPr>
-          <w:rFonts w:ascii="Times New Roman" w:hAnsi="Times New Roman" w:cs="Times New Roman"/>
-          <w:sz w:val="24"/>
-          <w:szCs w:val="24"/>
-        </w:rPr>
-        <w:t xml:space="preserve"> and often overlapping</w:t>
-      </w:r>
-      <w:r>
-        <w:rPr>
-          <w:rFonts w:ascii="Times New Roman" w:hAnsi="Times New Roman" w:cs="Times New Roman"/>
-          <w:sz w:val="24"/>
-          <w:szCs w:val="24"/>
-        </w:rPr>
-        <w:t xml:space="preserve"> hypothesis for DVM are </w:t>
-      </w:r>
-      <w:r>
-        <w:rPr>
-          <w:rFonts w:ascii="Times New Roman" w:hAnsi="Times New Roman" w:cs="Times New Roman"/>
-          <w:sz w:val="24"/>
-          <w:szCs w:val="24"/>
-        </w:rPr>
-        <w:t xml:space="preserve">maximizing </w:t>
-      </w:r>
-      <w:proofErr w:type="spellStart"/>
-      <w:r>
-        <w:rPr>
-          <w:rFonts w:ascii="Times New Roman" w:hAnsi="Times New Roman" w:cs="Times New Roman"/>
-          <w:sz w:val="24"/>
-          <w:szCs w:val="24"/>
-        </w:rPr>
-        <w:t>bioenergetic</w:t>
-      </w:r>
-      <w:proofErr w:type="spellEnd"/>
-      <w:r>
-        <w:rPr>
-          <w:rFonts w:ascii="Times New Roman" w:hAnsi="Times New Roman" w:cs="Times New Roman"/>
-          <w:sz w:val="24"/>
-          <w:szCs w:val="24"/>
-        </w:rPr>
-        <w:t xml:space="preserve"> efficiency</w:t>
-      </w:r>
-      <w:r>
-        <w:rPr>
-          <w:rFonts w:ascii="Times New Roman" w:hAnsi="Times New Roman" w:cs="Times New Roman"/>
-          <w:sz w:val="24"/>
-          <w:szCs w:val="24"/>
-        </w:rPr>
-        <w:t>, crepuscular</w:t>
-      </w:r>
-      <w:r>
-        <w:rPr>
-          <w:rFonts w:ascii="Times New Roman" w:hAnsi="Times New Roman" w:cs="Times New Roman"/>
-          <w:sz w:val="24"/>
-          <w:szCs w:val="24"/>
-        </w:rPr>
-        <w:t xml:space="preserve"> </w:t>
-      </w:r>
-      <w:r>
-        <w:rPr>
-          <w:rFonts w:ascii="Times New Roman" w:hAnsi="Times New Roman" w:cs="Times New Roman"/>
-          <w:sz w:val="24"/>
-          <w:szCs w:val="24"/>
-        </w:rPr>
-        <w:t xml:space="preserve">exploitation of an </w:t>
-      </w:r>
-      <w:proofErr w:type="spellStart"/>
-      <w:r>
-        <w:rPr>
-          <w:rFonts w:ascii="Times New Roman" w:hAnsi="Times New Roman" w:cs="Times New Roman"/>
-          <w:sz w:val="24"/>
-          <w:szCs w:val="24"/>
-        </w:rPr>
-        <w:t>antipredation</w:t>
-      </w:r>
-      <w:proofErr w:type="spellEnd"/>
-      <w:r>
-        <w:rPr>
-          <w:rFonts w:ascii="Times New Roman" w:hAnsi="Times New Roman" w:cs="Times New Roman"/>
-          <w:sz w:val="24"/>
-          <w:szCs w:val="24"/>
-        </w:rPr>
-        <w:t xml:space="preserve"> window, and foraging opportunity (Clark and Levy 1988, </w:t>
-      </w:r>
-      <w:proofErr w:type="spellStart"/>
-      <w:r>
-        <w:rPr>
-          <w:rFonts w:ascii="Times New Roman" w:hAnsi="Times New Roman" w:cs="Times New Roman"/>
-          <w:sz w:val="24"/>
-          <w:szCs w:val="24"/>
-        </w:rPr>
-        <w:t>Wurtsbaugh</w:t>
-      </w:r>
-      <w:proofErr w:type="spellEnd"/>
-      <w:r>
-        <w:rPr>
-          <w:rFonts w:ascii="Times New Roman" w:hAnsi="Times New Roman" w:cs="Times New Roman"/>
-          <w:sz w:val="24"/>
-          <w:szCs w:val="24"/>
-        </w:rPr>
-        <w:t xml:space="preserve"> and </w:t>
-      </w:r>
-      <w:proofErr w:type="spellStart"/>
-      <w:r>
-        <w:rPr>
-          <w:rFonts w:ascii="Times New Roman" w:hAnsi="Times New Roman" w:cs="Times New Roman"/>
-          <w:sz w:val="24"/>
-          <w:szCs w:val="24"/>
-        </w:rPr>
-        <w:t>Neverman</w:t>
-      </w:r>
-      <w:proofErr w:type="spellEnd"/>
-      <w:r>
-        <w:rPr>
-          <w:rFonts w:ascii="Times New Roman" w:hAnsi="Times New Roman" w:cs="Times New Roman"/>
-          <w:sz w:val="24"/>
-          <w:szCs w:val="24"/>
-        </w:rPr>
-        <w:t xml:space="preserve"> 1988, </w:t>
-      </w:r>
-      <w:proofErr w:type="spellStart"/>
-      <w:r>
-        <w:rPr>
-          <w:rFonts w:ascii="Times New Roman" w:hAnsi="Times New Roman" w:cs="Times New Roman"/>
-          <w:sz w:val="24"/>
-          <w:szCs w:val="24"/>
-        </w:rPr>
-        <w:t>Scheuerell</w:t>
-      </w:r>
-      <w:proofErr w:type="spellEnd"/>
-      <w:r>
-        <w:rPr>
-          <w:rFonts w:ascii="Times New Roman" w:hAnsi="Times New Roman" w:cs="Times New Roman"/>
-          <w:sz w:val="24"/>
-          <w:szCs w:val="24"/>
-        </w:rPr>
-        <w:t xml:space="preserve"> and Schindler 2003). </w:t>
-      </w:r>
-      <w:commentRangeStart w:id="4"/>
-      <w:r>
-        <w:rPr>
-          <w:rFonts w:ascii="Times New Roman" w:hAnsi="Times New Roman" w:cs="Times New Roman"/>
-          <w:sz w:val="24"/>
-          <w:szCs w:val="24"/>
-        </w:rPr>
-        <w:t xml:space="preserve">In example, trout in stratified reservoirs </w:t>
-      </w:r>
-      <w:r>
-        <w:rPr>
-          <w:rFonts w:ascii="Times New Roman" w:hAnsi="Times New Roman" w:cs="Times New Roman"/>
-          <w:sz w:val="24"/>
-          <w:szCs w:val="24"/>
-        </w:rPr>
-        <w:t xml:space="preserve">have been observed using </w:t>
-      </w:r>
-      <w:r>
-        <w:rPr>
-          <w:rFonts w:ascii="Times New Roman" w:hAnsi="Times New Roman" w:cs="Times New Roman"/>
-          <w:sz w:val="24"/>
-          <w:szCs w:val="24"/>
-        </w:rPr>
-        <w:t>DVM as a trade-off between optimizing temperature</w:t>
-      </w:r>
-      <w:r>
-        <w:rPr>
-          <w:rFonts w:ascii="Times New Roman" w:hAnsi="Times New Roman" w:cs="Times New Roman"/>
-          <w:sz w:val="24"/>
-          <w:szCs w:val="24"/>
-        </w:rPr>
-        <w:t>, forage opportunity,</w:t>
-      </w:r>
-      <w:r>
-        <w:rPr>
-          <w:rFonts w:ascii="Times New Roman" w:hAnsi="Times New Roman" w:cs="Times New Roman"/>
-          <w:sz w:val="24"/>
-          <w:szCs w:val="24"/>
-        </w:rPr>
-        <w:t xml:space="preserve"> and growth (</w:t>
-      </w:r>
-      <w:proofErr w:type="spellStart"/>
-      <w:r>
-        <w:rPr>
-          <w:rFonts w:ascii="Times New Roman" w:hAnsi="Times New Roman" w:cs="Times New Roman"/>
-          <w:sz w:val="24"/>
-          <w:szCs w:val="24"/>
-        </w:rPr>
-        <w:t>Eckmann</w:t>
-      </w:r>
-      <w:proofErr w:type="spellEnd"/>
-      <w:r>
-        <w:rPr>
-          <w:rFonts w:ascii="Times New Roman" w:hAnsi="Times New Roman" w:cs="Times New Roman"/>
-          <w:sz w:val="24"/>
-          <w:szCs w:val="24"/>
-        </w:rPr>
-        <w:t xml:space="preserve"> et al. 2016, Thomas et al. 2023). </w:t>
-      </w:r>
-      <w:commentRangeEnd w:id="4"/>
-      <w:r>
-        <w:rPr>
-          <w:rStyle w:val="CommentReference"/>
-        </w:rPr>
-        <w:commentReference w:id="4"/>
-      </w:r>
-      <w:r>
-        <w:rPr>
-          <w:rFonts w:ascii="Times New Roman" w:hAnsi="Times New Roman" w:cs="Times New Roman"/>
-          <w:sz w:val="24"/>
-          <w:szCs w:val="24"/>
-        </w:rPr>
-        <w:t>W</w:t>
-      </w:r>
-      <w:r>
-        <w:rPr>
-          <w:rFonts w:ascii="Times New Roman" w:hAnsi="Times New Roman" w:cs="Times New Roman"/>
-          <w:sz w:val="24"/>
-          <w:szCs w:val="24"/>
-        </w:rPr>
-        <w:t>hile DVM is a p</w:t>
-      </w:r>
-      <w:r>
-        <w:rPr>
-          <w:rFonts w:ascii="Times New Roman" w:hAnsi="Times New Roman" w:cs="Times New Roman"/>
-          <w:sz w:val="24"/>
-          <w:szCs w:val="24"/>
-        </w:rPr>
-        <w:t>ervasive</w:t>
-      </w:r>
-      <w:r>
-        <w:rPr>
-          <w:rFonts w:ascii="Times New Roman" w:hAnsi="Times New Roman" w:cs="Times New Roman"/>
-          <w:sz w:val="24"/>
-          <w:szCs w:val="24"/>
-        </w:rPr>
-        <w:t xml:space="preserve"> behavioral strategy </w:t>
-      </w:r>
-      <w:r>
-        <w:rPr>
-          <w:rFonts w:ascii="Times New Roman" w:hAnsi="Times New Roman" w:cs="Times New Roman"/>
-          <w:sz w:val="24"/>
-          <w:szCs w:val="24"/>
-        </w:rPr>
-        <w:t>that has been studied in response to diel variation in various trade-offs</w:t>
-      </w:r>
-      <w:r>
-        <w:rPr>
-          <w:rFonts w:ascii="Times New Roman" w:hAnsi="Times New Roman" w:cs="Times New Roman"/>
-          <w:sz w:val="24"/>
-          <w:szCs w:val="24"/>
-        </w:rPr>
-        <w:t xml:space="preserve">, there is </w:t>
-      </w:r>
-      <w:r>
-        <w:rPr>
-          <w:rFonts w:ascii="Times New Roman" w:hAnsi="Times New Roman" w:cs="Times New Roman"/>
-          <w:sz w:val="24"/>
-          <w:szCs w:val="24"/>
-        </w:rPr>
-        <w:t xml:space="preserve">virtually no knowledge of </w:t>
-      </w:r>
-      <w:r>
-        <w:rPr>
-          <w:rFonts w:ascii="Times New Roman" w:hAnsi="Times New Roman" w:cs="Times New Roman"/>
-          <w:sz w:val="24"/>
-          <w:szCs w:val="24"/>
-        </w:rPr>
-        <w:t>whether DVM or analogous</w:t>
-      </w:r>
-      <w:r>
-        <w:rPr>
-          <w:rFonts w:ascii="Times New Roman" w:hAnsi="Times New Roman" w:cs="Times New Roman"/>
-          <w:sz w:val="24"/>
-          <w:szCs w:val="24"/>
-        </w:rPr>
-        <w:t xml:space="preserve"> habitat cycling can alleviate the trade-off between temperature and DO</w:t>
-      </w:r>
-      <w:r>
-        <w:rPr>
-          <w:rFonts w:ascii="Times New Roman" w:hAnsi="Times New Roman" w:cs="Times New Roman"/>
-          <w:sz w:val="24"/>
-          <w:szCs w:val="24"/>
-        </w:rPr>
-        <w:t xml:space="preserve">, which is a critically relevant to understanding </w:t>
-      </w:r>
-      <w:r>
-        <w:rPr>
-          <w:rFonts w:ascii="Times New Roman" w:hAnsi="Times New Roman" w:cs="Times New Roman"/>
-          <w:sz w:val="24"/>
-          <w:szCs w:val="24"/>
-        </w:rPr>
-        <w:t xml:space="preserve">the </w:t>
-      </w:r>
-      <w:r>
-        <w:rPr>
-          <w:rFonts w:ascii="Times New Roman" w:hAnsi="Times New Roman" w:cs="Times New Roman"/>
-          <w:sz w:val="24"/>
-          <w:szCs w:val="24"/>
-        </w:rPr>
-        <w:t>effects of climate change.</w:t>
+        <w:t>Pelagic and lentic habitats can present a pronounced thermocline and oxycline (known as vertical fronts in pelagic research; Logan et al. 2023). In a tropical marine environments, excessively cold and hypoxic waters create hypoxia based habitat constriction, causing fish to primarily hold at and above the thermocline (Brill et al. 1998, Logan et al. 2023). In temperate lotic and lentic environments, warm surface temperatures can exceed physiological optima, and hypoxic conditions at depth can limit fish vertical distribution, creating a vertically compressed habitat known as a temperature-oxygen squeeze (Coutant</w:t>
+      </w:r>
+      <w:r>
+        <w:rPr>
+          <w:rFonts w:ascii="Times New Roman" w:hAnsi="Times New Roman" w:cs="Times New Roman"/>
+          <w:sz w:val="24"/>
+          <w:szCs w:val="24"/>
+        </w:rPr>
+        <w:t xml:space="preserve"> 1985</w:t>
+      </w:r>
+      <w:r>
+        <w:rPr>
+          <w:rFonts w:ascii="Times New Roman" w:hAnsi="Times New Roman" w:cs="Times New Roman"/>
+          <w:sz w:val="24"/>
+          <w:szCs w:val="24"/>
+        </w:rPr>
+        <w:t xml:space="preserve">). This phenomena can also occur in fine scale patches of lentic habitat within a river floodplain. For example, thermally stratified cold-water alcoves often present a temperature-oxygen squeeze, effectively confining cold-adapted fish to &lt;20% of the water column (Barrett et al. 2023). </w:t>
+      </w:r>
+      <w:r>
+        <w:rPr>
+          <w:rFonts w:ascii="Times New Roman" w:hAnsi="Times New Roman" w:cs="Times New Roman"/>
+          <w:sz w:val="24"/>
+          <w:szCs w:val="24"/>
+        </w:rPr>
+        <w:t>H</w:t>
+      </w:r>
+      <w:r>
+        <w:rPr>
+          <w:rFonts w:ascii="Times New Roman" w:hAnsi="Times New Roman" w:cs="Times New Roman"/>
+          <w:sz w:val="24"/>
+          <w:szCs w:val="24"/>
+        </w:rPr>
+        <w:t xml:space="preserve">owever the vast majority of this work </w:t>
+      </w:r>
+      <w:r>
+        <w:rPr>
+          <w:rFonts w:ascii="Times New Roman" w:hAnsi="Times New Roman" w:cs="Times New Roman"/>
+          <w:sz w:val="24"/>
+          <w:szCs w:val="24"/>
+        </w:rPr>
+        <w:lastRenderedPageBreak/>
+        <w:t xml:space="preserve">considers a temporally static trade-off, when in fact </w:t>
+      </w:r>
+      <w:r>
+        <w:rPr>
+          <w:rFonts w:ascii="Times New Roman" w:hAnsi="Times New Roman" w:cs="Times New Roman"/>
+          <w:sz w:val="24"/>
+          <w:szCs w:val="24"/>
+        </w:rPr>
+        <w:t>temperature</w:t>
+      </w:r>
+      <w:r>
+        <w:rPr>
+          <w:rFonts w:ascii="Times New Roman" w:hAnsi="Times New Roman" w:cs="Times New Roman"/>
+          <w:sz w:val="24"/>
+          <w:szCs w:val="24"/>
+        </w:rPr>
+        <w:t xml:space="preserve"> and DO can vary tremendously across </w:t>
+      </w:r>
+      <w:r>
+        <w:rPr>
+          <w:rFonts w:ascii="Times New Roman" w:hAnsi="Times New Roman" w:cs="Times New Roman"/>
+          <w:sz w:val="24"/>
+          <w:szCs w:val="24"/>
+        </w:rPr>
+        <w:t xml:space="preserve">a </w:t>
+      </w:r>
+      <w:r>
+        <w:rPr>
+          <w:rFonts w:ascii="Times New Roman" w:hAnsi="Times New Roman" w:cs="Times New Roman"/>
+          <w:sz w:val="24"/>
+          <w:szCs w:val="24"/>
+        </w:rPr>
+        <w:t>24-h</w:t>
+      </w:r>
+      <w:r>
+        <w:rPr>
+          <w:rFonts w:ascii="Times New Roman" w:hAnsi="Times New Roman" w:cs="Times New Roman"/>
+          <w:sz w:val="24"/>
+          <w:szCs w:val="24"/>
+        </w:rPr>
+        <w:t>our</w:t>
+      </w:r>
+      <w:r>
+        <w:rPr>
+          <w:rFonts w:ascii="Times New Roman" w:hAnsi="Times New Roman" w:cs="Times New Roman"/>
+          <w:sz w:val="24"/>
+          <w:szCs w:val="24"/>
+        </w:rPr>
+        <w:t xml:space="preserve"> cycle</w:t>
+      </w:r>
+      <w:r>
+        <w:rPr>
+          <w:rFonts w:ascii="Times New Roman" w:hAnsi="Times New Roman" w:cs="Times New Roman"/>
+          <w:sz w:val="24"/>
+          <w:szCs w:val="24"/>
+        </w:rPr>
+        <w:t>.</w:t>
       </w:r>
     </w:p>
     <w:p>
@@ -1410,129 +810,47 @@
           <w:sz w:val="24"/>
           <w:szCs w:val="24"/>
         </w:rPr>
-        <w:t>Cool floodplain habitats</w:t>
-      </w:r>
-      <w:r>
-        <w:rPr>
-          <w:rFonts w:ascii="Times New Roman" w:hAnsi="Times New Roman" w:cs="Times New Roman"/>
-          <w:sz w:val="24"/>
-          <w:szCs w:val="24"/>
-        </w:rPr>
-        <w:t xml:space="preserve"> (e.</w:t>
-      </w:r>
-      <w:r>
-        <w:rPr>
-          <w:rFonts w:ascii="Times New Roman" w:hAnsi="Times New Roman" w:cs="Times New Roman"/>
-          <w:sz w:val="24"/>
-          <w:szCs w:val="24"/>
-        </w:rPr>
-        <w:t xml:space="preserve">g. </w:t>
-      </w:r>
-      <w:ins w:id="5" w:author="Barrett, Hannah" w:date="2023-08-17T13:21:00Z">
-        <w:r>
-          <w:rPr>
-            <w:rFonts w:ascii="Times New Roman" w:hAnsi="Times New Roman" w:cs="Times New Roman"/>
-            <w:sz w:val="24"/>
-            <w:szCs w:val="24"/>
-          </w:rPr>
-          <w:t xml:space="preserve">cold-water </w:t>
-        </w:r>
-      </w:ins>
-      <w:r>
-        <w:rPr>
-          <w:rFonts w:ascii="Times New Roman" w:hAnsi="Times New Roman" w:cs="Times New Roman"/>
-          <w:sz w:val="24"/>
-          <w:szCs w:val="24"/>
-        </w:rPr>
-        <w:t xml:space="preserve">alcoves) used by cold-water fish are a model system to study </w:t>
-      </w:r>
-      <w:r>
-        <w:rPr>
-          <w:rFonts w:ascii="Times New Roman" w:hAnsi="Times New Roman" w:cs="Times New Roman"/>
-          <w:sz w:val="24"/>
-          <w:szCs w:val="24"/>
-        </w:rPr>
-        <w:t>the occurrence of DVM in response to a</w:t>
-      </w:r>
-      <w:r>
-        <w:rPr>
-          <w:rFonts w:ascii="Times New Roman" w:hAnsi="Times New Roman" w:cs="Times New Roman"/>
-          <w:sz w:val="24"/>
-          <w:szCs w:val="24"/>
-        </w:rPr>
-        <w:t xml:space="preserve"> temperature-DO trade-off. </w:t>
-      </w:r>
-      <w:r>
-        <w:rPr>
-          <w:rFonts w:ascii="Times New Roman" w:hAnsi="Times New Roman" w:cs="Times New Roman"/>
-          <w:sz w:val="24"/>
-          <w:szCs w:val="24"/>
-        </w:rPr>
-        <w:t>The combination of pronounced vertical stratification in oxygen from hypoxic hyporheic inputs</w:t>
-      </w:r>
-      <w:r>
-        <w:rPr>
-          <w:rFonts w:ascii="Times New Roman" w:hAnsi="Times New Roman" w:cs="Times New Roman"/>
-          <w:sz w:val="24"/>
-          <w:szCs w:val="24"/>
-        </w:rPr>
-        <w:t xml:space="preserve"> (</w:t>
-      </w:r>
-      <w:proofErr w:type="spellStart"/>
-      <w:r>
-        <w:rPr>
-          <w:rFonts w:ascii="Times New Roman" w:hAnsi="Times New Roman" w:cs="Times New Roman"/>
-          <w:color w:val="000000"/>
-          <w:sz w:val="24"/>
-          <w:szCs w:val="24"/>
-        </w:rPr>
-        <w:t>Zarnetske</w:t>
-      </w:r>
-      <w:proofErr w:type="spellEnd"/>
-      <w:r>
-        <w:rPr>
-          <w:rFonts w:ascii="Times New Roman" w:hAnsi="Times New Roman" w:cs="Times New Roman"/>
-          <w:color w:val="000000"/>
-          <w:sz w:val="24"/>
-          <w:szCs w:val="24"/>
-        </w:rPr>
-        <w:t xml:space="preserve"> et al. 2011, </w:t>
-      </w:r>
-      <w:proofErr w:type="spellStart"/>
-      <w:r>
-        <w:rPr>
-          <w:rFonts w:ascii="Times New Roman" w:hAnsi="Times New Roman" w:cs="Times New Roman"/>
-          <w:color w:val="000000"/>
-          <w:sz w:val="24"/>
-          <w:szCs w:val="24"/>
-        </w:rPr>
-        <w:t>Gombert</w:t>
-      </w:r>
-      <w:proofErr w:type="spellEnd"/>
-      <w:r>
-        <w:rPr>
-          <w:rFonts w:ascii="Times New Roman" w:hAnsi="Times New Roman" w:cs="Times New Roman"/>
-          <w:color w:val="000000"/>
-          <w:sz w:val="24"/>
-          <w:szCs w:val="24"/>
-        </w:rPr>
-        <w:t xml:space="preserve"> et al. 2022</w:t>
-      </w:r>
-      <w:r>
-        <w:rPr>
-          <w:rFonts w:ascii="Times New Roman" w:hAnsi="Times New Roman" w:cs="Times New Roman"/>
-          <w:sz w:val="24"/>
-          <w:szCs w:val="24"/>
-        </w:rPr>
-        <w:t>)</w:t>
-      </w:r>
-      <w:r>
-        <w:rPr>
-          <w:rFonts w:ascii="Times New Roman" w:hAnsi="Times New Roman" w:cs="Times New Roman"/>
-          <w:sz w:val="24"/>
-          <w:szCs w:val="24"/>
-        </w:rPr>
-        <w:t>, coupled with diel oxygen cycling</w:t>
+        <w:t>Diel variation in trade-offs can drive cyclical habitat use</w:t>
+      </w:r>
+      <w:r>
+        <w:rPr>
+          <w:rFonts w:ascii="Times New Roman" w:hAnsi="Times New Roman" w:cs="Times New Roman"/>
+          <w:sz w:val="24"/>
+          <w:szCs w:val="24"/>
+        </w:rPr>
+        <w:t xml:space="preserve"> where</w:t>
+      </w:r>
+      <w:r>
+        <w:rPr>
+          <w:rFonts w:ascii="Times New Roman" w:hAnsi="Times New Roman" w:cs="Times New Roman"/>
+          <w:sz w:val="24"/>
+          <w:szCs w:val="24"/>
+        </w:rPr>
+        <w:t xml:space="preserve"> animals move to track optimal conditions as they shift in space due to </w:t>
+      </w:r>
+      <w:r>
+        <w:rPr>
+          <w:rFonts w:ascii="Times New Roman" w:hAnsi="Times New Roman" w:cs="Times New Roman"/>
+          <w:sz w:val="24"/>
+          <w:szCs w:val="24"/>
+        </w:rPr>
+        <w:t xml:space="preserve">the </w:t>
+      </w:r>
+      <w:r>
+        <w:rPr>
+          <w:rFonts w:ascii="Times New Roman" w:hAnsi="Times New Roman" w:cs="Times New Roman"/>
+          <w:sz w:val="24"/>
+          <w:szCs w:val="24"/>
+        </w:rPr>
+        <w:t>direct or indirect effects of varying light levels.</w:t>
+      </w:r>
+      <w:r>
+        <w:rPr>
+          <w:rFonts w:ascii="Times New Roman" w:hAnsi="Times New Roman" w:cs="Times New Roman"/>
+          <w:sz w:val="24"/>
+          <w:szCs w:val="24"/>
+        </w:rPr>
+        <w:t xml:space="preserve"> Diel vertical migration (DVM) is among the most widespread movement behaviors in aquatic systems, occurring in all sizes of water bodies and across multiple trophic levels.  Nocturnal ascent DVM is most commonly studied in zooplankton as anti-predator behavior, presenting a</w:t>
       </w:r>
       <w:r>
         <w:rPr>
@@ -1548,47 +866,63 @@
           <w:sz w:val="24"/>
           <w:szCs w:val="24"/>
         </w:rPr>
-        <w:t>as the environment transitions from photosynthetic production to respiratory consumption</w:t>
-      </w:r>
-      <w:r>
-        <w:rPr>
-          <w:rFonts w:ascii="Times New Roman" w:hAnsi="Times New Roman" w:cs="Times New Roman"/>
-          <w:sz w:val="24"/>
-          <w:szCs w:val="24"/>
-        </w:rPr>
-        <w:t xml:space="preserve"> (</w:t>
-      </w:r>
-      <w:r>
-        <w:rPr>
-          <w:rFonts w:ascii="Times New Roman" w:hAnsi="Times New Roman" w:cs="Times New Roman"/>
-          <w:sz w:val="24"/>
-          <w:szCs w:val="24"/>
-        </w:rPr>
-        <w:t>Andersen et al. 2017</w:t>
-      </w:r>
-      <w:r>
-        <w:rPr>
-          <w:rFonts w:ascii="Times New Roman" w:hAnsi="Times New Roman" w:cs="Times New Roman"/>
-          <w:sz w:val="24"/>
-          <w:szCs w:val="24"/>
-        </w:rPr>
-        <w:t>)</w:t>
-      </w:r>
-      <w:r>
-        <w:rPr>
-          <w:rFonts w:ascii="Times New Roman" w:hAnsi="Times New Roman" w:cs="Times New Roman"/>
-          <w:sz w:val="24"/>
-          <w:szCs w:val="24"/>
-        </w:rPr>
-        <w:t>, has the potential to create a vertically shifting oxygen profile</w:t>
-      </w:r>
-      <w:r>
-        <w:rPr>
-          <w:rFonts w:ascii="Times New Roman" w:hAnsi="Times New Roman" w:cs="Times New Roman"/>
-          <w:sz w:val="24"/>
-          <w:szCs w:val="24"/>
-        </w:rPr>
-        <w:t>.</w:t>
+        <w:t>trade-off between the resource rich and high risk surface waters</w:t>
+      </w:r>
+      <w:r>
+        <w:rPr>
+          <w:rFonts w:ascii="Times New Roman" w:hAnsi="Times New Roman" w:cs="Times New Roman"/>
+          <w:sz w:val="24"/>
+          <w:szCs w:val="24"/>
+        </w:rPr>
+        <w:t>,</w:t>
+      </w:r>
+      <w:r>
+        <w:rPr>
+          <w:rFonts w:ascii="Times New Roman" w:hAnsi="Times New Roman" w:cs="Times New Roman"/>
+          <w:sz w:val="24"/>
+          <w:szCs w:val="24"/>
+        </w:rPr>
+        <w:t xml:space="preserve"> and the cooler and safer waters at depth where the potential for growth is severely reduced (Ohman 1990For vertebrates, the three common</w:t>
+      </w:r>
+      <w:r>
+        <w:rPr>
+          <w:rFonts w:ascii="Times New Roman" w:hAnsi="Times New Roman" w:cs="Times New Roman"/>
+          <w:sz w:val="24"/>
+          <w:szCs w:val="24"/>
+        </w:rPr>
+        <w:t xml:space="preserve"> and often overlapping</w:t>
+      </w:r>
+      <w:r>
+        <w:rPr>
+          <w:rFonts w:ascii="Times New Roman" w:hAnsi="Times New Roman" w:cs="Times New Roman"/>
+          <w:sz w:val="24"/>
+          <w:szCs w:val="24"/>
+        </w:rPr>
+        <w:t xml:space="preserve"> hypothesis for DVM are </w:t>
+      </w:r>
+      <w:r>
+        <w:rPr>
+          <w:rFonts w:ascii="Times New Roman" w:hAnsi="Times New Roman" w:cs="Times New Roman"/>
+          <w:sz w:val="24"/>
+          <w:szCs w:val="24"/>
+        </w:rPr>
+        <w:t>maximizing bioenergetic</w:t>
+      </w:r>
+      <w:r>
+        <w:rPr>
+          <w:rFonts w:ascii="Times New Roman" w:hAnsi="Times New Roman" w:cs="Times New Roman"/>
+          <w:sz w:val="24"/>
+          <w:szCs w:val="24"/>
+        </w:rPr>
+        <w:t xml:space="preserve"> efficiency</w:t>
+      </w:r>
+      <w:r>
+        <w:rPr>
+          <w:rFonts w:ascii="Times New Roman" w:hAnsi="Times New Roman" w:cs="Times New Roman"/>
+          <w:sz w:val="24"/>
+          <w:szCs w:val="24"/>
+        </w:rPr>
+        <w:t>, crepuscular</w:t>
       </w:r>
       <w:r>
         <w:rPr>
@@ -1604,284 +938,153 @@
           <w:sz w:val="24"/>
           <w:szCs w:val="24"/>
         </w:rPr>
-        <w:t>In turn, s</w:t>
-      </w:r>
-      <w:r>
-        <w:rPr>
-          <w:rFonts w:ascii="Times New Roman" w:hAnsi="Times New Roman" w:cs="Times New Roman"/>
-          <w:sz w:val="24"/>
-          <w:szCs w:val="24"/>
-        </w:rPr>
-        <w:t xml:space="preserve">urface water temperatures fluctuate on a diel cycle in time-lagged synchrony with dissolved oxygen saturation (e.g. oxygen saturation is highest during midday, whereas surface water temperatures reach their maximum during early evening). </w:t>
-      </w:r>
-      <w:r>
-        <w:rPr>
-          <w:rFonts w:ascii="Times New Roman" w:hAnsi="Times New Roman" w:cs="Times New Roman"/>
-          <w:sz w:val="24"/>
-          <w:szCs w:val="24"/>
-        </w:rPr>
-        <w:t>Many cold-water alcoves on the Willamette River</w:t>
-      </w:r>
-      <w:r>
-        <w:rPr>
-          <w:rFonts w:ascii="Times New Roman" w:hAnsi="Times New Roman" w:cs="Times New Roman"/>
-          <w:sz w:val="24"/>
-          <w:szCs w:val="24"/>
-        </w:rPr>
-        <w:t xml:space="preserve"> of </w:t>
-      </w:r>
-      <w:r>
-        <w:rPr>
-          <w:rFonts w:ascii="Times New Roman" w:hAnsi="Times New Roman" w:cs="Times New Roman"/>
-          <w:sz w:val="24"/>
-          <w:szCs w:val="24"/>
-        </w:rPr>
-        <w:t xml:space="preserve">Western </w:t>
-      </w:r>
-      <w:r>
-        <w:rPr>
-          <w:rFonts w:ascii="Times New Roman" w:hAnsi="Times New Roman" w:cs="Times New Roman"/>
-          <w:sz w:val="24"/>
-          <w:szCs w:val="24"/>
-        </w:rPr>
-        <w:t xml:space="preserve">Oregon are heavily exploited by a cold-water fish, coastal cutthroat trout (O. </w:t>
-      </w:r>
-      <w:proofErr w:type="spellStart"/>
-      <w:r>
-        <w:rPr>
-          <w:rFonts w:ascii="Times New Roman" w:hAnsi="Times New Roman" w:cs="Times New Roman"/>
-          <w:sz w:val="24"/>
-          <w:szCs w:val="24"/>
-        </w:rPr>
-        <w:t>clarkii</w:t>
-      </w:r>
-      <w:proofErr w:type="spellEnd"/>
-      <w:r>
-        <w:rPr>
-          <w:rFonts w:ascii="Times New Roman" w:hAnsi="Times New Roman" w:cs="Times New Roman"/>
-          <w:sz w:val="24"/>
-          <w:szCs w:val="24"/>
-        </w:rPr>
-        <w:t xml:space="preserve"> </w:t>
-      </w:r>
-      <w:proofErr w:type="spellStart"/>
-      <w:r>
-        <w:rPr>
-          <w:rFonts w:ascii="Times New Roman" w:hAnsi="Times New Roman" w:cs="Times New Roman"/>
-          <w:sz w:val="24"/>
-          <w:szCs w:val="24"/>
-        </w:rPr>
-        <w:t>clarkii</w:t>
-      </w:r>
-      <w:proofErr w:type="spellEnd"/>
-      <w:r>
-        <w:rPr>
-          <w:rFonts w:ascii="Times New Roman" w:hAnsi="Times New Roman" w:cs="Times New Roman"/>
-          <w:sz w:val="24"/>
-          <w:szCs w:val="24"/>
-        </w:rPr>
-        <w:t>)</w:t>
-      </w:r>
-      <w:r>
-        <w:rPr>
-          <w:rFonts w:ascii="Times New Roman" w:hAnsi="Times New Roman" w:cs="Times New Roman"/>
-          <w:sz w:val="24"/>
-          <w:szCs w:val="24"/>
-        </w:rPr>
-        <w:t>,</w:t>
-      </w:r>
-      <w:r>
-        <w:rPr>
-          <w:rFonts w:ascii="Times New Roman" w:hAnsi="Times New Roman" w:cs="Times New Roman"/>
-          <w:sz w:val="24"/>
-          <w:szCs w:val="24"/>
-        </w:rPr>
-        <w:t xml:space="preserve"> during </w:t>
-      </w:r>
-      <w:r>
-        <w:rPr>
-          <w:rFonts w:ascii="Times New Roman" w:hAnsi="Times New Roman" w:cs="Times New Roman"/>
-          <w:sz w:val="24"/>
-          <w:szCs w:val="24"/>
-        </w:rPr>
-        <w:t>seasonally warm</w:t>
-      </w:r>
-      <w:r>
-        <w:rPr>
-          <w:rFonts w:ascii="Times New Roman" w:hAnsi="Times New Roman" w:cs="Times New Roman"/>
-          <w:sz w:val="24"/>
-          <w:szCs w:val="24"/>
-        </w:rPr>
-        <w:t xml:space="preserve"> conditions. These c</w:t>
-      </w:r>
-      <w:r>
-        <w:rPr>
-          <w:rFonts w:ascii="Times New Roman" w:hAnsi="Times New Roman" w:cs="Times New Roman"/>
-          <w:sz w:val="24"/>
-          <w:szCs w:val="24"/>
-        </w:rPr>
-        <w:t>old-adapted fish are sensitive to hypoxic (&lt;2mg•L</w:t>
-      </w:r>
-      <w:r>
-        <w:rPr>
-          <w:rFonts w:ascii="Times New Roman" w:hAnsi="Times New Roman" w:cs="Times New Roman"/>
-          <w:sz w:val="24"/>
-          <w:szCs w:val="24"/>
-          <w:vertAlign w:val="superscript"/>
-        </w:rPr>
-        <w:t>-1</w:t>
-      </w:r>
-      <w:r>
-        <w:rPr>
-          <w:rFonts w:ascii="Times New Roman" w:hAnsi="Times New Roman" w:cs="Times New Roman"/>
-          <w:sz w:val="24"/>
-          <w:szCs w:val="24"/>
-        </w:rPr>
-        <w:t>) and excessively warm (&gt;18℃) water, and these habitats</w:t>
-      </w:r>
-      <w:r>
-        <w:rPr>
-          <w:rFonts w:ascii="Times New Roman" w:hAnsi="Times New Roman" w:cs="Times New Roman"/>
-          <w:sz w:val="24"/>
-          <w:szCs w:val="24"/>
-        </w:rPr>
-        <w:t xml:space="preserve"> </w:t>
-      </w:r>
-      <w:r>
-        <w:rPr>
-          <w:rFonts w:ascii="Times New Roman" w:hAnsi="Times New Roman" w:cs="Times New Roman"/>
-          <w:sz w:val="24"/>
-          <w:szCs w:val="24"/>
-        </w:rPr>
-        <w:t>display high levels of diel and spatial variation</w:t>
-      </w:r>
-      <w:r>
-        <w:rPr>
-          <w:rFonts w:ascii="Times New Roman" w:hAnsi="Times New Roman" w:cs="Times New Roman"/>
-          <w:sz w:val="24"/>
-          <w:szCs w:val="24"/>
-        </w:rPr>
-        <w:t xml:space="preserve"> in </w:t>
-      </w:r>
-      <w:r>
-        <w:rPr>
-          <w:rFonts w:ascii="Times New Roman" w:hAnsi="Times New Roman" w:cs="Times New Roman"/>
-          <w:sz w:val="24"/>
-          <w:szCs w:val="24"/>
-        </w:rPr>
-        <w:t>both temperature and DO</w:t>
-      </w:r>
-      <w:r>
-        <w:rPr>
-          <w:rFonts w:ascii="Times New Roman" w:hAnsi="Times New Roman" w:cs="Times New Roman"/>
-          <w:sz w:val="24"/>
-          <w:szCs w:val="24"/>
-        </w:rPr>
-        <w:t xml:space="preserve">. </w:t>
-      </w:r>
-      <w:r>
-        <w:rPr>
-          <w:rFonts w:ascii="Times New Roman" w:hAnsi="Times New Roman" w:cs="Times New Roman"/>
-          <w:sz w:val="24"/>
-          <w:szCs w:val="24"/>
-        </w:rPr>
-        <w:t>Th</w:t>
-      </w:r>
-      <w:r>
-        <w:rPr>
-          <w:rFonts w:ascii="Times New Roman" w:hAnsi="Times New Roman" w:cs="Times New Roman"/>
-          <w:sz w:val="24"/>
-          <w:szCs w:val="24"/>
-        </w:rPr>
-        <w:t>e</w:t>
-      </w:r>
-      <w:r>
-        <w:rPr>
-          <w:rFonts w:ascii="Times New Roman" w:hAnsi="Times New Roman" w:cs="Times New Roman"/>
-          <w:sz w:val="24"/>
-          <w:szCs w:val="24"/>
-        </w:rPr>
-        <w:t xml:space="preserve"> fluctuating conditions </w:t>
-      </w:r>
-      <w:r>
-        <w:rPr>
-          <w:rFonts w:ascii="Times New Roman" w:hAnsi="Times New Roman" w:cs="Times New Roman"/>
-          <w:sz w:val="24"/>
-          <w:szCs w:val="24"/>
-        </w:rPr>
-        <w:t xml:space="preserve">found in these alcoves </w:t>
-      </w:r>
-      <w:r>
-        <w:rPr>
-          <w:rFonts w:ascii="Times New Roman" w:hAnsi="Times New Roman" w:cs="Times New Roman"/>
-          <w:sz w:val="24"/>
-          <w:szCs w:val="24"/>
-        </w:rPr>
-        <w:t xml:space="preserve">likely cause the zone of optimal habitat to shift over the 24-h cycle. While </w:t>
-      </w:r>
-      <w:r>
-        <w:rPr>
-          <w:rFonts w:ascii="Times New Roman" w:hAnsi="Times New Roman" w:cs="Times New Roman"/>
-          <w:sz w:val="24"/>
-          <w:szCs w:val="24"/>
-        </w:rPr>
-        <w:t>temperature and oxygen</w:t>
-      </w:r>
-      <w:r>
-        <w:rPr>
-          <w:rFonts w:ascii="Times New Roman" w:hAnsi="Times New Roman" w:cs="Times New Roman"/>
-          <w:sz w:val="24"/>
-          <w:szCs w:val="24"/>
-        </w:rPr>
-        <w:t xml:space="preserve"> fluctuate in rough synchrony (</w:t>
-      </w:r>
-      <w:r>
-        <w:rPr>
-          <w:rFonts w:ascii="Times New Roman" w:hAnsi="Times New Roman" w:cs="Times New Roman"/>
-          <w:sz w:val="24"/>
-          <w:szCs w:val="24"/>
-        </w:rPr>
-        <w:t xml:space="preserve">both </w:t>
-      </w:r>
-      <w:r>
-        <w:rPr>
-          <w:rFonts w:ascii="Times New Roman" w:hAnsi="Times New Roman" w:cs="Times New Roman"/>
-          <w:sz w:val="24"/>
-          <w:szCs w:val="24"/>
-        </w:rPr>
-        <w:t>increase during the day and decrease at night), ideal conditions fluctuate asynchronously when considered through the lens of a cold</w:t>
-      </w:r>
-      <w:r>
-        <w:rPr>
-          <w:rFonts w:ascii="Times New Roman" w:hAnsi="Times New Roman" w:cs="Times New Roman"/>
-          <w:sz w:val="24"/>
-          <w:szCs w:val="24"/>
-        </w:rPr>
-        <w:t>-</w:t>
-      </w:r>
-      <w:r>
-        <w:rPr>
-          <w:rFonts w:ascii="Times New Roman" w:hAnsi="Times New Roman" w:cs="Times New Roman"/>
-          <w:sz w:val="24"/>
-          <w:szCs w:val="24"/>
-        </w:rPr>
-        <w:t>water fish</w:t>
-      </w:r>
-      <w:r>
-        <w:rPr>
-          <w:rFonts w:ascii="Times New Roman" w:hAnsi="Times New Roman" w:cs="Times New Roman"/>
-          <w:sz w:val="24"/>
-          <w:szCs w:val="24"/>
-        </w:rPr>
-        <w:t>,</w:t>
-      </w:r>
-      <w:r>
-        <w:rPr>
-          <w:rFonts w:ascii="Times New Roman" w:hAnsi="Times New Roman" w:cs="Times New Roman"/>
-          <w:sz w:val="24"/>
-          <w:szCs w:val="24"/>
-        </w:rPr>
-        <w:t xml:space="preserve"> where cooler temperatures coupled with higher dissolved oxygen are ideal.</w:t>
+        <w:t xml:space="preserve">exploitation of an antipredation window, and foraging opportunity (Clark and Levy 1988, Wurtsbaugh and Neverman 1988, Scheuerell and Schindler 2003). </w:t>
+      </w:r>
+      <w:r>
+        <w:rPr>
+          <w:rFonts w:ascii="Times New Roman" w:hAnsi="Times New Roman" w:cs="Times New Roman"/>
+          <w:sz w:val="24"/>
+          <w:szCs w:val="24"/>
+        </w:rPr>
+        <w:t xml:space="preserve">In example, trout in stratified reservoirs </w:t>
+      </w:r>
+      <w:r>
+        <w:rPr>
+          <w:rFonts w:ascii="Times New Roman" w:hAnsi="Times New Roman" w:cs="Times New Roman"/>
+          <w:sz w:val="24"/>
+          <w:szCs w:val="24"/>
+        </w:rPr>
+        <w:t xml:space="preserve">have been observed using </w:t>
+      </w:r>
+      <w:r>
+        <w:rPr>
+          <w:rFonts w:ascii="Times New Roman" w:hAnsi="Times New Roman" w:cs="Times New Roman"/>
+          <w:sz w:val="24"/>
+          <w:szCs w:val="24"/>
+        </w:rPr>
+        <w:t>DVM as a trade-off between optimizing temperature</w:t>
+      </w:r>
+      <w:r>
+        <w:rPr>
+          <w:rFonts w:ascii="Times New Roman" w:hAnsi="Times New Roman" w:cs="Times New Roman"/>
+          <w:sz w:val="24"/>
+          <w:szCs w:val="24"/>
+        </w:rPr>
+        <w:t>, forage opportunity,</w:t>
+      </w:r>
+      <w:r>
+        <w:rPr>
+          <w:rFonts w:ascii="Times New Roman" w:hAnsi="Times New Roman" w:cs="Times New Roman"/>
+          <w:sz w:val="24"/>
+          <w:szCs w:val="24"/>
+        </w:rPr>
+        <w:t xml:space="preserve"> and growth (Eckmann et </w:t>
+      </w:r>
+      <w:bookmarkStart w:id="0" w:name="_GoBack"/>
+      <w:bookmarkEnd w:id="0"/>
+      <w:r>
+        <w:rPr>
+          <w:rFonts w:ascii="Times New Roman" w:hAnsi="Times New Roman" w:cs="Times New Roman"/>
+          <w:sz w:val="24"/>
+          <w:szCs w:val="24"/>
+        </w:rPr>
+        <w:t xml:space="preserve">al. 2016, Thomas et al. 2023). </w:t>
+      </w:r>
+      <w:r>
+        <w:rPr>
+          <w:rFonts w:ascii="Times New Roman" w:hAnsi="Times New Roman" w:cs="Times New Roman"/>
+          <w:sz w:val="24"/>
+          <w:szCs w:val="24"/>
+        </w:rPr>
+        <w:t>W</w:t>
+      </w:r>
+      <w:r>
+        <w:rPr>
+          <w:rFonts w:ascii="Times New Roman" w:hAnsi="Times New Roman" w:cs="Times New Roman"/>
+          <w:sz w:val="24"/>
+          <w:szCs w:val="24"/>
+        </w:rPr>
+        <w:t>hile DVM is a p</w:t>
+      </w:r>
+      <w:r>
+        <w:rPr>
+          <w:rFonts w:ascii="Times New Roman" w:hAnsi="Times New Roman" w:cs="Times New Roman"/>
+          <w:sz w:val="24"/>
+          <w:szCs w:val="24"/>
+        </w:rPr>
+        <w:t>ervasive</w:t>
+      </w:r>
+      <w:r>
+        <w:rPr>
+          <w:rFonts w:ascii="Times New Roman" w:hAnsi="Times New Roman" w:cs="Times New Roman"/>
+          <w:sz w:val="24"/>
+          <w:szCs w:val="24"/>
+        </w:rPr>
+        <w:t xml:space="preserve"> behavioral strategy </w:t>
+      </w:r>
+      <w:r>
+        <w:rPr>
+          <w:rFonts w:ascii="Times New Roman" w:hAnsi="Times New Roman" w:cs="Times New Roman"/>
+          <w:sz w:val="24"/>
+          <w:szCs w:val="24"/>
+        </w:rPr>
+        <w:t>that has been studied in response to diel variation in various trade-offs</w:t>
+      </w:r>
+      <w:r>
+        <w:rPr>
+          <w:rFonts w:ascii="Times New Roman" w:hAnsi="Times New Roman" w:cs="Times New Roman"/>
+          <w:sz w:val="24"/>
+          <w:szCs w:val="24"/>
+        </w:rPr>
+        <w:t xml:space="preserve">, there is </w:t>
+      </w:r>
+      <w:r>
+        <w:rPr>
+          <w:rFonts w:ascii="Times New Roman" w:hAnsi="Times New Roman" w:cs="Times New Roman"/>
+          <w:sz w:val="24"/>
+          <w:szCs w:val="24"/>
+        </w:rPr>
+        <w:t xml:space="preserve">virtually no knowledge of </w:t>
+      </w:r>
+      <w:r>
+        <w:rPr>
+          <w:rFonts w:ascii="Times New Roman" w:hAnsi="Times New Roman" w:cs="Times New Roman"/>
+          <w:sz w:val="24"/>
+          <w:szCs w:val="24"/>
+        </w:rPr>
+        <w:t>whether DVM or analogous</w:t>
+      </w:r>
+      <w:r>
+        <w:rPr>
+          <w:rFonts w:ascii="Times New Roman" w:hAnsi="Times New Roman" w:cs="Times New Roman"/>
+          <w:sz w:val="24"/>
+          <w:szCs w:val="24"/>
+        </w:rPr>
+        <w:t xml:space="preserve"> habitat cycling can alleviate the trade-off between temperature and DO</w:t>
+      </w:r>
+      <w:r>
+        <w:rPr>
+          <w:rFonts w:ascii="Times New Roman" w:hAnsi="Times New Roman" w:cs="Times New Roman"/>
+          <w:sz w:val="24"/>
+          <w:szCs w:val="24"/>
+        </w:rPr>
+        <w:t xml:space="preserve">, which is a critically relevant to understanding </w:t>
+      </w:r>
+      <w:r>
+        <w:rPr>
+          <w:rFonts w:ascii="Times New Roman" w:hAnsi="Times New Roman" w:cs="Times New Roman"/>
+          <w:sz w:val="24"/>
+          <w:szCs w:val="24"/>
+        </w:rPr>
+        <w:t xml:space="preserve">the </w:t>
+      </w:r>
+      <w:r>
+        <w:rPr>
+          <w:rFonts w:ascii="Times New Roman" w:hAnsi="Times New Roman" w:cs="Times New Roman"/>
+          <w:sz w:val="24"/>
+          <w:szCs w:val="24"/>
+        </w:rPr>
+        <w:t>effects of climate change.</w:t>
       </w:r>
     </w:p>
     <w:p>
@@ -1889,6 +1092,7 @@
         <w:rPr>
           <w:rFonts w:ascii="Times New Roman" w:hAnsi="Times New Roman" w:cs="Times New Roman"/>
           <w:sz w:val="24"/>
+          <w:szCs w:val="24"/>
         </w:rPr>
       </w:pPr>
       <w:r>
@@ -1897,6 +1101,441 @@
           <w:sz w:val="24"/>
           <w:szCs w:val="24"/>
         </w:rPr>
+        <w:t>Cool floodplain habitats</w:t>
+      </w:r>
+      <w:r>
+        <w:rPr>
+          <w:rFonts w:ascii="Times New Roman" w:hAnsi="Times New Roman" w:cs="Times New Roman"/>
+          <w:sz w:val="24"/>
+          <w:szCs w:val="24"/>
+        </w:rPr>
+        <w:t xml:space="preserve"> (e.</w:t>
+      </w:r>
+      <w:r>
+        <w:rPr>
+          <w:rFonts w:ascii="Times New Roman" w:hAnsi="Times New Roman" w:cs="Times New Roman"/>
+          <w:sz w:val="24"/>
+          <w:szCs w:val="24"/>
+        </w:rPr>
+        <w:t xml:space="preserve">g. </w:t>
+      </w:r>
+      <w:r>
+        <w:rPr>
+          <w:rFonts w:ascii="Times New Roman" w:hAnsi="Times New Roman" w:cs="Times New Roman"/>
+          <w:sz w:val="24"/>
+          <w:szCs w:val="24"/>
+        </w:rPr>
+        <w:t xml:space="preserve">cold-water </w:t>
+      </w:r>
+      <w:r>
+        <w:rPr>
+          <w:rFonts w:ascii="Times New Roman" w:hAnsi="Times New Roman" w:cs="Times New Roman"/>
+          <w:sz w:val="24"/>
+          <w:szCs w:val="24"/>
+        </w:rPr>
+        <w:t xml:space="preserve">alcoves) used by cold-water fish are a model system to study </w:t>
+      </w:r>
+      <w:r>
+        <w:rPr>
+          <w:rFonts w:ascii="Times New Roman" w:hAnsi="Times New Roman" w:cs="Times New Roman"/>
+          <w:sz w:val="24"/>
+          <w:szCs w:val="24"/>
+        </w:rPr>
+        <w:t>the occurrence of DVM in response to a</w:t>
+      </w:r>
+      <w:r>
+        <w:rPr>
+          <w:rFonts w:ascii="Times New Roman" w:hAnsi="Times New Roman" w:cs="Times New Roman"/>
+          <w:sz w:val="24"/>
+          <w:szCs w:val="24"/>
+        </w:rPr>
+        <w:t xml:space="preserve"> temperature-DO trade-off. </w:t>
+      </w:r>
+      <w:r>
+        <w:rPr>
+          <w:rFonts w:ascii="Times New Roman" w:hAnsi="Times New Roman" w:cs="Times New Roman"/>
+          <w:sz w:val="24"/>
+          <w:szCs w:val="24"/>
+        </w:rPr>
+        <w:t>The combination of pronounced vertical stratification in oxygen from hypoxic hyporheic inputs</w:t>
+      </w:r>
+      <w:r>
+        <w:rPr>
+          <w:rFonts w:ascii="Times New Roman" w:hAnsi="Times New Roman" w:cs="Times New Roman"/>
+          <w:sz w:val="24"/>
+          <w:szCs w:val="24"/>
+        </w:rPr>
+        <w:t xml:space="preserve"> (</w:t>
+      </w:r>
+      <w:r>
+        <w:rPr>
+          <w:rFonts w:ascii="Times New Roman" w:hAnsi="Times New Roman" w:cs="Times New Roman"/>
+          <w:color w:val="000000"/>
+          <w:sz w:val="24"/>
+          <w:szCs w:val="24"/>
+        </w:rPr>
+        <w:t>Zarnetske et al. 2011, Gombert et al. 2022</w:t>
+      </w:r>
+      <w:r>
+        <w:rPr>
+          <w:rFonts w:ascii="Times New Roman" w:hAnsi="Times New Roman" w:cs="Times New Roman"/>
+          <w:sz w:val="24"/>
+          <w:szCs w:val="24"/>
+        </w:rPr>
+        <w:t>)</w:t>
+      </w:r>
+      <w:r>
+        <w:rPr>
+          <w:rFonts w:ascii="Times New Roman" w:hAnsi="Times New Roman" w:cs="Times New Roman"/>
+          <w:sz w:val="24"/>
+          <w:szCs w:val="24"/>
+        </w:rPr>
+        <w:t>, coupled with diel oxygen cycling</w:t>
+      </w:r>
+      <w:r>
+        <w:rPr>
+          <w:rFonts w:ascii="Times New Roman" w:hAnsi="Times New Roman" w:cs="Times New Roman"/>
+          <w:sz w:val="24"/>
+          <w:szCs w:val="24"/>
+        </w:rPr>
+        <w:t xml:space="preserve"> </w:t>
+      </w:r>
+      <w:r>
+        <w:rPr>
+          <w:rFonts w:ascii="Times New Roman" w:hAnsi="Times New Roman" w:cs="Times New Roman"/>
+          <w:sz w:val="24"/>
+          <w:szCs w:val="24"/>
+        </w:rPr>
+        <w:t>as the environment transitions from photosynthetic production to respiratory consumption</w:t>
+      </w:r>
+      <w:r>
+        <w:rPr>
+          <w:rFonts w:ascii="Times New Roman" w:hAnsi="Times New Roman" w:cs="Times New Roman"/>
+          <w:sz w:val="24"/>
+          <w:szCs w:val="24"/>
+        </w:rPr>
+        <w:t xml:space="preserve"> (</w:t>
+      </w:r>
+      <w:r>
+        <w:rPr>
+          <w:rFonts w:ascii="Times New Roman" w:hAnsi="Times New Roman" w:cs="Times New Roman"/>
+          <w:sz w:val="24"/>
+          <w:szCs w:val="24"/>
+        </w:rPr>
+        <w:t>Andersen et al. 2017</w:t>
+      </w:r>
+      <w:r>
+        <w:rPr>
+          <w:rFonts w:ascii="Times New Roman" w:hAnsi="Times New Roman" w:cs="Times New Roman"/>
+          <w:sz w:val="24"/>
+          <w:szCs w:val="24"/>
+        </w:rPr>
+        <w:t>)</w:t>
+      </w:r>
+      <w:r>
+        <w:rPr>
+          <w:rFonts w:ascii="Times New Roman" w:hAnsi="Times New Roman" w:cs="Times New Roman"/>
+          <w:sz w:val="24"/>
+          <w:szCs w:val="24"/>
+        </w:rPr>
+        <w:t>, has the potential to create a vertically shifting oxygen profile</w:t>
+      </w:r>
+      <w:r>
+        <w:rPr>
+          <w:rFonts w:ascii="Times New Roman" w:hAnsi="Times New Roman" w:cs="Times New Roman"/>
+          <w:sz w:val="24"/>
+          <w:szCs w:val="24"/>
+        </w:rPr>
+        <w:t>.</w:t>
+      </w:r>
+      <w:r>
+        <w:rPr>
+          <w:rFonts w:ascii="Times New Roman" w:hAnsi="Times New Roman" w:cs="Times New Roman"/>
+          <w:sz w:val="24"/>
+          <w:szCs w:val="24"/>
+        </w:rPr>
+        <w:t xml:space="preserve"> </w:t>
+      </w:r>
+      <w:r>
+        <w:rPr>
+          <w:rFonts w:ascii="Times New Roman" w:hAnsi="Times New Roman" w:cs="Times New Roman"/>
+          <w:sz w:val="24"/>
+          <w:szCs w:val="24"/>
+        </w:rPr>
+        <w:t>In turn, s</w:t>
+      </w:r>
+      <w:r>
+        <w:rPr>
+          <w:rFonts w:ascii="Times New Roman" w:hAnsi="Times New Roman" w:cs="Times New Roman"/>
+          <w:sz w:val="24"/>
+          <w:szCs w:val="24"/>
+        </w:rPr>
+        <w:t xml:space="preserve">urface water temperatures fluctuate on a diel cycle in time-lagged synchrony with dissolved oxygen saturation (e.g. oxygen saturation is highest during midday, whereas surface water temperatures reach their maximum during early evening). </w:t>
+      </w:r>
+      <w:r>
+        <w:rPr>
+          <w:rFonts w:ascii="Times New Roman" w:hAnsi="Times New Roman" w:cs="Times New Roman"/>
+          <w:sz w:val="24"/>
+          <w:szCs w:val="24"/>
+        </w:rPr>
+        <w:t>Many cold-water alcoves on the Willamette River</w:t>
+      </w:r>
+      <w:r>
+        <w:rPr>
+          <w:rFonts w:ascii="Times New Roman" w:hAnsi="Times New Roman" w:cs="Times New Roman"/>
+          <w:sz w:val="24"/>
+          <w:szCs w:val="24"/>
+        </w:rPr>
+        <w:t xml:space="preserve"> of </w:t>
+      </w:r>
+      <w:r>
+        <w:rPr>
+          <w:rFonts w:ascii="Times New Roman" w:hAnsi="Times New Roman" w:cs="Times New Roman"/>
+          <w:sz w:val="24"/>
+          <w:szCs w:val="24"/>
+        </w:rPr>
+        <w:t xml:space="preserve">Western </w:t>
+      </w:r>
+      <w:r>
+        <w:rPr>
+          <w:rFonts w:ascii="Times New Roman" w:hAnsi="Times New Roman" w:cs="Times New Roman"/>
+          <w:sz w:val="24"/>
+          <w:szCs w:val="24"/>
+        </w:rPr>
+        <w:t>Oregon are heavily exploited by a cold-water fish, coastal cutthroat trout (</w:t>
+      </w:r>
+      <w:r>
+        <w:rPr>
+          <w:rFonts w:ascii="Times New Roman" w:hAnsi="Times New Roman" w:cs="Times New Roman"/>
+          <w:i/>
+          <w:sz w:val="24"/>
+          <w:szCs w:val="24"/>
+        </w:rPr>
+        <w:t>O. clarkii clarkii</w:t>
+      </w:r>
+      <w:r>
+        <w:rPr>
+          <w:rFonts w:ascii="Times New Roman" w:hAnsi="Times New Roman" w:cs="Times New Roman"/>
+          <w:sz w:val="24"/>
+          <w:szCs w:val="24"/>
+        </w:rPr>
+        <w:t>)</w:t>
+      </w:r>
+      <w:r>
+        <w:rPr>
+          <w:rFonts w:ascii="Times New Roman" w:hAnsi="Times New Roman" w:cs="Times New Roman"/>
+          <w:sz w:val="24"/>
+          <w:szCs w:val="24"/>
+        </w:rPr>
+        <w:t>,</w:t>
+      </w:r>
+      <w:r>
+        <w:rPr>
+          <w:rFonts w:ascii="Times New Roman" w:hAnsi="Times New Roman" w:cs="Times New Roman"/>
+          <w:sz w:val="24"/>
+          <w:szCs w:val="24"/>
+        </w:rPr>
+        <w:t xml:space="preserve"> during </w:t>
+      </w:r>
+      <w:r>
+        <w:rPr>
+          <w:rFonts w:ascii="Times New Roman" w:hAnsi="Times New Roman" w:cs="Times New Roman"/>
+          <w:sz w:val="24"/>
+          <w:szCs w:val="24"/>
+        </w:rPr>
+        <w:t>seasonally warm</w:t>
+      </w:r>
+      <w:r>
+        <w:rPr>
+          <w:rFonts w:ascii="Times New Roman" w:hAnsi="Times New Roman" w:cs="Times New Roman"/>
+          <w:sz w:val="24"/>
+          <w:szCs w:val="24"/>
+        </w:rPr>
+        <w:t xml:space="preserve"> conditions. These c</w:t>
+      </w:r>
+      <w:r>
+        <w:rPr>
+          <w:rFonts w:ascii="Times New Roman" w:hAnsi="Times New Roman" w:cs="Times New Roman"/>
+          <w:sz w:val="24"/>
+          <w:szCs w:val="24"/>
+        </w:rPr>
+        <w:t>old-adapted fish are sensitive to hypoxic (&lt;2mg•L</w:t>
+      </w:r>
+      <w:r>
+        <w:rPr>
+          <w:rFonts w:ascii="Times New Roman" w:hAnsi="Times New Roman" w:cs="Times New Roman"/>
+          <w:sz w:val="24"/>
+          <w:szCs w:val="24"/>
+          <w:vertAlign w:val="superscript"/>
+        </w:rPr>
+        <w:t>-1</w:t>
+      </w:r>
+      <w:r>
+        <w:rPr>
+          <w:rFonts w:ascii="Times New Roman" w:hAnsi="Times New Roman" w:cs="Times New Roman"/>
+          <w:sz w:val="24"/>
+          <w:szCs w:val="24"/>
+        </w:rPr>
+        <w:t>) and excessively warm (&gt;18℃) water, and these habitats</w:t>
+      </w:r>
+      <w:r>
+        <w:rPr>
+          <w:rFonts w:ascii="Times New Roman" w:hAnsi="Times New Roman" w:cs="Times New Roman"/>
+          <w:sz w:val="24"/>
+          <w:szCs w:val="24"/>
+        </w:rPr>
+        <w:t xml:space="preserve"> </w:t>
+      </w:r>
+      <w:r>
+        <w:rPr>
+          <w:rFonts w:ascii="Times New Roman" w:hAnsi="Times New Roman" w:cs="Times New Roman"/>
+          <w:sz w:val="24"/>
+          <w:szCs w:val="24"/>
+        </w:rPr>
+        <w:t>display high levels of diel and spatial variation</w:t>
+      </w:r>
+      <w:r>
+        <w:rPr>
+          <w:rFonts w:ascii="Times New Roman" w:hAnsi="Times New Roman" w:cs="Times New Roman"/>
+          <w:sz w:val="24"/>
+          <w:szCs w:val="24"/>
+        </w:rPr>
+        <w:t xml:space="preserve"> in </w:t>
+      </w:r>
+      <w:r>
+        <w:rPr>
+          <w:rFonts w:ascii="Times New Roman" w:hAnsi="Times New Roman" w:cs="Times New Roman"/>
+          <w:sz w:val="24"/>
+          <w:szCs w:val="24"/>
+        </w:rPr>
+        <w:t>both temperature and DO</w:t>
+      </w:r>
+      <w:r>
+        <w:rPr>
+          <w:rFonts w:ascii="Times New Roman" w:hAnsi="Times New Roman" w:cs="Times New Roman"/>
+          <w:sz w:val="24"/>
+          <w:szCs w:val="24"/>
+        </w:rPr>
+        <w:t xml:space="preserve">. </w:t>
+      </w:r>
+      <w:r>
+        <w:rPr>
+          <w:rFonts w:ascii="Times New Roman" w:hAnsi="Times New Roman" w:cs="Times New Roman"/>
+          <w:sz w:val="24"/>
+          <w:szCs w:val="24"/>
+        </w:rPr>
+        <w:t>Th</w:t>
+      </w:r>
+      <w:r>
+        <w:rPr>
+          <w:rFonts w:ascii="Times New Roman" w:hAnsi="Times New Roman" w:cs="Times New Roman"/>
+          <w:sz w:val="24"/>
+          <w:szCs w:val="24"/>
+        </w:rPr>
+        <w:t>e</w:t>
+      </w:r>
+      <w:r>
+        <w:rPr>
+          <w:rFonts w:ascii="Times New Roman" w:hAnsi="Times New Roman" w:cs="Times New Roman"/>
+          <w:sz w:val="24"/>
+          <w:szCs w:val="24"/>
+        </w:rPr>
+        <w:t xml:space="preserve"> fluctuating conditions </w:t>
+      </w:r>
+      <w:r>
+        <w:rPr>
+          <w:rFonts w:ascii="Times New Roman" w:hAnsi="Times New Roman" w:cs="Times New Roman"/>
+          <w:sz w:val="24"/>
+          <w:szCs w:val="24"/>
+        </w:rPr>
+        <w:t xml:space="preserve">found in these alcoves </w:t>
+      </w:r>
+      <w:r>
+        <w:rPr>
+          <w:rFonts w:ascii="Times New Roman" w:hAnsi="Times New Roman" w:cs="Times New Roman"/>
+          <w:sz w:val="24"/>
+          <w:szCs w:val="24"/>
+        </w:rPr>
+        <w:t xml:space="preserve">likely cause the zone of optimal habitat to shift over the 24-h cycle. While </w:t>
+      </w:r>
+      <w:r>
+        <w:rPr>
+          <w:rFonts w:ascii="Times New Roman" w:hAnsi="Times New Roman" w:cs="Times New Roman"/>
+          <w:sz w:val="24"/>
+          <w:szCs w:val="24"/>
+        </w:rPr>
+        <w:t>temperature and oxygen</w:t>
+      </w:r>
+      <w:r>
+        <w:rPr>
+          <w:rFonts w:ascii="Times New Roman" w:hAnsi="Times New Roman" w:cs="Times New Roman"/>
+          <w:sz w:val="24"/>
+          <w:szCs w:val="24"/>
+        </w:rPr>
+        <w:t xml:space="preserve"> fluctuate in rough synchrony (</w:t>
+      </w:r>
+      <w:r>
+        <w:rPr>
+          <w:rFonts w:ascii="Times New Roman" w:hAnsi="Times New Roman" w:cs="Times New Roman"/>
+          <w:sz w:val="24"/>
+          <w:szCs w:val="24"/>
+        </w:rPr>
+        <w:t xml:space="preserve">both </w:t>
+      </w:r>
+      <w:r>
+        <w:rPr>
+          <w:rFonts w:ascii="Times New Roman" w:hAnsi="Times New Roman" w:cs="Times New Roman"/>
+          <w:sz w:val="24"/>
+          <w:szCs w:val="24"/>
+        </w:rPr>
+        <w:t>increase during the day and decrease at night), ideal conditions fluctuate asynchronously when considered through the lens of a cold</w:t>
+      </w:r>
+      <w:r>
+        <w:rPr>
+          <w:rFonts w:ascii="Times New Roman" w:hAnsi="Times New Roman" w:cs="Times New Roman"/>
+          <w:sz w:val="24"/>
+          <w:szCs w:val="24"/>
+        </w:rPr>
+        <w:t>-</w:t>
+      </w:r>
+      <w:r>
+        <w:rPr>
+          <w:rFonts w:ascii="Times New Roman" w:hAnsi="Times New Roman" w:cs="Times New Roman"/>
+          <w:sz w:val="24"/>
+          <w:szCs w:val="24"/>
+        </w:rPr>
+        <w:t>water fish</w:t>
+      </w:r>
+      <w:r>
+        <w:rPr>
+          <w:rFonts w:ascii="Times New Roman" w:hAnsi="Times New Roman" w:cs="Times New Roman"/>
+          <w:sz w:val="24"/>
+          <w:szCs w:val="24"/>
+        </w:rPr>
+        <w:t>,</w:t>
+      </w:r>
+      <w:r>
+        <w:rPr>
+          <w:rFonts w:ascii="Times New Roman" w:hAnsi="Times New Roman" w:cs="Times New Roman"/>
+          <w:sz w:val="24"/>
+          <w:szCs w:val="24"/>
+        </w:rPr>
+        <w:t xml:space="preserve"> where cooler temperatures coupled with higher dissolved oxygen are ideal.</w:t>
+      </w:r>
+    </w:p>
+    <w:p>
+      <w:pPr>
+        <w:rPr>
+          <w:rFonts w:ascii="Times New Roman" w:hAnsi="Times New Roman" w:cs="Times New Roman"/>
+          <w:sz w:val="24"/>
+        </w:rPr>
+      </w:pPr>
+      <w:r>
+        <w:rPr>
+          <w:rFonts w:ascii="Times New Roman" w:hAnsi="Times New Roman" w:cs="Times New Roman"/>
+          <w:sz w:val="24"/>
+          <w:szCs w:val="24"/>
+        </w:rPr>
         <w:t xml:space="preserve">When determining the ecological significance of cold-water refuges we first need to understand the potential trade-offs that may occur within these habitats. </w:t>
       </w:r>
       <w:r>
@@ -1953,7 +1592,15 @@
           <w:rFonts w:ascii="Times New Roman" w:hAnsi="Times New Roman" w:cs="Times New Roman"/>
           <w:sz w:val="24"/>
         </w:rPr>
-        <w:t xml:space="preserve"> The volume of habitat that is both suitably cool and oxygenated is likely a small portion of the alcove, and it likely expands, contracts, and shifts over time. In this study we aim to 1) determine whether temperature and oxygen shift over a diel timeframe, to 2) quantify diel variation in dissolved oxygen and temperature across alcoves, and to 3) determine whether fish use fine-scale diel vertical movements to balance shifting trade-offs between dissolved oxygen and temperature.</w:t>
+        <w:t xml:space="preserve"> The volume of habitat that is both suitably cool and oxygenated is likely a small portion of the alcove, and it likely expands, contracts, and shifts over time. In this study we aim to 1) determine whether temperature and </w:t>
+      </w:r>
+      <w:r>
+        <w:rPr>
+          <w:rFonts w:ascii="Times New Roman" w:hAnsi="Times New Roman" w:cs="Times New Roman"/>
+          <w:sz w:val="24"/>
+        </w:rPr>
+        <w:lastRenderedPageBreak/>
+        <w:t>oxygen shift over a diel timeframe, to 2) quantify diel variation in dissolved oxygen and temperature across alcoves, and to 3) determine whether fish use fine-scale diel vertical movements to balance shifting trade-offs between dissolved oxygen and temperature.</w:t>
       </w:r>
       <w:r>
         <w:rPr>
@@ -2026,50 +1673,6 @@
 </w:document>
 </file>
 
-<file path=word/comments.xml><?xml version="1.0" encoding="utf-8"?>
-<w:comments xmlns:wpc="http://schemas.microsoft.com/office/word/2010/wordprocessingCanvas" xmlns:cx="http://schemas.microsoft.com/office/drawing/2014/chartex" xmlns:cx1="http://schemas.microsoft.com/office/drawing/2015/9/8/chartex" xmlns:mc="http://schemas.openxmlformats.org/markup-compatibility/2006" xmlns:o="urn:schemas-microsoft-com:office:office" xmlns:r="http://schemas.openxmlformats.org/officeDocument/2006/relationships" xmlns:m="http://schemas.openxmlformats.org/officeDocument/2006/math" xmlns:v="urn:schemas-microsoft-com:vml" xmlns:wp14="http://schemas.microsoft.com/office/word/2010/wordprocessingDrawing" xmlns:wp="http://schemas.openxmlformats.org/drawingml/2006/wordprocessingDrawing" xmlns:w10="urn:schemas-microsoft-com:office:word" xmlns:w="http://schemas.openxmlformats.org/wordprocessingml/2006/main" xmlns:w14="http://schemas.microsoft.com/office/word/2010/wordml" xmlns:w15="http://schemas.microsoft.com/office/word/2012/wordml" xmlns:w16se="http://schemas.microsoft.com/office/word/2015/wordml/symex" xmlns:wpg="http://schemas.microsoft.com/office/word/2010/wordprocessingGroup" xmlns:wpi="http://schemas.microsoft.com/office/word/2010/wordprocessingInk" xmlns:wne="http://schemas.microsoft.com/office/word/2006/wordml" xmlns:wps="http://schemas.microsoft.com/office/word/2010/wordprocessingShape" mc:Ignorable="w14 w15 w16se wp14">
-  <w:comment w:id="3" w:author="Barrett, Hannah" w:date="2023-08-17T12:23:00Z" w:initials="BH">
-    <w:p>
-      <w:pPr>
-        <w:pStyle w:val="CommentText"/>
-      </w:pPr>
-      <w:r>
-        <w:rPr>
-          <w:rStyle w:val="CommentReference"/>
-        </w:rPr>
-        <w:annotationRef/>
-      </w:r>
-      <w:r>
-        <w:t>?</w:t>
-      </w:r>
-    </w:p>
-  </w:comment>
-  <w:comment w:id="4" w:author="Barrett, Hannah" w:date="2023-08-17T11:52:00Z" w:initials="BH">
-    <w:p>
-      <w:pPr>
-        <w:pStyle w:val="CommentText"/>
-      </w:pPr>
-      <w:r>
-        <w:rPr>
-          <w:rStyle w:val="CommentReference"/>
-        </w:rPr>
-        <w:annotationRef/>
-      </w:r>
-      <w:r>
-        <w:t>?</w:t>
-      </w:r>
-    </w:p>
-  </w:comment>
-</w:comments>
-</file>
-
-<file path=word/commentsExtended.xml><?xml version="1.0" encoding="utf-8"?>
-<w15:commentsEx xmlns:wpc="http://schemas.microsoft.com/office/word/2010/wordprocessingCanvas" xmlns:cx="http://schemas.microsoft.com/office/drawing/2014/chartex" xmlns:cx1="http://schemas.microsoft.com/office/drawing/2015/9/8/chartex" xmlns:mc="http://schemas.openxmlformats.org/markup-compatibility/2006" xmlns:o="urn:schemas-microsoft-com:office:office" xmlns:r="http://schemas.openxmlformats.org/officeDocument/2006/relationships" xmlns:m="http://schemas.openxmlformats.org/officeDocument/2006/math" xmlns:v="urn:schemas-microsoft-com:vml" xmlns:wp14="http://schemas.microsoft.com/office/word/2010/wordprocessingDrawing" xmlns:wp="http://schemas.openxmlformats.org/drawingml/2006/wordprocessingDrawing" xmlns:w10="urn:schemas-microsoft-com:office:word" xmlns:w="http://schemas.openxmlformats.org/wordprocessingml/2006/main" xmlns:w14="http://schemas.microsoft.com/office/word/2010/wordml" xmlns:w15="http://schemas.microsoft.com/office/word/2012/wordml" xmlns:w16se="http://schemas.microsoft.com/office/word/2015/wordml/symex" xmlns:wpg="http://schemas.microsoft.com/office/word/2010/wordprocessingGroup" xmlns:wpi="http://schemas.microsoft.com/office/word/2010/wordprocessingInk" xmlns:wne="http://schemas.microsoft.com/office/word/2006/wordml" xmlns:wps="http://schemas.microsoft.com/office/word/2010/wordprocessingShape" mc:Ignorable="w14 w15 w16se wp14">
-  <w15:commentEx w15:paraId="4FF5A547" w15:done="0"/>
-  <w15:commentEx w15:paraId="25AEE2DE" w15:done="0"/>
-</w15:commentsEx>
-</file>
-
 <file path=word/commentsExtensible.xml><?xml version="1.0" encoding="utf-8"?>
 <w16cex:commentsExtensible xmlns:wpc="http://schemas.microsoft.com/office/word/2010/wordprocessingCanvas" xmlns:cx="http://schemas.microsoft.com/office/drawing/2014/chartex" xmlns:cx1="http://schemas.microsoft.com/office/drawing/2015/9/8/chartex" xmlns:cx2="http://schemas.microsoft.com/office/drawing/2015/10/21/chartex" xmlns:cx3="http://schemas.microsoft.com/office/drawing/2016/5/9/chartex" xmlns:cx4="http://schemas.microsoft.com/office/drawing/2016/5/10/chartex" xmlns:cx5="http://schemas.microsoft.com/office/drawing/2016/5/11/chartex" xmlns:cx6="http://schemas.microsoft.com/office/drawing/2016/5/12/chartex" xmlns:cx7="http://schemas.microsoft.com/office/drawing/2016/5/13/chartex" xmlns:cx8="http://schemas.microsoft.com/office/drawing/2016/5/14/chartex" xmlns:mc="http://schemas.openxmlformats.org/markup-compatibility/2006" xmlns:aink="http://schemas.microsoft.com/office/drawing/2016/ink" xmlns:am3d="http://schemas.microsoft.com/office/drawing/2017/model3d" xmlns:o="urn:schemas-microsoft-com:office:office" xmlns:oel="http://schemas.microsoft.com/office/2019/extlst" xmlns:r="http://schemas.openxmlformats.org/officeDocument/2006/relationships" xmlns:m="http://schemas.openxmlformats.org/officeDocument/2006/math" xmlns:v="urn:schemas-microsoft-com:vml" xmlns:wp14="http://schemas.microsoft.com/office/word/2010/wordprocessingDrawing" xmlns:wp="http://schemas.openxmlformats.org/drawingml/2006/wordprocessingDrawing" xmlns:w10="urn:schemas-microsoft-com:office:word" xmlns:w="http://schemas.openxmlformats.org/wordprocessingml/2006/main" xmlns:w14="http://schemas.microsoft.com/office/word/2010/wordml" xmlns:w15="http://schemas.microsoft.com/office/word/2012/wordml" xmlns:w16cex="http://schemas.microsoft.com/office/word/2018/wordml/cex" xmlns:w16cid="http://schemas.microsoft.com/office/word/2016/wordml/cid" xmlns:w16="http://schemas.microsoft.com/office/word/2018/wordml" xmlns:w16sdtdh="http://schemas.microsoft.com/office/word/2020/wordml/sdtdatahash" xmlns:w16se="http://schemas.microsoft.com/office/word/2015/wordml/symex" xmlns:wpg="http://schemas.microsoft.com/office/word/2010/wordprocessingGroup" xmlns:wpi="http://schemas.microsoft.com/office/word/2010/wordprocessingInk" xmlns:wne="http://schemas.microsoft.com/office/word/2006/wordml" xmlns:wps="http://schemas.microsoft.com/office/word/2010/wordprocessingShape" mc:Ignorable="w14 w15 w16se w16cid w16 w16cex w16sdtdh wp14">
   <w16cex:commentExtensible w16cex:durableId="2880899F" w16cex:dateUtc="2023-08-11T16:19:00Z"/>
@@ -2094,12 +1697,54 @@
 </w16cid:commentsIds>
 </file>
 
-<file path=word/people.xml><?xml version="1.0" encoding="utf-8"?>
-<w15:people xmlns:wpc="http://schemas.microsoft.com/office/word/2010/wordprocessingCanvas" xmlns:cx="http://schemas.microsoft.com/office/drawing/2014/chartex" xmlns:cx1="http://schemas.microsoft.com/office/drawing/2015/9/8/chartex" xmlns:mc="http://schemas.openxmlformats.org/markup-compatibility/2006" xmlns:o="urn:schemas-microsoft-com:office:office" xmlns:r="http://schemas.openxmlformats.org/officeDocument/2006/relationships" xmlns:m="http://schemas.openxmlformats.org/officeDocument/2006/math" xmlns:v="urn:schemas-microsoft-com:vml" xmlns:wp14="http://schemas.microsoft.com/office/word/2010/wordprocessingDrawing" xmlns:wp="http://schemas.openxmlformats.org/drawingml/2006/wordprocessingDrawing" xmlns:w10="urn:schemas-microsoft-com:office:word" xmlns:w="http://schemas.openxmlformats.org/wordprocessingml/2006/main" xmlns:w14="http://schemas.microsoft.com/office/word/2010/wordml" xmlns:w15="http://schemas.microsoft.com/office/word/2012/wordml" xmlns:w16se="http://schemas.microsoft.com/office/word/2015/wordml/symex" xmlns:wpg="http://schemas.microsoft.com/office/word/2010/wordprocessingGroup" xmlns:wpi="http://schemas.microsoft.com/office/word/2010/wordprocessingInk" xmlns:wne="http://schemas.microsoft.com/office/word/2006/wordml" xmlns:wps="http://schemas.microsoft.com/office/word/2010/wordprocessingShape" mc:Ignorable="w14 w15 w16se wp14">
-  <w15:person w15:author="Barrett, Hannah">
-    <w15:presenceInfo w15:providerId="AD" w15:userId="S-1-5-21-828376571-1197701538-1844936127-350467"/>
-  </w15:person>
-</w15:people>
+<file path=word/endnotes.xml><?xml version="1.0" encoding="utf-8"?>
+<w:endnotes xmlns:wpc="http://schemas.microsoft.com/office/word/2010/wordprocessingCanvas" xmlns:cx="http://schemas.microsoft.com/office/drawing/2014/chartex" xmlns:cx1="http://schemas.microsoft.com/office/drawing/2015/9/8/chartex" xmlns:mc="http://schemas.openxmlformats.org/markup-compatibility/2006" xmlns:o="urn:schemas-microsoft-com:office:office" xmlns:r="http://schemas.openxmlformats.org/officeDocument/2006/relationships" xmlns:m="http://schemas.openxmlformats.org/officeDocument/2006/math" xmlns:v="urn:schemas-microsoft-com:vml" xmlns:wp14="http://schemas.microsoft.com/office/word/2010/wordprocessingDrawing" xmlns:wp="http://schemas.openxmlformats.org/drawingml/2006/wordprocessingDrawing" xmlns:w10="urn:schemas-microsoft-com:office:word" xmlns:w="http://schemas.openxmlformats.org/wordprocessingml/2006/main" xmlns:w14="http://schemas.microsoft.com/office/word/2010/wordml" xmlns:w15="http://schemas.microsoft.com/office/word/2012/wordml" xmlns:w16se="http://schemas.microsoft.com/office/word/2015/wordml/symex" xmlns:wpg="http://schemas.microsoft.com/office/word/2010/wordprocessingGroup" xmlns:wpi="http://schemas.microsoft.com/office/word/2010/wordprocessingInk" xmlns:wne="http://schemas.microsoft.com/office/word/2006/wordml" xmlns:wps="http://schemas.microsoft.com/office/word/2010/wordprocessingShape" mc:Ignorable="w14 w15 w16se wp14">
+  <w:endnote w:type="separator" w:id="-1">
+    <w:p>
+      <w:pPr>
+        <w:spacing w:after="0" w:line="240" w:lineRule="auto"/>
+      </w:pPr>
+      <w:r>
+        <w:separator/>
+      </w:r>
+    </w:p>
+  </w:endnote>
+  <w:endnote w:type="continuationSeparator" w:id="0">
+    <w:p>
+      <w:pPr>
+        <w:spacing w:after="0" w:line="240" w:lineRule="auto"/>
+      </w:pPr>
+      <w:r>
+        <w:continuationSeparator/>
+      </w:r>
+    </w:p>
+  </w:endnote>
+</w:endnotes>
+</file>
+
+<file path=word/footnotes.xml><?xml version="1.0" encoding="utf-8"?>
+<w:footnotes xmlns:wpc="http://schemas.microsoft.com/office/word/2010/wordprocessingCanvas" xmlns:cx="http://schemas.microsoft.com/office/drawing/2014/chartex" xmlns:cx1="http://schemas.microsoft.com/office/drawing/2015/9/8/chartex" xmlns:mc="http://schemas.openxmlformats.org/markup-compatibility/2006" xmlns:o="urn:schemas-microsoft-com:office:office" xmlns:r="http://schemas.openxmlformats.org/officeDocument/2006/relationships" xmlns:m="http://schemas.openxmlformats.org/officeDocument/2006/math" xmlns:v="urn:schemas-microsoft-com:vml" xmlns:wp14="http://schemas.microsoft.com/office/word/2010/wordprocessingDrawing" xmlns:wp="http://schemas.openxmlformats.org/drawingml/2006/wordprocessingDrawing" xmlns:w10="urn:schemas-microsoft-com:office:word" xmlns:w="http://schemas.openxmlformats.org/wordprocessingml/2006/main" xmlns:w14="http://schemas.microsoft.com/office/word/2010/wordml" xmlns:w15="http://schemas.microsoft.com/office/word/2012/wordml" xmlns:w16se="http://schemas.microsoft.com/office/word/2015/wordml/symex" xmlns:wpg="http://schemas.microsoft.com/office/word/2010/wordprocessingGroup" xmlns:wpi="http://schemas.microsoft.com/office/word/2010/wordprocessingInk" xmlns:wne="http://schemas.microsoft.com/office/word/2006/wordml" xmlns:wps="http://schemas.microsoft.com/office/word/2010/wordprocessingShape" mc:Ignorable="w14 w15 w16se wp14">
+  <w:footnote w:type="separator" w:id="-1">
+    <w:p>
+      <w:pPr>
+        <w:spacing w:after="0" w:line="240" w:lineRule="auto"/>
+      </w:pPr>
+      <w:r>
+        <w:separator/>
+      </w:r>
+    </w:p>
+  </w:footnote>
+  <w:footnote w:type="continuationSeparator" w:id="0">
+    <w:p>
+      <w:pPr>
+        <w:spacing w:after="0" w:line="240" w:lineRule="auto"/>
+      </w:pPr>
+      <w:r>
+        <w:continuationSeparator/>
+      </w:r>
+    </w:p>
+  </w:footnote>
+</w:footnotes>
 </file>
 
 <file path=word/styles.xml><?xml version="1.0" encoding="utf-8"?>
@@ -2648,6 +2293,50 @@
       <w:szCs w:val="18"/>
     </w:rPr>
   </w:style>
+  <w:style w:type="paragraph" w:styleId="Header">
+    <w:name w:val="header"/>
+    <w:basedOn w:val="Normal"/>
+    <w:link w:val="HeaderChar"/>
+    <w:uiPriority w:val="99"/>
+    <w:unhideWhenUsed/>
+    <w:rsid w:val="00B724DC"/>
+    <w:pPr>
+      <w:tabs>
+        <w:tab w:val="center" w:pos="4680"/>
+        <w:tab w:val="right" w:pos="9360"/>
+      </w:tabs>
+      <w:spacing w:after="0" w:line="240" w:lineRule="auto"/>
+    </w:pPr>
+  </w:style>
+  <w:style w:type="character" w:customStyle="1" w:styleId="HeaderChar">
+    <w:name w:val="Header Char"/>
+    <w:basedOn w:val="DefaultParagraphFont"/>
+    <w:link w:val="Header"/>
+    <w:uiPriority w:val="99"/>
+    <w:rsid w:val="00B724DC"/>
+  </w:style>
+  <w:style w:type="paragraph" w:styleId="Footer">
+    <w:name w:val="footer"/>
+    <w:basedOn w:val="Normal"/>
+    <w:link w:val="FooterChar"/>
+    <w:uiPriority w:val="99"/>
+    <w:unhideWhenUsed/>
+    <w:rsid w:val="00B724DC"/>
+    <w:pPr>
+      <w:tabs>
+        <w:tab w:val="center" w:pos="4680"/>
+        <w:tab w:val="right" w:pos="9360"/>
+      </w:tabs>
+      <w:spacing w:after="0" w:line="240" w:lineRule="auto"/>
+    </w:pPr>
+  </w:style>
+  <w:style w:type="character" w:customStyle="1" w:styleId="FooterChar">
+    <w:name w:val="Footer Char"/>
+    <w:basedOn w:val="DefaultParagraphFont"/>
+    <w:link w:val="Footer"/>
+    <w:uiPriority w:val="99"/>
+    <w:rsid w:val="00B724DC"/>
+  </w:style>
 </w:styles>
 </file>
 

--- a/manuscript/1.dvm.introduction/dvm.introduction.08172023.HB.docx
+++ b/manuscript/1.dvm.introduction/dvm.introduction.08172023.HB.docx
@@ -6,6 +6,7 @@
       <w:pPr>
         <w:rPr>
           <w:rFonts w:ascii="Times New Roman" w:hAnsi="Times New Roman" w:cs="Times New Roman"/>
+          <w:b/>
           <w:sz w:val="24"/>
           <w:szCs w:val="24"/>
         </w:rPr>
@@ -13,6 +14,7 @@
       <w:r>
         <w:rPr>
           <w:rFonts w:ascii="Times New Roman" w:hAnsi="Times New Roman" w:cs="Times New Roman"/>
+          <w:b/>
           <w:sz w:val="24"/>
           <w:szCs w:val="24"/>
         </w:rPr>
@@ -38,6 +40,7 @@
     </w:p>
     <w:p>
       <w:pPr>
+        <w:spacing w:line="480" w:lineRule="auto"/>
         <w:rPr>
           <w:rFonts w:ascii="Times New Roman" w:hAnsi="Times New Roman" w:cs="Times New Roman"/>
           <w:i/>
@@ -57,6 +60,7 @@
     </w:p>
     <w:p>
       <w:pPr>
+        <w:spacing w:line="480" w:lineRule="auto"/>
         <w:rPr>
           <w:rFonts w:ascii="Times New Roman" w:hAnsi="Times New Roman" w:cs="Times New Roman"/>
           <w:sz w:val="24"/>
@@ -181,7 +185,17 @@
           <w:sz w:val="24"/>
           <w:szCs w:val="24"/>
         </w:rPr>
-        <w:t>Persson and Eklov 1995,</w:t>
+        <w:t>Pe</w:t>
+      </w:r>
+      <w:bookmarkStart w:id="0" w:name="_GoBack"/>
+      <w:bookmarkEnd w:id="0"/>
+      <w:r>
+        <w:rPr>
+          <w:rFonts w:ascii="Times New Roman" w:hAnsi="Times New Roman" w:cs="Times New Roman"/>
+          <w:sz w:val="24"/>
+          <w:szCs w:val="24"/>
+        </w:rPr>
+        <w:t>rsson and Eklov 1995,</w:t>
       </w:r>
       <w:r>
         <w:rPr>
@@ -322,6 +336,7 @@
     </w:p>
     <w:p>
       <w:pPr>
+        <w:spacing w:line="480" w:lineRule="auto"/>
         <w:rPr>
           <w:rFonts w:ascii="Times New Roman" w:hAnsi="Times New Roman" w:cs="Times New Roman"/>
           <w:sz w:val="24"/>
@@ -478,7 +493,16 @@
           <w:sz w:val="24"/>
           <w:szCs w:val="24"/>
         </w:rPr>
-        <w:t xml:space="preserve"> (Houston et al. 1993, Krause et al. 1998, Orrick et al 2013)</w:t>
+        <w:t xml:space="preserve"> (Houston et al. 1993, Krause et al. 1998, </w:t>
+      </w:r>
+      <w:r>
+        <w:rPr>
+          <w:rFonts w:ascii="Times New Roman" w:hAnsi="Times New Roman" w:cs="Times New Roman"/>
+          <w:sz w:val="24"/>
+          <w:szCs w:val="24"/>
+        </w:rPr>
+        <w:lastRenderedPageBreak/>
+        <w:t>Orrick et al 2013)</w:t>
       </w:r>
       <w:r>
         <w:rPr>
@@ -595,6 +619,7 @@
     </w:p>
     <w:p>
       <w:pPr>
+        <w:spacing w:line="480" w:lineRule="auto"/>
         <w:rPr>
           <w:rFonts w:ascii="Times New Roman" w:hAnsi="Times New Roman" w:cs="Times New Roman"/>
           <w:sz w:val="24"/>
@@ -680,10 +705,107 @@
           <w:szCs w:val="24"/>
         </w:rPr>
         <w:t xml:space="preserve">. </w:t>
+      </w:r>
+      <w:r>
+        <w:rPr>
+          <w:rFonts w:ascii="Times New Roman" w:hAnsi="Times New Roman" w:cs="Times New Roman"/>
+          <w:sz w:val="24"/>
+          <w:szCs w:val="24"/>
+        </w:rPr>
+        <w:t>Pelagic and lentic habitats can present a pronounced thermocline and oxycline (known as vertical fronts in pelagic research; Logan et al. 2023). In a tropical marine environments, excessively cold and hypoxic waters create hypoxia based habitat constriction, causing fish to primarily hold at and above the thermocline (Brill et al. 1998, Logan et al. 2023). In temperate lotic and lentic environments, warm surface temperatures can exceed physiological optima, and hypoxic conditions at depth can limit fish vertical distribution, creating a vertically compressed habitat known as a temperature-oxygen squeeze (Coutant</w:t>
+      </w:r>
+      <w:r>
+        <w:rPr>
+          <w:rFonts w:ascii="Times New Roman" w:hAnsi="Times New Roman" w:cs="Times New Roman"/>
+          <w:sz w:val="24"/>
+          <w:szCs w:val="24"/>
+        </w:rPr>
+        <w:t xml:space="preserve"> 1985</w:t>
+      </w:r>
+      <w:r>
+        <w:rPr>
+          <w:rFonts w:ascii="Times New Roman" w:hAnsi="Times New Roman" w:cs="Times New Roman"/>
+          <w:sz w:val="24"/>
+          <w:szCs w:val="24"/>
+        </w:rPr>
+        <w:t xml:space="preserve">). This phenomena can also occur in fine scale patches of lentic habitat within a river floodplain. For example, thermally stratified cold-water alcoves often present a temperature-oxygen squeeze, effectively confining cold-adapted fish to &lt;20% of the water column (Barrett et al. 2023). </w:t>
+      </w:r>
+      <w:r>
+        <w:rPr>
+          <w:rFonts w:ascii="Times New Roman" w:hAnsi="Times New Roman" w:cs="Times New Roman"/>
+          <w:sz w:val="24"/>
+          <w:szCs w:val="24"/>
+        </w:rPr>
+        <w:t>H</w:t>
+      </w:r>
+      <w:r>
+        <w:rPr>
+          <w:rFonts w:ascii="Times New Roman" w:hAnsi="Times New Roman" w:cs="Times New Roman"/>
+          <w:sz w:val="24"/>
+          <w:szCs w:val="24"/>
+        </w:rPr>
+        <w:t xml:space="preserve">owever the vast majority of this work considers a temporally static trade-off, when in fact </w:t>
+      </w:r>
+      <w:r>
+        <w:rPr>
+          <w:rFonts w:ascii="Times New Roman" w:hAnsi="Times New Roman" w:cs="Times New Roman"/>
+          <w:sz w:val="24"/>
+          <w:szCs w:val="24"/>
+        </w:rPr>
+        <w:t>temperature</w:t>
+      </w:r>
+      <w:r>
+        <w:rPr>
+          <w:rFonts w:ascii="Times New Roman" w:hAnsi="Times New Roman" w:cs="Times New Roman"/>
+          <w:sz w:val="24"/>
+          <w:szCs w:val="24"/>
+        </w:rPr>
+        <w:t xml:space="preserve"> and DO can vary tremendously across </w:t>
+      </w:r>
+      <w:r>
+        <w:rPr>
+          <w:rFonts w:ascii="Times New Roman" w:hAnsi="Times New Roman" w:cs="Times New Roman"/>
+          <w:sz w:val="24"/>
+          <w:szCs w:val="24"/>
+        </w:rPr>
+        <w:t xml:space="preserve">a </w:t>
+      </w:r>
+      <w:r>
+        <w:rPr>
+          <w:rFonts w:ascii="Times New Roman" w:hAnsi="Times New Roman" w:cs="Times New Roman"/>
+          <w:sz w:val="24"/>
+          <w:szCs w:val="24"/>
+        </w:rPr>
+        <w:t>24-h</w:t>
+      </w:r>
+      <w:r>
+        <w:rPr>
+          <w:rFonts w:ascii="Times New Roman" w:hAnsi="Times New Roman" w:cs="Times New Roman"/>
+          <w:sz w:val="24"/>
+          <w:szCs w:val="24"/>
+        </w:rPr>
+        <w:t>our</w:t>
+      </w:r>
+      <w:r>
+        <w:rPr>
+          <w:rFonts w:ascii="Times New Roman" w:hAnsi="Times New Roman" w:cs="Times New Roman"/>
+          <w:sz w:val="24"/>
+          <w:szCs w:val="24"/>
+        </w:rPr>
+        <w:t xml:space="preserve"> cycle</w:t>
+      </w:r>
+      <w:r>
+        <w:rPr>
+          <w:rFonts w:ascii="Times New Roman" w:hAnsi="Times New Roman" w:cs="Times New Roman"/>
+          <w:sz w:val="24"/>
+          <w:szCs w:val="24"/>
+        </w:rPr>
+        <w:t>.</w:t>
       </w:r>
     </w:p>
     <w:p>
       <w:pPr>
+        <w:spacing w:line="480" w:lineRule="auto"/>
         <w:rPr>
           <w:rFonts w:ascii="Times New Roman" w:hAnsi="Times New Roman" w:cs="Times New Roman"/>
           <w:sz w:val="24"/>
@@ -696,39 +818,47 @@
           <w:sz w:val="24"/>
           <w:szCs w:val="24"/>
         </w:rPr>
-        <w:t>Pelagic and lentic habitats can present a pronounced thermocline and oxycline (known as vertical fronts in pelagic research; Logan et al. 2023). In a tropical marine environments, excessively cold and hypoxic waters create hypoxia based habitat constriction, causing fish to primarily hold at and above the thermocline (Brill et al. 1998, Logan et al. 2023). In temperate lotic and lentic environments, warm surface temperatures can exceed physiological optima, and hypoxic conditions at depth can limit fish vertical distribution, creating a vertically compressed habitat known as a temperature-oxygen squeeze (Coutant</w:t>
-      </w:r>
-      <w:r>
-        <w:rPr>
-          <w:rFonts w:ascii="Times New Roman" w:hAnsi="Times New Roman" w:cs="Times New Roman"/>
-          <w:sz w:val="24"/>
-          <w:szCs w:val="24"/>
-        </w:rPr>
-        <w:t xml:space="preserve"> 1985</w:t>
-      </w:r>
-      <w:r>
-        <w:rPr>
-          <w:rFonts w:ascii="Times New Roman" w:hAnsi="Times New Roman" w:cs="Times New Roman"/>
-          <w:sz w:val="24"/>
-          <w:szCs w:val="24"/>
-        </w:rPr>
-        <w:t xml:space="preserve">). This phenomena can also occur in fine scale patches of lentic habitat within a river floodplain. For example, thermally stratified cold-water alcoves often present a temperature-oxygen squeeze, effectively confining cold-adapted fish to &lt;20% of the water column (Barrett et al. 2023). </w:t>
-      </w:r>
-      <w:r>
-        <w:rPr>
-          <w:rFonts w:ascii="Times New Roman" w:hAnsi="Times New Roman" w:cs="Times New Roman"/>
-          <w:sz w:val="24"/>
-          <w:szCs w:val="24"/>
-        </w:rPr>
-        <w:t>H</w:t>
-      </w:r>
-      <w:r>
-        <w:rPr>
-          <w:rFonts w:ascii="Times New Roman" w:hAnsi="Times New Roman" w:cs="Times New Roman"/>
-          <w:sz w:val="24"/>
-          <w:szCs w:val="24"/>
-        </w:rPr>
-        <w:t xml:space="preserve">owever the vast majority of this work </w:t>
+        <w:t>Diel variation in trade-offs can drive cyclical habitat use</w:t>
+      </w:r>
+      <w:r>
+        <w:rPr>
+          <w:rFonts w:ascii="Times New Roman" w:hAnsi="Times New Roman" w:cs="Times New Roman"/>
+          <w:sz w:val="24"/>
+          <w:szCs w:val="24"/>
+        </w:rPr>
+        <w:t xml:space="preserve"> where</w:t>
+      </w:r>
+      <w:r>
+        <w:rPr>
+          <w:rFonts w:ascii="Times New Roman" w:hAnsi="Times New Roman" w:cs="Times New Roman"/>
+          <w:sz w:val="24"/>
+          <w:szCs w:val="24"/>
+        </w:rPr>
+        <w:t xml:space="preserve"> animals move to track optimal conditions as they shift in space due to </w:t>
+      </w:r>
+      <w:r>
+        <w:rPr>
+          <w:rFonts w:ascii="Times New Roman" w:hAnsi="Times New Roman" w:cs="Times New Roman"/>
+          <w:sz w:val="24"/>
+          <w:szCs w:val="24"/>
+        </w:rPr>
+        <w:t xml:space="preserve">the </w:t>
+      </w:r>
+      <w:r>
+        <w:rPr>
+          <w:rFonts w:ascii="Times New Roman" w:hAnsi="Times New Roman" w:cs="Times New Roman"/>
+          <w:sz w:val="24"/>
+          <w:szCs w:val="24"/>
+        </w:rPr>
+        <w:t>direct or indirect effects of varying light levels.</w:t>
+      </w:r>
+      <w:r>
+        <w:rPr>
+          <w:rFonts w:ascii="Times New Roman" w:hAnsi="Times New Roman" w:cs="Times New Roman"/>
+          <w:sz w:val="24"/>
+          <w:szCs w:val="24"/>
+        </w:rPr>
+        <w:t xml:space="preserve"> Diel vertical migration (DVM) is among the most widespread movement behaviors in aquatic systems, occurring in all sizes of water bodies and across multiple trophic levels.  Nocturnal </w:t>
       </w:r>
       <w:r>
         <w:rPr>
@@ -737,67 +867,252 @@
           <w:szCs w:val="24"/>
         </w:rPr>
         <w:lastRenderedPageBreak/>
-        <w:t xml:space="preserve">considers a temporally static trade-off, when in fact </w:t>
-      </w:r>
-      <w:r>
-        <w:rPr>
-          <w:rFonts w:ascii="Times New Roman" w:hAnsi="Times New Roman" w:cs="Times New Roman"/>
-          <w:sz w:val="24"/>
-          <w:szCs w:val="24"/>
-        </w:rPr>
-        <w:t>temperature</w:t>
-      </w:r>
-      <w:r>
-        <w:rPr>
-          <w:rFonts w:ascii="Times New Roman" w:hAnsi="Times New Roman" w:cs="Times New Roman"/>
-          <w:sz w:val="24"/>
-          <w:szCs w:val="24"/>
-        </w:rPr>
-        <w:t xml:space="preserve"> and DO can vary tremendously across </w:t>
-      </w:r>
-      <w:r>
-        <w:rPr>
-          <w:rFonts w:ascii="Times New Roman" w:hAnsi="Times New Roman" w:cs="Times New Roman"/>
-          <w:sz w:val="24"/>
-          <w:szCs w:val="24"/>
-        </w:rPr>
-        <w:t xml:space="preserve">a </w:t>
-      </w:r>
-      <w:r>
-        <w:rPr>
-          <w:rFonts w:ascii="Times New Roman" w:hAnsi="Times New Roman" w:cs="Times New Roman"/>
-          <w:sz w:val="24"/>
-          <w:szCs w:val="24"/>
-        </w:rPr>
-        <w:t>24-h</w:t>
-      </w:r>
-      <w:r>
-        <w:rPr>
-          <w:rFonts w:ascii="Times New Roman" w:hAnsi="Times New Roman" w:cs="Times New Roman"/>
-          <w:sz w:val="24"/>
-          <w:szCs w:val="24"/>
-        </w:rPr>
-        <w:t>our</w:t>
-      </w:r>
-      <w:r>
-        <w:rPr>
-          <w:rFonts w:ascii="Times New Roman" w:hAnsi="Times New Roman" w:cs="Times New Roman"/>
-          <w:sz w:val="24"/>
-          <w:szCs w:val="24"/>
-        </w:rPr>
-        <w:t xml:space="preserve"> cycle</w:t>
-      </w:r>
-      <w:r>
-        <w:rPr>
-          <w:rFonts w:ascii="Times New Roman" w:hAnsi="Times New Roman" w:cs="Times New Roman"/>
-          <w:sz w:val="24"/>
-          <w:szCs w:val="24"/>
-        </w:rPr>
-        <w:t>.</w:t>
+        <w:t>ascent DVM is most commonly studied in zooplankton as anti-predator behavior, presenting a</w:t>
+      </w:r>
+      <w:r>
+        <w:rPr>
+          <w:rFonts w:ascii="Times New Roman" w:hAnsi="Times New Roman" w:cs="Times New Roman"/>
+          <w:sz w:val="24"/>
+          <w:szCs w:val="24"/>
+        </w:rPr>
+        <w:t xml:space="preserve"> </w:t>
+      </w:r>
+      <w:r>
+        <w:rPr>
+          <w:rFonts w:ascii="Times New Roman" w:hAnsi="Times New Roman" w:cs="Times New Roman"/>
+          <w:sz w:val="24"/>
+          <w:szCs w:val="24"/>
+        </w:rPr>
+        <w:t>trade-off between the resource rich and high risk surface waters</w:t>
+      </w:r>
+      <w:r>
+        <w:rPr>
+          <w:rFonts w:ascii="Times New Roman" w:hAnsi="Times New Roman" w:cs="Times New Roman"/>
+          <w:sz w:val="24"/>
+          <w:szCs w:val="24"/>
+        </w:rPr>
+        <w:t>,</w:t>
+      </w:r>
+      <w:r>
+        <w:rPr>
+          <w:rFonts w:ascii="Times New Roman" w:hAnsi="Times New Roman" w:cs="Times New Roman"/>
+          <w:sz w:val="24"/>
+          <w:szCs w:val="24"/>
+        </w:rPr>
+        <w:t xml:space="preserve"> and the cooler and safer waters at depth where the potential for growth is severely reduced (Ohman 1990</w:t>
+      </w:r>
+      <w:r>
+        <w:rPr>
+          <w:rFonts w:ascii="Times New Roman" w:hAnsi="Times New Roman" w:cs="Times New Roman"/>
+          <w:sz w:val="24"/>
+          <w:szCs w:val="24"/>
+        </w:rPr>
+        <w:t xml:space="preserve">). </w:t>
+      </w:r>
+      <w:r>
+        <w:rPr>
+          <w:rFonts w:ascii="Times New Roman" w:hAnsi="Times New Roman" w:cs="Times New Roman"/>
+          <w:sz w:val="24"/>
+          <w:szCs w:val="24"/>
+        </w:rPr>
+        <w:t>For vertebrates, the three common</w:t>
+      </w:r>
+      <w:r>
+        <w:rPr>
+          <w:rFonts w:ascii="Times New Roman" w:hAnsi="Times New Roman" w:cs="Times New Roman"/>
+          <w:sz w:val="24"/>
+          <w:szCs w:val="24"/>
+        </w:rPr>
+        <w:t xml:space="preserve"> and often overlapping</w:t>
+      </w:r>
+      <w:r>
+        <w:rPr>
+          <w:rFonts w:ascii="Times New Roman" w:hAnsi="Times New Roman" w:cs="Times New Roman"/>
+          <w:sz w:val="24"/>
+          <w:szCs w:val="24"/>
+        </w:rPr>
+        <w:t xml:space="preserve"> hypothesis for DVM are </w:t>
+      </w:r>
+      <w:r>
+        <w:rPr>
+          <w:rFonts w:ascii="Times New Roman" w:hAnsi="Times New Roman" w:cs="Times New Roman"/>
+          <w:sz w:val="24"/>
+          <w:szCs w:val="24"/>
+        </w:rPr>
+        <w:t>maximizing bioenergetic</w:t>
+      </w:r>
+      <w:r>
+        <w:rPr>
+          <w:rFonts w:ascii="Times New Roman" w:hAnsi="Times New Roman" w:cs="Times New Roman"/>
+          <w:sz w:val="24"/>
+          <w:szCs w:val="24"/>
+        </w:rPr>
+        <w:t xml:space="preserve"> efficiency</w:t>
+      </w:r>
+      <w:r>
+        <w:rPr>
+          <w:rFonts w:ascii="Times New Roman" w:hAnsi="Times New Roman" w:cs="Times New Roman"/>
+          <w:sz w:val="24"/>
+          <w:szCs w:val="24"/>
+        </w:rPr>
+        <w:t>, crepuscular</w:t>
+      </w:r>
+      <w:r>
+        <w:rPr>
+          <w:rFonts w:ascii="Times New Roman" w:hAnsi="Times New Roman" w:cs="Times New Roman"/>
+          <w:sz w:val="24"/>
+          <w:szCs w:val="24"/>
+        </w:rPr>
+        <w:t xml:space="preserve"> </w:t>
+      </w:r>
+      <w:r>
+        <w:rPr>
+          <w:rFonts w:ascii="Times New Roman" w:hAnsi="Times New Roman" w:cs="Times New Roman"/>
+          <w:sz w:val="24"/>
+          <w:szCs w:val="24"/>
+        </w:rPr>
+        <w:t xml:space="preserve">exploitation of an antipredation window, and foraging opportunity (Clark and Levy 1988, Wurtsbaugh and Neverman 1988, Scheuerell and Schindler 2003). </w:t>
+      </w:r>
+      <w:r>
+        <w:rPr>
+          <w:rFonts w:ascii="Times New Roman" w:hAnsi="Times New Roman" w:cs="Times New Roman"/>
+          <w:sz w:val="24"/>
+          <w:szCs w:val="24"/>
+        </w:rPr>
+        <w:t xml:space="preserve">In example, trout in stratified reservoirs </w:t>
+      </w:r>
+      <w:r>
+        <w:rPr>
+          <w:rFonts w:ascii="Times New Roman" w:hAnsi="Times New Roman" w:cs="Times New Roman"/>
+          <w:sz w:val="24"/>
+          <w:szCs w:val="24"/>
+        </w:rPr>
+        <w:t xml:space="preserve">have been observed using </w:t>
+      </w:r>
+      <w:r>
+        <w:rPr>
+          <w:rFonts w:ascii="Times New Roman" w:hAnsi="Times New Roman" w:cs="Times New Roman"/>
+          <w:sz w:val="24"/>
+          <w:szCs w:val="24"/>
+        </w:rPr>
+        <w:t>DVM as a trade-off between optimizing temperature</w:t>
+      </w:r>
+      <w:r>
+        <w:rPr>
+          <w:rFonts w:ascii="Times New Roman" w:hAnsi="Times New Roman" w:cs="Times New Roman"/>
+          <w:sz w:val="24"/>
+          <w:szCs w:val="24"/>
+        </w:rPr>
+        <w:t>, forage opportunity,</w:t>
+      </w:r>
+      <w:r>
+        <w:rPr>
+          <w:rFonts w:ascii="Times New Roman" w:hAnsi="Times New Roman" w:cs="Times New Roman"/>
+          <w:sz w:val="24"/>
+          <w:szCs w:val="24"/>
+        </w:rPr>
+        <w:t xml:space="preserve"> and growth (Eckmann et al. 2016, Thomas et al. 2023). </w:t>
+      </w:r>
+      <w:r>
+        <w:rPr>
+          <w:rFonts w:ascii="Times New Roman" w:hAnsi="Times New Roman" w:cs="Times New Roman"/>
+          <w:sz w:val="24"/>
+          <w:szCs w:val="24"/>
+        </w:rPr>
+        <w:t>W</w:t>
+      </w:r>
+      <w:r>
+        <w:rPr>
+          <w:rFonts w:ascii="Times New Roman" w:hAnsi="Times New Roman" w:cs="Times New Roman"/>
+          <w:sz w:val="24"/>
+          <w:szCs w:val="24"/>
+        </w:rPr>
+        <w:t>hile DVM is a p</w:t>
+      </w:r>
+      <w:r>
+        <w:rPr>
+          <w:rFonts w:ascii="Times New Roman" w:hAnsi="Times New Roman" w:cs="Times New Roman"/>
+          <w:sz w:val="24"/>
+          <w:szCs w:val="24"/>
+        </w:rPr>
+        <w:t>ervasive</w:t>
+      </w:r>
+      <w:r>
+        <w:rPr>
+          <w:rFonts w:ascii="Times New Roman" w:hAnsi="Times New Roman" w:cs="Times New Roman"/>
+          <w:sz w:val="24"/>
+          <w:szCs w:val="24"/>
+        </w:rPr>
+        <w:t xml:space="preserve"> behavioral strategy </w:t>
+      </w:r>
+      <w:r>
+        <w:rPr>
+          <w:rFonts w:ascii="Times New Roman" w:hAnsi="Times New Roman" w:cs="Times New Roman"/>
+          <w:sz w:val="24"/>
+          <w:szCs w:val="24"/>
+        </w:rPr>
+        <w:t>that has been studied in response to diel variation in various trade-offs</w:t>
+      </w:r>
+      <w:r>
+        <w:rPr>
+          <w:rFonts w:ascii="Times New Roman" w:hAnsi="Times New Roman" w:cs="Times New Roman"/>
+          <w:sz w:val="24"/>
+          <w:szCs w:val="24"/>
+        </w:rPr>
+        <w:t xml:space="preserve">, there is </w:t>
+      </w:r>
+      <w:r>
+        <w:rPr>
+          <w:rFonts w:ascii="Times New Roman" w:hAnsi="Times New Roman" w:cs="Times New Roman"/>
+          <w:sz w:val="24"/>
+          <w:szCs w:val="24"/>
+        </w:rPr>
+        <w:t xml:space="preserve">virtually no knowledge of </w:t>
+      </w:r>
+      <w:r>
+        <w:rPr>
+          <w:rFonts w:ascii="Times New Roman" w:hAnsi="Times New Roman" w:cs="Times New Roman"/>
+          <w:sz w:val="24"/>
+          <w:szCs w:val="24"/>
+        </w:rPr>
+        <w:t>whether DVM or analogous</w:t>
+      </w:r>
+      <w:r>
+        <w:rPr>
+          <w:rFonts w:ascii="Times New Roman" w:hAnsi="Times New Roman" w:cs="Times New Roman"/>
+          <w:sz w:val="24"/>
+          <w:szCs w:val="24"/>
+        </w:rPr>
+        <w:t xml:space="preserve"> habitat cycling can alleviate the trade-off between temperature and DO</w:t>
+      </w:r>
+      <w:r>
+        <w:rPr>
+          <w:rFonts w:ascii="Times New Roman" w:hAnsi="Times New Roman" w:cs="Times New Roman"/>
+          <w:sz w:val="24"/>
+          <w:szCs w:val="24"/>
+        </w:rPr>
+        <w:t xml:space="preserve">, which is a critically relevant to understanding </w:t>
+      </w:r>
+      <w:r>
+        <w:rPr>
+          <w:rFonts w:ascii="Times New Roman" w:hAnsi="Times New Roman" w:cs="Times New Roman"/>
+          <w:sz w:val="24"/>
+          <w:szCs w:val="24"/>
+        </w:rPr>
+        <w:t xml:space="preserve">the </w:t>
+      </w:r>
+      <w:r>
+        <w:rPr>
+          <w:rFonts w:ascii="Times New Roman" w:hAnsi="Times New Roman" w:cs="Times New Roman"/>
+          <w:sz w:val="24"/>
+          <w:szCs w:val="24"/>
+        </w:rPr>
+        <w:t>effects of climate change.</w:t>
       </w:r>
     </w:p>
     <w:p>
       <w:pPr>
+        <w:spacing w:line="480" w:lineRule="auto"/>
         <w:rPr>
           <w:rFonts w:ascii="Times New Roman" w:hAnsi="Times New Roman" w:cs="Times New Roman"/>
           <w:sz w:val="24"/>
@@ -810,47 +1125,96 @@
           <w:sz w:val="24"/>
           <w:szCs w:val="24"/>
         </w:rPr>
-        <w:t>Diel variation in trade-offs can drive cyclical habitat use</w:t>
-      </w:r>
-      <w:r>
-        <w:rPr>
-          <w:rFonts w:ascii="Times New Roman" w:hAnsi="Times New Roman" w:cs="Times New Roman"/>
-          <w:sz w:val="24"/>
-          <w:szCs w:val="24"/>
-        </w:rPr>
-        <w:t xml:space="preserve"> where</w:t>
-      </w:r>
-      <w:r>
-        <w:rPr>
-          <w:rFonts w:ascii="Times New Roman" w:hAnsi="Times New Roman" w:cs="Times New Roman"/>
-          <w:sz w:val="24"/>
-          <w:szCs w:val="24"/>
-        </w:rPr>
-        <w:t xml:space="preserve"> animals move to track optimal conditions as they shift in space due to </w:t>
-      </w:r>
-      <w:r>
-        <w:rPr>
-          <w:rFonts w:ascii="Times New Roman" w:hAnsi="Times New Roman" w:cs="Times New Roman"/>
-          <w:sz w:val="24"/>
-          <w:szCs w:val="24"/>
-        </w:rPr>
-        <w:t xml:space="preserve">the </w:t>
-      </w:r>
-      <w:r>
-        <w:rPr>
-          <w:rFonts w:ascii="Times New Roman" w:hAnsi="Times New Roman" w:cs="Times New Roman"/>
-          <w:sz w:val="24"/>
-          <w:szCs w:val="24"/>
-        </w:rPr>
-        <w:t>direct or indirect effects of varying light levels.</w:t>
-      </w:r>
-      <w:r>
-        <w:rPr>
-          <w:rFonts w:ascii="Times New Roman" w:hAnsi="Times New Roman" w:cs="Times New Roman"/>
-          <w:sz w:val="24"/>
-          <w:szCs w:val="24"/>
-        </w:rPr>
-        <w:t xml:space="preserve"> Diel vertical migration (DVM) is among the most widespread movement behaviors in aquatic systems, occurring in all sizes of water bodies and across multiple trophic levels.  Nocturnal ascent DVM is most commonly studied in zooplankton as anti-predator behavior, presenting a</w:t>
+        <w:t>Cool floodplain habitats</w:t>
+      </w:r>
+      <w:r>
+        <w:rPr>
+          <w:rFonts w:ascii="Times New Roman" w:hAnsi="Times New Roman" w:cs="Times New Roman"/>
+          <w:sz w:val="24"/>
+          <w:szCs w:val="24"/>
+        </w:rPr>
+        <w:t xml:space="preserve"> (e.</w:t>
+      </w:r>
+      <w:r>
+        <w:rPr>
+          <w:rFonts w:ascii="Times New Roman" w:hAnsi="Times New Roman" w:cs="Times New Roman"/>
+          <w:sz w:val="24"/>
+          <w:szCs w:val="24"/>
+        </w:rPr>
+        <w:t xml:space="preserve">g. </w:t>
+      </w:r>
+      <w:r>
+        <w:rPr>
+          <w:rFonts w:ascii="Times New Roman" w:hAnsi="Times New Roman" w:cs="Times New Roman"/>
+          <w:sz w:val="24"/>
+          <w:szCs w:val="24"/>
+        </w:rPr>
+        <w:t xml:space="preserve">cold-water </w:t>
+      </w:r>
+      <w:r>
+        <w:rPr>
+          <w:rFonts w:ascii="Times New Roman" w:hAnsi="Times New Roman" w:cs="Times New Roman"/>
+          <w:sz w:val="24"/>
+          <w:szCs w:val="24"/>
+        </w:rPr>
+        <w:t xml:space="preserve">alcoves) used by cold-water fish are a model system to study </w:t>
+      </w:r>
+      <w:r>
+        <w:rPr>
+          <w:rFonts w:ascii="Times New Roman" w:hAnsi="Times New Roman" w:cs="Times New Roman"/>
+          <w:sz w:val="24"/>
+          <w:szCs w:val="24"/>
+        </w:rPr>
+        <w:t>the occurrence of DVM in response to a</w:t>
+      </w:r>
+      <w:r>
+        <w:rPr>
+          <w:rFonts w:ascii="Times New Roman" w:hAnsi="Times New Roman" w:cs="Times New Roman"/>
+          <w:sz w:val="24"/>
+          <w:szCs w:val="24"/>
+        </w:rPr>
+        <w:t xml:space="preserve"> temperature-DO trade-off. </w:t>
+      </w:r>
+      <w:r>
+        <w:rPr>
+          <w:rFonts w:ascii="Times New Roman" w:hAnsi="Times New Roman" w:cs="Times New Roman"/>
+          <w:sz w:val="24"/>
+          <w:szCs w:val="24"/>
+        </w:rPr>
+        <w:t>The combination of pronounced vertical stratification in oxygen from hypoxic hyporheic inputs</w:t>
+      </w:r>
+      <w:r>
+        <w:rPr>
+          <w:rFonts w:ascii="Times New Roman" w:hAnsi="Times New Roman" w:cs="Times New Roman"/>
+          <w:sz w:val="24"/>
+          <w:szCs w:val="24"/>
+        </w:rPr>
+        <w:t xml:space="preserve"> (</w:t>
+      </w:r>
+      <w:r>
+        <w:rPr>
+          <w:rFonts w:ascii="Times New Roman" w:hAnsi="Times New Roman" w:cs="Times New Roman"/>
+          <w:color w:val="000000"/>
+          <w:sz w:val="24"/>
+          <w:szCs w:val="24"/>
+        </w:rPr>
+        <w:t>Zarnetske et al. 2011, Gombert et al. 2022</w:t>
+      </w:r>
+      <w:r>
+        <w:rPr>
+          <w:rFonts w:ascii="Times New Roman" w:hAnsi="Times New Roman" w:cs="Times New Roman"/>
+          <w:sz w:val="24"/>
+          <w:szCs w:val="24"/>
+        </w:rPr>
+        <w:t>)</w:t>
+      </w:r>
+      <w:r>
+        <w:rPr>
+          <w:rFonts w:ascii="Times New Roman" w:hAnsi="Times New Roman" w:cs="Times New Roman"/>
+          <w:sz w:val="24"/>
+          <w:szCs w:val="24"/>
+        </w:rPr>
+        <w:t>, coupled with diel oxygen cycling</w:t>
       </w:r>
       <w:r>
         <w:rPr>
@@ -866,7 +1230,154 @@
           <w:sz w:val="24"/>
           <w:szCs w:val="24"/>
         </w:rPr>
-        <w:t>trade-off between the resource rich and high risk surface waters</w:t>
+        <w:t>as the environment transitions from photosynthetic production to respiratory consumption</w:t>
+      </w:r>
+      <w:r>
+        <w:rPr>
+          <w:rFonts w:ascii="Times New Roman" w:hAnsi="Times New Roman" w:cs="Times New Roman"/>
+          <w:sz w:val="24"/>
+          <w:szCs w:val="24"/>
+        </w:rPr>
+        <w:t xml:space="preserve"> (</w:t>
+      </w:r>
+      <w:r>
+        <w:rPr>
+          <w:rFonts w:ascii="Times New Roman" w:hAnsi="Times New Roman" w:cs="Times New Roman"/>
+          <w:sz w:val="24"/>
+          <w:szCs w:val="24"/>
+        </w:rPr>
+        <w:t>Andersen et al. 2017</w:t>
+      </w:r>
+      <w:r>
+        <w:rPr>
+          <w:rFonts w:ascii="Times New Roman" w:hAnsi="Times New Roman" w:cs="Times New Roman"/>
+          <w:sz w:val="24"/>
+          <w:szCs w:val="24"/>
+        </w:rPr>
+        <w:t>)</w:t>
+      </w:r>
+      <w:r>
+        <w:rPr>
+          <w:rFonts w:ascii="Times New Roman" w:hAnsi="Times New Roman" w:cs="Times New Roman"/>
+          <w:sz w:val="24"/>
+          <w:szCs w:val="24"/>
+        </w:rPr>
+        <w:t>, has the potential to create a vertically shifting oxygen profile</w:t>
+      </w:r>
+      <w:r>
+        <w:rPr>
+          <w:rFonts w:ascii="Times New Roman" w:hAnsi="Times New Roman" w:cs="Times New Roman"/>
+          <w:sz w:val="24"/>
+          <w:szCs w:val="24"/>
+        </w:rPr>
+        <w:t>.</w:t>
+      </w:r>
+      <w:r>
+        <w:rPr>
+          <w:rFonts w:ascii="Times New Roman" w:hAnsi="Times New Roman" w:cs="Times New Roman"/>
+          <w:sz w:val="24"/>
+          <w:szCs w:val="24"/>
+        </w:rPr>
+        <w:t xml:space="preserve"> </w:t>
+      </w:r>
+      <w:r>
+        <w:rPr>
+          <w:rFonts w:ascii="Times New Roman" w:hAnsi="Times New Roman" w:cs="Times New Roman"/>
+          <w:sz w:val="24"/>
+          <w:szCs w:val="24"/>
+        </w:rPr>
+        <w:t>In turn, s</w:t>
+      </w:r>
+      <w:r>
+        <w:rPr>
+          <w:rFonts w:ascii="Times New Roman" w:hAnsi="Times New Roman" w:cs="Times New Roman"/>
+          <w:sz w:val="24"/>
+          <w:szCs w:val="24"/>
+        </w:rPr>
+        <w:t xml:space="preserve">urface water temperatures fluctuate on a diel cycle in time-lagged synchrony with </w:t>
+      </w:r>
+      <w:r>
+        <w:rPr>
+          <w:rFonts w:ascii="Times New Roman" w:hAnsi="Times New Roman" w:cs="Times New Roman"/>
+          <w:sz w:val="24"/>
+          <w:szCs w:val="24"/>
+        </w:rPr>
+        <w:t>DO</w:t>
+      </w:r>
+      <w:r>
+        <w:rPr>
+          <w:rFonts w:ascii="Times New Roman" w:hAnsi="Times New Roman" w:cs="Times New Roman"/>
+          <w:sz w:val="24"/>
+          <w:szCs w:val="24"/>
+        </w:rPr>
+        <w:t xml:space="preserve"> saturation (e.g. oxygen saturation is highest during midday, whereas surface water temperatures reach their maximum during early evening). </w:t>
+      </w:r>
+      <w:r>
+        <w:rPr>
+          <w:rFonts w:ascii="Times New Roman" w:hAnsi="Times New Roman" w:cs="Times New Roman"/>
+          <w:sz w:val="24"/>
+          <w:szCs w:val="24"/>
+        </w:rPr>
+        <w:t>Many cold-water alcoves on the Willamette River</w:t>
+      </w:r>
+      <w:r>
+        <w:rPr>
+          <w:rFonts w:ascii="Times New Roman" w:hAnsi="Times New Roman" w:cs="Times New Roman"/>
+          <w:sz w:val="24"/>
+          <w:szCs w:val="24"/>
+        </w:rPr>
+        <w:t xml:space="preserve"> of </w:t>
+      </w:r>
+      <w:r>
+        <w:rPr>
+          <w:rFonts w:ascii="Times New Roman" w:hAnsi="Times New Roman" w:cs="Times New Roman"/>
+          <w:sz w:val="24"/>
+          <w:szCs w:val="24"/>
+        </w:rPr>
+        <w:t xml:space="preserve">Western </w:t>
+      </w:r>
+      <w:r>
+        <w:rPr>
+          <w:rFonts w:ascii="Times New Roman" w:hAnsi="Times New Roman" w:cs="Times New Roman"/>
+          <w:sz w:val="24"/>
+          <w:szCs w:val="24"/>
+        </w:rPr>
+        <w:t>Oregon are heavily exploited by a cold-water fish, coastal cutthroat trout (</w:t>
+      </w:r>
+      <w:r>
+        <w:rPr>
+          <w:rFonts w:ascii="Times New Roman" w:hAnsi="Times New Roman" w:cs="Times New Roman"/>
+          <w:i/>
+          <w:sz w:val="24"/>
+          <w:szCs w:val="24"/>
+        </w:rPr>
+        <w:t>O</w:t>
+      </w:r>
+      <w:r>
+        <w:rPr>
+          <w:rFonts w:ascii="Times New Roman" w:hAnsi="Times New Roman" w:cs="Times New Roman"/>
+          <w:i/>
+          <w:sz w:val="24"/>
+          <w:szCs w:val="24"/>
+        </w:rPr>
+        <w:t>ncorhynchus</w:t>
+      </w:r>
+      <w:r>
+        <w:rPr>
+          <w:rFonts w:ascii="Times New Roman" w:hAnsi="Times New Roman" w:cs="Times New Roman"/>
+          <w:i/>
+          <w:sz w:val="24"/>
+          <w:szCs w:val="24"/>
+        </w:rPr>
+        <w:t xml:space="preserve"> clarkii clarkii</w:t>
+      </w:r>
+      <w:r>
+        <w:rPr>
+          <w:rFonts w:ascii="Times New Roman" w:hAnsi="Times New Roman" w:cs="Times New Roman"/>
+          <w:sz w:val="24"/>
+          <w:szCs w:val="24"/>
+        </w:rPr>
+        <w:t>)</w:t>
       </w:r>
       <w:r>
         <w:rPr>
@@ -882,47 +1393,57 @@
           <w:sz w:val="24"/>
           <w:szCs w:val="24"/>
         </w:rPr>
-        <w:t xml:space="preserve"> and the cooler and safer waters at depth where the potential for growth is severely reduced (Ohman 1990For vertebrates, the three common</w:t>
-      </w:r>
-      <w:r>
-        <w:rPr>
-          <w:rFonts w:ascii="Times New Roman" w:hAnsi="Times New Roman" w:cs="Times New Roman"/>
-          <w:sz w:val="24"/>
-          <w:szCs w:val="24"/>
-        </w:rPr>
-        <w:t xml:space="preserve"> and often overlapping</w:t>
-      </w:r>
-      <w:r>
-        <w:rPr>
-          <w:rFonts w:ascii="Times New Roman" w:hAnsi="Times New Roman" w:cs="Times New Roman"/>
-          <w:sz w:val="24"/>
-          <w:szCs w:val="24"/>
-        </w:rPr>
-        <w:t xml:space="preserve"> hypothesis for DVM are </w:t>
-      </w:r>
-      <w:r>
-        <w:rPr>
-          <w:rFonts w:ascii="Times New Roman" w:hAnsi="Times New Roman" w:cs="Times New Roman"/>
-          <w:sz w:val="24"/>
-          <w:szCs w:val="24"/>
-        </w:rPr>
-        <w:t>maximizing bioenergetic</w:t>
-      </w:r>
-      <w:r>
-        <w:rPr>
-          <w:rFonts w:ascii="Times New Roman" w:hAnsi="Times New Roman" w:cs="Times New Roman"/>
-          <w:sz w:val="24"/>
-          <w:szCs w:val="24"/>
-        </w:rPr>
-        <w:t xml:space="preserve"> efficiency</w:t>
-      </w:r>
-      <w:r>
-        <w:rPr>
-          <w:rFonts w:ascii="Times New Roman" w:hAnsi="Times New Roman" w:cs="Times New Roman"/>
-          <w:sz w:val="24"/>
-          <w:szCs w:val="24"/>
-        </w:rPr>
-        <w:t>, crepuscular</w:t>
+        <w:t xml:space="preserve"> during </w:t>
+      </w:r>
+      <w:r>
+        <w:rPr>
+          <w:rFonts w:ascii="Times New Roman" w:hAnsi="Times New Roman" w:cs="Times New Roman"/>
+          <w:sz w:val="24"/>
+          <w:szCs w:val="24"/>
+        </w:rPr>
+        <w:t>seasonally warm</w:t>
+      </w:r>
+      <w:r>
+        <w:rPr>
+          <w:rFonts w:ascii="Times New Roman" w:hAnsi="Times New Roman" w:cs="Times New Roman"/>
+          <w:sz w:val="24"/>
+          <w:szCs w:val="24"/>
+        </w:rPr>
+        <w:t xml:space="preserve"> conditions. These c</w:t>
+      </w:r>
+      <w:r>
+        <w:rPr>
+          <w:rFonts w:ascii="Times New Roman" w:hAnsi="Times New Roman" w:cs="Times New Roman"/>
+          <w:sz w:val="24"/>
+          <w:szCs w:val="24"/>
+        </w:rPr>
+        <w:t>old-adapted fish are sensitive to hypoxic (&lt;2mg•L</w:t>
+      </w:r>
+      <w:r>
+        <w:rPr>
+          <w:rFonts w:ascii="Times New Roman" w:hAnsi="Times New Roman" w:cs="Times New Roman"/>
+          <w:sz w:val="24"/>
+          <w:szCs w:val="24"/>
+          <w:vertAlign w:val="superscript"/>
+        </w:rPr>
+        <w:t>-1</w:t>
+      </w:r>
+      <w:r>
+        <w:rPr>
+          <w:rFonts w:ascii="Times New Roman" w:hAnsi="Times New Roman" w:cs="Times New Roman"/>
+          <w:sz w:val="24"/>
+          <w:szCs w:val="24"/>
+        </w:rPr>
+        <w:t xml:space="preserve">) and </w:t>
+      </w:r>
+      <w:r>
+        <w:rPr>
+          <w:rFonts w:ascii="Times New Roman" w:hAnsi="Times New Roman" w:cs="Times New Roman"/>
+          <w:sz w:val="24"/>
+          <w:szCs w:val="24"/>
+        </w:rPr>
+        <w:lastRenderedPageBreak/>
+        <w:t>excessively warm (&gt;18℃) water, and these habitats</w:t>
       </w:r>
       <w:r>
         <w:rPr>
@@ -938,161 +1459,159 @@
           <w:sz w:val="24"/>
           <w:szCs w:val="24"/>
         </w:rPr>
-        <w:t xml:space="preserve">exploitation of an antipredation window, and foraging opportunity (Clark and Levy 1988, Wurtsbaugh and Neverman 1988, Scheuerell and Schindler 2003). </w:t>
-      </w:r>
-      <w:r>
-        <w:rPr>
-          <w:rFonts w:ascii="Times New Roman" w:hAnsi="Times New Roman" w:cs="Times New Roman"/>
-          <w:sz w:val="24"/>
-          <w:szCs w:val="24"/>
-        </w:rPr>
-        <w:t xml:space="preserve">In example, trout in stratified reservoirs </w:t>
-      </w:r>
-      <w:r>
-        <w:rPr>
-          <w:rFonts w:ascii="Times New Roman" w:hAnsi="Times New Roman" w:cs="Times New Roman"/>
-          <w:sz w:val="24"/>
-          <w:szCs w:val="24"/>
-        </w:rPr>
-        <w:t xml:space="preserve">have been observed using </w:t>
-      </w:r>
-      <w:r>
-        <w:rPr>
-          <w:rFonts w:ascii="Times New Roman" w:hAnsi="Times New Roman" w:cs="Times New Roman"/>
-          <w:sz w:val="24"/>
-          <w:szCs w:val="24"/>
-        </w:rPr>
-        <w:t>DVM as a trade-off between optimizing temperature</w:t>
-      </w:r>
-      <w:r>
-        <w:rPr>
-          <w:rFonts w:ascii="Times New Roman" w:hAnsi="Times New Roman" w:cs="Times New Roman"/>
-          <w:sz w:val="24"/>
-          <w:szCs w:val="24"/>
-        </w:rPr>
-        <w:t>, forage opportunity,</w:t>
-      </w:r>
-      <w:r>
-        <w:rPr>
-          <w:rFonts w:ascii="Times New Roman" w:hAnsi="Times New Roman" w:cs="Times New Roman"/>
-          <w:sz w:val="24"/>
-          <w:szCs w:val="24"/>
-        </w:rPr>
-        <w:t xml:space="preserve"> and growth (Eckmann et </w:t>
-      </w:r>
-      <w:bookmarkStart w:id="0" w:name="_GoBack"/>
-      <w:bookmarkEnd w:id="0"/>
-      <w:r>
-        <w:rPr>
-          <w:rFonts w:ascii="Times New Roman" w:hAnsi="Times New Roman" w:cs="Times New Roman"/>
-          <w:sz w:val="24"/>
-          <w:szCs w:val="24"/>
-        </w:rPr>
-        <w:t xml:space="preserve">al. 2016, Thomas et al. 2023). </w:t>
-      </w:r>
-      <w:r>
-        <w:rPr>
-          <w:rFonts w:ascii="Times New Roman" w:hAnsi="Times New Roman" w:cs="Times New Roman"/>
-          <w:sz w:val="24"/>
-          <w:szCs w:val="24"/>
-        </w:rPr>
-        <w:t>W</w:t>
-      </w:r>
-      <w:r>
-        <w:rPr>
-          <w:rFonts w:ascii="Times New Roman" w:hAnsi="Times New Roman" w:cs="Times New Roman"/>
-          <w:sz w:val="24"/>
-          <w:szCs w:val="24"/>
-        </w:rPr>
-        <w:t>hile DVM is a p</w:t>
-      </w:r>
-      <w:r>
-        <w:rPr>
-          <w:rFonts w:ascii="Times New Roman" w:hAnsi="Times New Roman" w:cs="Times New Roman"/>
-          <w:sz w:val="24"/>
-          <w:szCs w:val="24"/>
-        </w:rPr>
-        <w:t>ervasive</w:t>
-      </w:r>
-      <w:r>
-        <w:rPr>
-          <w:rFonts w:ascii="Times New Roman" w:hAnsi="Times New Roman" w:cs="Times New Roman"/>
-          <w:sz w:val="24"/>
-          <w:szCs w:val="24"/>
-        </w:rPr>
-        <w:t xml:space="preserve"> behavioral strategy </w:t>
-      </w:r>
-      <w:r>
-        <w:rPr>
-          <w:rFonts w:ascii="Times New Roman" w:hAnsi="Times New Roman" w:cs="Times New Roman"/>
-          <w:sz w:val="24"/>
-          <w:szCs w:val="24"/>
-        </w:rPr>
-        <w:t>that has been studied in response to diel variation in various trade-offs</w:t>
-      </w:r>
-      <w:r>
-        <w:rPr>
-          <w:rFonts w:ascii="Times New Roman" w:hAnsi="Times New Roman" w:cs="Times New Roman"/>
-          <w:sz w:val="24"/>
-          <w:szCs w:val="24"/>
-        </w:rPr>
-        <w:t xml:space="preserve">, there is </w:t>
-      </w:r>
-      <w:r>
-        <w:rPr>
-          <w:rFonts w:ascii="Times New Roman" w:hAnsi="Times New Roman" w:cs="Times New Roman"/>
-          <w:sz w:val="24"/>
-          <w:szCs w:val="24"/>
-        </w:rPr>
-        <w:t xml:space="preserve">virtually no knowledge of </w:t>
-      </w:r>
-      <w:r>
-        <w:rPr>
-          <w:rFonts w:ascii="Times New Roman" w:hAnsi="Times New Roman" w:cs="Times New Roman"/>
-          <w:sz w:val="24"/>
-          <w:szCs w:val="24"/>
-        </w:rPr>
-        <w:t>whether DVM or analogous</w:t>
-      </w:r>
-      <w:r>
-        <w:rPr>
-          <w:rFonts w:ascii="Times New Roman" w:hAnsi="Times New Roman" w:cs="Times New Roman"/>
-          <w:sz w:val="24"/>
-          <w:szCs w:val="24"/>
-        </w:rPr>
-        <w:t xml:space="preserve"> habitat cycling can alleviate the trade-off between temperature and DO</w:t>
-      </w:r>
-      <w:r>
-        <w:rPr>
-          <w:rFonts w:ascii="Times New Roman" w:hAnsi="Times New Roman" w:cs="Times New Roman"/>
-          <w:sz w:val="24"/>
-          <w:szCs w:val="24"/>
-        </w:rPr>
-        <w:t xml:space="preserve">, which is a critically relevant to understanding </w:t>
-      </w:r>
-      <w:r>
-        <w:rPr>
-          <w:rFonts w:ascii="Times New Roman" w:hAnsi="Times New Roman" w:cs="Times New Roman"/>
-          <w:sz w:val="24"/>
-          <w:szCs w:val="24"/>
-        </w:rPr>
-        <w:t xml:space="preserve">the </w:t>
-      </w:r>
-      <w:r>
-        <w:rPr>
-          <w:rFonts w:ascii="Times New Roman" w:hAnsi="Times New Roman" w:cs="Times New Roman"/>
-          <w:sz w:val="24"/>
-          <w:szCs w:val="24"/>
-        </w:rPr>
-        <w:t>effects of climate change.</w:t>
+        <w:t>display high levels of diel and spatial variation</w:t>
+      </w:r>
+      <w:r>
+        <w:rPr>
+          <w:rFonts w:ascii="Times New Roman" w:hAnsi="Times New Roman" w:cs="Times New Roman"/>
+          <w:sz w:val="24"/>
+          <w:szCs w:val="24"/>
+        </w:rPr>
+        <w:t xml:space="preserve"> in </w:t>
+      </w:r>
+      <w:r>
+        <w:rPr>
+          <w:rFonts w:ascii="Times New Roman" w:hAnsi="Times New Roman" w:cs="Times New Roman"/>
+          <w:sz w:val="24"/>
+          <w:szCs w:val="24"/>
+        </w:rPr>
+        <w:t>both temperature and DO</w:t>
+      </w:r>
+      <w:r>
+        <w:rPr>
+          <w:rFonts w:ascii="Times New Roman" w:hAnsi="Times New Roman" w:cs="Times New Roman"/>
+          <w:sz w:val="24"/>
+          <w:szCs w:val="24"/>
+        </w:rPr>
+        <w:t xml:space="preserve">. </w:t>
+      </w:r>
+      <w:r>
+        <w:rPr>
+          <w:rFonts w:ascii="Times New Roman" w:hAnsi="Times New Roman" w:cs="Times New Roman"/>
+          <w:sz w:val="24"/>
+          <w:szCs w:val="24"/>
+        </w:rPr>
+        <w:t>Th</w:t>
+      </w:r>
+      <w:r>
+        <w:rPr>
+          <w:rFonts w:ascii="Times New Roman" w:hAnsi="Times New Roman" w:cs="Times New Roman"/>
+          <w:sz w:val="24"/>
+          <w:szCs w:val="24"/>
+        </w:rPr>
+        <w:t>e</w:t>
+      </w:r>
+      <w:r>
+        <w:rPr>
+          <w:rFonts w:ascii="Times New Roman" w:hAnsi="Times New Roman" w:cs="Times New Roman"/>
+          <w:sz w:val="24"/>
+          <w:szCs w:val="24"/>
+        </w:rPr>
+        <w:t xml:space="preserve"> fluctuating conditions </w:t>
+      </w:r>
+      <w:r>
+        <w:rPr>
+          <w:rFonts w:ascii="Times New Roman" w:hAnsi="Times New Roman" w:cs="Times New Roman"/>
+          <w:sz w:val="24"/>
+          <w:szCs w:val="24"/>
+        </w:rPr>
+        <w:t xml:space="preserve">found in these alcoves </w:t>
+      </w:r>
+      <w:r>
+        <w:rPr>
+          <w:rFonts w:ascii="Times New Roman" w:hAnsi="Times New Roman" w:cs="Times New Roman"/>
+          <w:sz w:val="24"/>
+          <w:szCs w:val="24"/>
+        </w:rPr>
+        <w:t xml:space="preserve">likely cause the zone of optimal habitat to shift over the 24-h cycle. While </w:t>
+      </w:r>
+      <w:r>
+        <w:rPr>
+          <w:rFonts w:ascii="Times New Roman" w:hAnsi="Times New Roman" w:cs="Times New Roman"/>
+          <w:sz w:val="24"/>
+          <w:szCs w:val="24"/>
+        </w:rPr>
+        <w:t>temperature and oxygen</w:t>
+      </w:r>
+      <w:r>
+        <w:rPr>
+          <w:rFonts w:ascii="Times New Roman" w:hAnsi="Times New Roman" w:cs="Times New Roman"/>
+          <w:sz w:val="24"/>
+          <w:szCs w:val="24"/>
+        </w:rPr>
+        <w:t xml:space="preserve"> fluctuate in rough synchrony (</w:t>
+      </w:r>
+      <w:r>
+        <w:rPr>
+          <w:rFonts w:ascii="Times New Roman" w:hAnsi="Times New Roman" w:cs="Times New Roman"/>
+          <w:sz w:val="24"/>
+          <w:szCs w:val="24"/>
+        </w:rPr>
+        <w:t xml:space="preserve">both </w:t>
+      </w:r>
+      <w:r>
+        <w:rPr>
+          <w:rFonts w:ascii="Times New Roman" w:hAnsi="Times New Roman" w:cs="Times New Roman"/>
+          <w:sz w:val="24"/>
+          <w:szCs w:val="24"/>
+        </w:rPr>
+        <w:t>increase during the day and decrease at night), ideal conditions fluctuate asynchronously when considered through the lens of a cold</w:t>
+      </w:r>
+      <w:r>
+        <w:rPr>
+          <w:rFonts w:ascii="Times New Roman" w:hAnsi="Times New Roman" w:cs="Times New Roman"/>
+          <w:sz w:val="24"/>
+          <w:szCs w:val="24"/>
+        </w:rPr>
+        <w:t>-</w:t>
+      </w:r>
+      <w:r>
+        <w:rPr>
+          <w:rFonts w:ascii="Times New Roman" w:hAnsi="Times New Roman" w:cs="Times New Roman"/>
+          <w:sz w:val="24"/>
+          <w:szCs w:val="24"/>
+        </w:rPr>
+        <w:t>water fish</w:t>
+      </w:r>
+      <w:r>
+        <w:rPr>
+          <w:rFonts w:ascii="Times New Roman" w:hAnsi="Times New Roman" w:cs="Times New Roman"/>
+          <w:sz w:val="24"/>
+          <w:szCs w:val="24"/>
+        </w:rPr>
+        <w:t>,</w:t>
+      </w:r>
+      <w:r>
+        <w:rPr>
+          <w:rFonts w:ascii="Times New Roman" w:hAnsi="Times New Roman" w:cs="Times New Roman"/>
+          <w:sz w:val="24"/>
+          <w:szCs w:val="24"/>
+        </w:rPr>
+        <w:t xml:space="preserve"> where cooler temperatures coupled with higher </w:t>
+      </w:r>
+      <w:r>
+        <w:rPr>
+          <w:rFonts w:ascii="Times New Roman" w:hAnsi="Times New Roman" w:cs="Times New Roman"/>
+          <w:sz w:val="24"/>
+          <w:szCs w:val="24"/>
+        </w:rPr>
+        <w:t>DO</w:t>
+      </w:r>
+      <w:r>
+        <w:rPr>
+          <w:rFonts w:ascii="Times New Roman" w:hAnsi="Times New Roman" w:cs="Times New Roman"/>
+          <w:sz w:val="24"/>
+          <w:szCs w:val="24"/>
+        </w:rPr>
+        <w:t xml:space="preserve"> are ideal.</w:t>
       </w:r>
     </w:p>
     <w:p>
       <w:pPr>
-        <w:rPr>
-          <w:rFonts w:ascii="Times New Roman" w:hAnsi="Times New Roman" w:cs="Times New Roman"/>
-          <w:sz w:val="24"/>
-          <w:szCs w:val="24"/>
+        <w:spacing w:line="480" w:lineRule="auto"/>
+        <w:rPr>
+          <w:rFonts w:ascii="Times New Roman" w:hAnsi="Times New Roman" w:cs="Times New Roman"/>
+          <w:sz w:val="24"/>
         </w:rPr>
       </w:pPr>
       <w:r>
@@ -1101,150 +1620,54 @@
           <w:sz w:val="24"/>
           <w:szCs w:val="24"/>
         </w:rPr>
-        <w:t>Cool floodplain habitats</w:t>
-      </w:r>
-      <w:r>
-        <w:rPr>
-          <w:rFonts w:ascii="Times New Roman" w:hAnsi="Times New Roman" w:cs="Times New Roman"/>
-          <w:sz w:val="24"/>
-          <w:szCs w:val="24"/>
-        </w:rPr>
-        <w:t xml:space="preserve"> (e.</w:t>
-      </w:r>
-      <w:r>
-        <w:rPr>
-          <w:rFonts w:ascii="Times New Roman" w:hAnsi="Times New Roman" w:cs="Times New Roman"/>
-          <w:sz w:val="24"/>
-          <w:szCs w:val="24"/>
-        </w:rPr>
-        <w:t xml:space="preserve">g. </w:t>
-      </w:r>
-      <w:r>
-        <w:rPr>
-          <w:rFonts w:ascii="Times New Roman" w:hAnsi="Times New Roman" w:cs="Times New Roman"/>
-          <w:sz w:val="24"/>
-          <w:szCs w:val="24"/>
-        </w:rPr>
-        <w:t xml:space="preserve">cold-water </w:t>
-      </w:r>
-      <w:r>
-        <w:rPr>
-          <w:rFonts w:ascii="Times New Roman" w:hAnsi="Times New Roman" w:cs="Times New Roman"/>
-          <w:sz w:val="24"/>
-          <w:szCs w:val="24"/>
-        </w:rPr>
-        <w:t xml:space="preserve">alcoves) used by cold-water fish are a model system to study </w:t>
-      </w:r>
-      <w:r>
-        <w:rPr>
-          <w:rFonts w:ascii="Times New Roman" w:hAnsi="Times New Roman" w:cs="Times New Roman"/>
-          <w:sz w:val="24"/>
-          <w:szCs w:val="24"/>
-        </w:rPr>
-        <w:t>the occurrence of DVM in response to a</w:t>
-      </w:r>
-      <w:r>
-        <w:rPr>
-          <w:rFonts w:ascii="Times New Roman" w:hAnsi="Times New Roman" w:cs="Times New Roman"/>
-          <w:sz w:val="24"/>
-          <w:szCs w:val="24"/>
-        </w:rPr>
-        <w:t xml:space="preserve"> temperature-DO trade-off. </w:t>
-      </w:r>
-      <w:r>
-        <w:rPr>
-          <w:rFonts w:ascii="Times New Roman" w:hAnsi="Times New Roman" w:cs="Times New Roman"/>
-          <w:sz w:val="24"/>
-          <w:szCs w:val="24"/>
-        </w:rPr>
-        <w:t>The combination of pronounced vertical stratification in oxygen from hypoxic hyporheic inputs</w:t>
-      </w:r>
-      <w:r>
-        <w:rPr>
-          <w:rFonts w:ascii="Times New Roman" w:hAnsi="Times New Roman" w:cs="Times New Roman"/>
-          <w:sz w:val="24"/>
-          <w:szCs w:val="24"/>
-        </w:rPr>
-        <w:t xml:space="preserve"> (</w:t>
-      </w:r>
-      <w:r>
-        <w:rPr>
-          <w:rFonts w:ascii="Times New Roman" w:hAnsi="Times New Roman" w:cs="Times New Roman"/>
-          <w:color w:val="000000"/>
-          <w:sz w:val="24"/>
-          <w:szCs w:val="24"/>
-        </w:rPr>
-        <w:t>Zarnetske et al. 2011, Gombert et al. 2022</w:t>
-      </w:r>
-      <w:r>
-        <w:rPr>
-          <w:rFonts w:ascii="Times New Roman" w:hAnsi="Times New Roman" w:cs="Times New Roman"/>
-          <w:sz w:val="24"/>
-          <w:szCs w:val="24"/>
-        </w:rPr>
-        <w:t>)</w:t>
-      </w:r>
-      <w:r>
-        <w:rPr>
-          <w:rFonts w:ascii="Times New Roman" w:hAnsi="Times New Roman" w:cs="Times New Roman"/>
-          <w:sz w:val="24"/>
-          <w:szCs w:val="24"/>
-        </w:rPr>
-        <w:t>, coupled with diel oxygen cycling</w:t>
-      </w:r>
-      <w:r>
-        <w:rPr>
-          <w:rFonts w:ascii="Times New Roman" w:hAnsi="Times New Roman" w:cs="Times New Roman"/>
-          <w:sz w:val="24"/>
-          <w:szCs w:val="24"/>
-        </w:rPr>
-        <w:t xml:space="preserve"> </w:t>
-      </w:r>
-      <w:r>
-        <w:rPr>
-          <w:rFonts w:ascii="Times New Roman" w:hAnsi="Times New Roman" w:cs="Times New Roman"/>
-          <w:sz w:val="24"/>
-          <w:szCs w:val="24"/>
-        </w:rPr>
-        <w:t>as the environment transitions from photosynthetic production to respiratory consumption</w:t>
-      </w:r>
-      <w:r>
-        <w:rPr>
-          <w:rFonts w:ascii="Times New Roman" w:hAnsi="Times New Roman" w:cs="Times New Roman"/>
-          <w:sz w:val="24"/>
-          <w:szCs w:val="24"/>
-        </w:rPr>
-        <w:t xml:space="preserve"> (</w:t>
-      </w:r>
-      <w:r>
-        <w:rPr>
-          <w:rFonts w:ascii="Times New Roman" w:hAnsi="Times New Roman" w:cs="Times New Roman"/>
-          <w:sz w:val="24"/>
-          <w:szCs w:val="24"/>
-        </w:rPr>
-        <w:t>Andersen et al. 2017</w:t>
-      </w:r>
-      <w:r>
-        <w:rPr>
-          <w:rFonts w:ascii="Times New Roman" w:hAnsi="Times New Roman" w:cs="Times New Roman"/>
-          <w:sz w:val="24"/>
-          <w:szCs w:val="24"/>
-        </w:rPr>
-        <w:t>)</w:t>
-      </w:r>
-      <w:r>
-        <w:rPr>
-          <w:rFonts w:ascii="Times New Roman" w:hAnsi="Times New Roman" w:cs="Times New Roman"/>
-          <w:sz w:val="24"/>
-          <w:szCs w:val="24"/>
-        </w:rPr>
-        <w:t>, has the potential to create a vertically shifting oxygen profile</w:t>
-      </w:r>
-      <w:r>
-        <w:rPr>
-          <w:rFonts w:ascii="Times New Roman" w:hAnsi="Times New Roman" w:cs="Times New Roman"/>
-          <w:sz w:val="24"/>
-          <w:szCs w:val="24"/>
+        <w:t xml:space="preserve">When determining the ecological significance of cold-water refuges we first need to understand the potential trade-offs that may occur within these habitats. </w:t>
+      </w:r>
+      <w:r>
+        <w:rPr>
+          <w:rFonts w:ascii="Times New Roman" w:hAnsi="Times New Roman" w:cs="Times New Roman"/>
+          <w:sz w:val="24"/>
+        </w:rPr>
+        <w:t>Here, we aim to determine how a</w:t>
+      </w:r>
+      <w:r>
+        <w:rPr>
+          <w:rFonts w:ascii="Times New Roman" w:hAnsi="Times New Roman" w:cs="Times New Roman"/>
+          <w:sz w:val="24"/>
+        </w:rPr>
+        <w:t xml:space="preserve"> cold-water fish balance</w:t>
+      </w:r>
+      <w:r>
+        <w:rPr>
+          <w:rFonts w:ascii="Times New Roman" w:hAnsi="Times New Roman" w:cs="Times New Roman"/>
+          <w:sz w:val="24"/>
+        </w:rPr>
+        <w:t>s</w:t>
+      </w:r>
+      <w:r>
+        <w:rPr>
+          <w:rFonts w:ascii="Times New Roman" w:hAnsi="Times New Roman" w:cs="Times New Roman"/>
+          <w:sz w:val="24"/>
+        </w:rPr>
+        <w:t xml:space="preserve"> oxygen demands and temperature preference within refuge habitats, and how these constraints </w:t>
+      </w:r>
+      <w:r>
+        <w:rPr>
+          <w:rFonts w:ascii="Times New Roman" w:hAnsi="Times New Roman" w:cs="Times New Roman"/>
+          <w:sz w:val="24"/>
+        </w:rPr>
+        <w:t xml:space="preserve">might </w:t>
+      </w:r>
+      <w:r>
+        <w:rPr>
+          <w:rFonts w:ascii="Times New Roman" w:hAnsi="Times New Roman" w:cs="Times New Roman"/>
+          <w:sz w:val="24"/>
+        </w:rPr>
+        <w:t>vary among refuges and over time</w:t>
+      </w:r>
+      <w:r>
+        <w:rPr>
+          <w:rFonts w:ascii="Times New Roman" w:hAnsi="Times New Roman" w:cs="Times New Roman"/>
+          <w:sz w:val="24"/>
         </w:rPr>
         <w:t>.</w:t>
       </w:r>
@@ -1252,355 +1675,36 @@
         <w:rPr>
           <w:rFonts w:ascii="Times New Roman" w:hAnsi="Times New Roman" w:cs="Times New Roman"/>
           <w:sz w:val="24"/>
-          <w:szCs w:val="24"/>
-        </w:rPr>
-        <w:t xml:space="preserve"> </w:t>
-      </w:r>
-      <w:r>
-        <w:rPr>
-          <w:rFonts w:ascii="Times New Roman" w:hAnsi="Times New Roman" w:cs="Times New Roman"/>
-          <w:sz w:val="24"/>
-          <w:szCs w:val="24"/>
-        </w:rPr>
-        <w:t>In turn, s</w:t>
-      </w:r>
-      <w:r>
-        <w:rPr>
-          <w:rFonts w:ascii="Times New Roman" w:hAnsi="Times New Roman" w:cs="Times New Roman"/>
-          <w:sz w:val="24"/>
-          <w:szCs w:val="24"/>
-        </w:rPr>
-        <w:t xml:space="preserve">urface water temperatures fluctuate on a diel cycle in time-lagged synchrony with dissolved oxygen saturation (e.g. oxygen saturation is highest during midday, whereas surface water temperatures reach their maximum during early evening). </w:t>
-      </w:r>
-      <w:r>
-        <w:rPr>
-          <w:rFonts w:ascii="Times New Roman" w:hAnsi="Times New Roman" w:cs="Times New Roman"/>
-          <w:sz w:val="24"/>
-          <w:szCs w:val="24"/>
-        </w:rPr>
-        <w:t>Many cold-water alcoves on the Willamette River</w:t>
-      </w:r>
-      <w:r>
-        <w:rPr>
-          <w:rFonts w:ascii="Times New Roman" w:hAnsi="Times New Roman" w:cs="Times New Roman"/>
-          <w:sz w:val="24"/>
-          <w:szCs w:val="24"/>
-        </w:rPr>
-        <w:t xml:space="preserve"> of </w:t>
-      </w:r>
-      <w:r>
-        <w:rPr>
-          <w:rFonts w:ascii="Times New Roman" w:hAnsi="Times New Roman" w:cs="Times New Roman"/>
-          <w:sz w:val="24"/>
-          <w:szCs w:val="24"/>
-        </w:rPr>
-        <w:t xml:space="preserve">Western </w:t>
-      </w:r>
-      <w:r>
-        <w:rPr>
-          <w:rFonts w:ascii="Times New Roman" w:hAnsi="Times New Roman" w:cs="Times New Roman"/>
-          <w:sz w:val="24"/>
-          <w:szCs w:val="24"/>
-        </w:rPr>
-        <w:t>Oregon are heavily exploited by a cold-water fish, coastal cutthroat trout (</w:t>
-      </w:r>
-      <w:r>
-        <w:rPr>
-          <w:rFonts w:ascii="Times New Roman" w:hAnsi="Times New Roman" w:cs="Times New Roman"/>
-          <w:i/>
-          <w:sz w:val="24"/>
-          <w:szCs w:val="24"/>
-        </w:rPr>
-        <w:t>O. clarkii clarkii</w:t>
-      </w:r>
-      <w:r>
-        <w:rPr>
-          <w:rFonts w:ascii="Times New Roman" w:hAnsi="Times New Roman" w:cs="Times New Roman"/>
-          <w:sz w:val="24"/>
-          <w:szCs w:val="24"/>
-        </w:rPr>
-        <w:t>)</w:t>
-      </w:r>
-      <w:r>
-        <w:rPr>
-          <w:rFonts w:ascii="Times New Roman" w:hAnsi="Times New Roman" w:cs="Times New Roman"/>
-          <w:sz w:val="24"/>
-          <w:szCs w:val="24"/>
-        </w:rPr>
-        <w:t>,</w:t>
-      </w:r>
-      <w:r>
-        <w:rPr>
-          <w:rFonts w:ascii="Times New Roman" w:hAnsi="Times New Roman" w:cs="Times New Roman"/>
-          <w:sz w:val="24"/>
-          <w:szCs w:val="24"/>
-        </w:rPr>
-        <w:t xml:space="preserve"> during </w:t>
-      </w:r>
-      <w:r>
-        <w:rPr>
-          <w:rFonts w:ascii="Times New Roman" w:hAnsi="Times New Roman" w:cs="Times New Roman"/>
-          <w:sz w:val="24"/>
-          <w:szCs w:val="24"/>
-        </w:rPr>
-        <w:t>seasonally warm</w:t>
-      </w:r>
-      <w:r>
-        <w:rPr>
-          <w:rFonts w:ascii="Times New Roman" w:hAnsi="Times New Roman" w:cs="Times New Roman"/>
-          <w:sz w:val="24"/>
-          <w:szCs w:val="24"/>
-        </w:rPr>
-        <w:t xml:space="preserve"> conditions. These c</w:t>
-      </w:r>
-      <w:r>
-        <w:rPr>
-          <w:rFonts w:ascii="Times New Roman" w:hAnsi="Times New Roman" w:cs="Times New Roman"/>
-          <w:sz w:val="24"/>
-          <w:szCs w:val="24"/>
-        </w:rPr>
-        <w:t>old-adapted fish are sensitive to hypoxic (&lt;2mg•L</w:t>
-      </w:r>
-      <w:r>
-        <w:rPr>
-          <w:rFonts w:ascii="Times New Roman" w:hAnsi="Times New Roman" w:cs="Times New Roman"/>
-          <w:sz w:val="24"/>
-          <w:szCs w:val="24"/>
-          <w:vertAlign w:val="superscript"/>
-        </w:rPr>
-        <w:t>-1</w:t>
-      </w:r>
-      <w:r>
-        <w:rPr>
-          <w:rFonts w:ascii="Times New Roman" w:hAnsi="Times New Roman" w:cs="Times New Roman"/>
-          <w:sz w:val="24"/>
-          <w:szCs w:val="24"/>
-        </w:rPr>
-        <w:t>) and excessively warm (&gt;18℃) water, and these habitats</w:t>
-      </w:r>
-      <w:r>
-        <w:rPr>
-          <w:rFonts w:ascii="Times New Roman" w:hAnsi="Times New Roman" w:cs="Times New Roman"/>
-          <w:sz w:val="24"/>
-          <w:szCs w:val="24"/>
-        </w:rPr>
-        <w:t xml:space="preserve"> </w:t>
-      </w:r>
-      <w:r>
-        <w:rPr>
-          <w:rFonts w:ascii="Times New Roman" w:hAnsi="Times New Roman" w:cs="Times New Roman"/>
-          <w:sz w:val="24"/>
-          <w:szCs w:val="24"/>
-        </w:rPr>
-        <w:t>display high levels of diel and spatial variation</w:t>
-      </w:r>
-      <w:r>
-        <w:rPr>
-          <w:rFonts w:ascii="Times New Roman" w:hAnsi="Times New Roman" w:cs="Times New Roman"/>
-          <w:sz w:val="24"/>
-          <w:szCs w:val="24"/>
-        </w:rPr>
-        <w:t xml:space="preserve"> in </w:t>
-      </w:r>
-      <w:r>
-        <w:rPr>
-          <w:rFonts w:ascii="Times New Roman" w:hAnsi="Times New Roman" w:cs="Times New Roman"/>
-          <w:sz w:val="24"/>
-          <w:szCs w:val="24"/>
-        </w:rPr>
-        <w:t>both temperature and DO</w:t>
-      </w:r>
-      <w:r>
-        <w:rPr>
-          <w:rFonts w:ascii="Times New Roman" w:hAnsi="Times New Roman" w:cs="Times New Roman"/>
-          <w:sz w:val="24"/>
-          <w:szCs w:val="24"/>
-        </w:rPr>
-        <w:t xml:space="preserve">. </w:t>
-      </w:r>
-      <w:r>
-        <w:rPr>
-          <w:rFonts w:ascii="Times New Roman" w:hAnsi="Times New Roman" w:cs="Times New Roman"/>
-          <w:sz w:val="24"/>
-          <w:szCs w:val="24"/>
-        </w:rPr>
-        <w:t>Th</w:t>
-      </w:r>
-      <w:r>
-        <w:rPr>
-          <w:rFonts w:ascii="Times New Roman" w:hAnsi="Times New Roman" w:cs="Times New Roman"/>
-          <w:sz w:val="24"/>
-          <w:szCs w:val="24"/>
-        </w:rPr>
-        <w:t>e</w:t>
-      </w:r>
-      <w:r>
-        <w:rPr>
-          <w:rFonts w:ascii="Times New Roman" w:hAnsi="Times New Roman" w:cs="Times New Roman"/>
-          <w:sz w:val="24"/>
-          <w:szCs w:val="24"/>
-        </w:rPr>
-        <w:t xml:space="preserve"> fluctuating conditions </w:t>
-      </w:r>
-      <w:r>
-        <w:rPr>
-          <w:rFonts w:ascii="Times New Roman" w:hAnsi="Times New Roman" w:cs="Times New Roman"/>
-          <w:sz w:val="24"/>
-          <w:szCs w:val="24"/>
-        </w:rPr>
-        <w:t xml:space="preserve">found in these alcoves </w:t>
-      </w:r>
-      <w:r>
-        <w:rPr>
-          <w:rFonts w:ascii="Times New Roman" w:hAnsi="Times New Roman" w:cs="Times New Roman"/>
-          <w:sz w:val="24"/>
-          <w:szCs w:val="24"/>
-        </w:rPr>
-        <w:t xml:space="preserve">likely cause the zone of optimal habitat to shift over the 24-h cycle. While </w:t>
-      </w:r>
-      <w:r>
-        <w:rPr>
-          <w:rFonts w:ascii="Times New Roman" w:hAnsi="Times New Roman" w:cs="Times New Roman"/>
-          <w:sz w:val="24"/>
-          <w:szCs w:val="24"/>
-        </w:rPr>
-        <w:t>temperature and oxygen</w:t>
-      </w:r>
-      <w:r>
-        <w:rPr>
-          <w:rFonts w:ascii="Times New Roman" w:hAnsi="Times New Roman" w:cs="Times New Roman"/>
-          <w:sz w:val="24"/>
-          <w:szCs w:val="24"/>
-        </w:rPr>
-        <w:t xml:space="preserve"> fluctuate in rough synchrony (</w:t>
-      </w:r>
-      <w:r>
-        <w:rPr>
-          <w:rFonts w:ascii="Times New Roman" w:hAnsi="Times New Roman" w:cs="Times New Roman"/>
-          <w:sz w:val="24"/>
-          <w:szCs w:val="24"/>
-        </w:rPr>
-        <w:t xml:space="preserve">both </w:t>
-      </w:r>
-      <w:r>
-        <w:rPr>
-          <w:rFonts w:ascii="Times New Roman" w:hAnsi="Times New Roman" w:cs="Times New Roman"/>
-          <w:sz w:val="24"/>
-          <w:szCs w:val="24"/>
-        </w:rPr>
-        <w:t>increase during the day and decrease at night), ideal conditions fluctuate asynchronously when considered through the lens of a cold</w:t>
-      </w:r>
-      <w:r>
-        <w:rPr>
-          <w:rFonts w:ascii="Times New Roman" w:hAnsi="Times New Roman" w:cs="Times New Roman"/>
-          <w:sz w:val="24"/>
-          <w:szCs w:val="24"/>
-        </w:rPr>
-        <w:t>-</w:t>
-      </w:r>
-      <w:r>
-        <w:rPr>
-          <w:rFonts w:ascii="Times New Roman" w:hAnsi="Times New Roman" w:cs="Times New Roman"/>
-          <w:sz w:val="24"/>
-          <w:szCs w:val="24"/>
-        </w:rPr>
-        <w:t>water fish</w:t>
-      </w:r>
-      <w:r>
-        <w:rPr>
-          <w:rFonts w:ascii="Times New Roman" w:hAnsi="Times New Roman" w:cs="Times New Roman"/>
-          <w:sz w:val="24"/>
-          <w:szCs w:val="24"/>
-        </w:rPr>
-        <w:t>,</w:t>
-      </w:r>
-      <w:r>
-        <w:rPr>
-          <w:rFonts w:ascii="Times New Roman" w:hAnsi="Times New Roman" w:cs="Times New Roman"/>
-          <w:sz w:val="24"/>
-          <w:szCs w:val="24"/>
-        </w:rPr>
-        <w:t xml:space="preserve"> where cooler temperatures coupled with higher dissolved oxygen are ideal.</w:t>
-      </w:r>
-    </w:p>
-    <w:p>
-      <w:pPr>
-        <w:rPr>
-          <w:rFonts w:ascii="Times New Roman" w:hAnsi="Times New Roman" w:cs="Times New Roman"/>
-          <w:sz w:val="24"/>
-        </w:rPr>
-      </w:pPr>
-      <w:r>
-        <w:rPr>
-          <w:rFonts w:ascii="Times New Roman" w:hAnsi="Times New Roman" w:cs="Times New Roman"/>
-          <w:sz w:val="24"/>
-          <w:szCs w:val="24"/>
-        </w:rPr>
-        <w:t xml:space="preserve">When determining the ecological significance of cold-water refuges we first need to understand the potential trade-offs that may occur within these habitats. </w:t>
-      </w:r>
-      <w:r>
-        <w:rPr>
-          <w:rFonts w:ascii="Times New Roman" w:hAnsi="Times New Roman" w:cs="Times New Roman"/>
-          <w:sz w:val="24"/>
-        </w:rPr>
-        <w:t>Here, we aim to determine how a</w:t>
-      </w:r>
-      <w:r>
-        <w:rPr>
-          <w:rFonts w:ascii="Times New Roman" w:hAnsi="Times New Roman" w:cs="Times New Roman"/>
-          <w:sz w:val="24"/>
-        </w:rPr>
-        <w:t xml:space="preserve"> cold-water fish balance</w:t>
-      </w:r>
-      <w:r>
-        <w:rPr>
-          <w:rFonts w:ascii="Times New Roman" w:hAnsi="Times New Roman" w:cs="Times New Roman"/>
-          <w:sz w:val="24"/>
-        </w:rPr>
-        <w:t>s</w:t>
-      </w:r>
-      <w:r>
-        <w:rPr>
-          <w:rFonts w:ascii="Times New Roman" w:hAnsi="Times New Roman" w:cs="Times New Roman"/>
-          <w:sz w:val="24"/>
-        </w:rPr>
-        <w:t xml:space="preserve"> oxygen demands and temperature preference within refuge habitats, and how these constraints </w:t>
-      </w:r>
-      <w:r>
-        <w:rPr>
-          <w:rFonts w:ascii="Times New Roman" w:hAnsi="Times New Roman" w:cs="Times New Roman"/>
-          <w:sz w:val="24"/>
-        </w:rPr>
-        <w:t xml:space="preserve">might </w:t>
-      </w:r>
-      <w:r>
-        <w:rPr>
-          <w:rFonts w:ascii="Times New Roman" w:hAnsi="Times New Roman" w:cs="Times New Roman"/>
-          <w:sz w:val="24"/>
-        </w:rPr>
-        <w:t>vary among refuges and over time</w:t>
-      </w:r>
-      <w:r>
-        <w:rPr>
-          <w:rFonts w:ascii="Times New Roman" w:hAnsi="Times New Roman" w:cs="Times New Roman"/>
-          <w:sz w:val="24"/>
-        </w:rPr>
-        <w:t>.</w:t>
-      </w:r>
-      <w:r>
-        <w:rPr>
-          <w:rFonts w:ascii="Times New Roman" w:hAnsi="Times New Roman" w:cs="Times New Roman"/>
-          <w:sz w:val="24"/>
-        </w:rPr>
-        <w:t xml:space="preserve"> The volume of habitat that is both suitably cool and oxygenated is likely a small portion of the alcove, and it likely expands, contracts, and shifts over time. In this study we aim to 1) determine whether temperature and </w:t>
-      </w:r>
-      <w:r>
-        <w:rPr>
-          <w:rFonts w:ascii="Times New Roman" w:hAnsi="Times New Roman" w:cs="Times New Roman"/>
-          <w:sz w:val="24"/>
-        </w:rPr>
-        <w:lastRenderedPageBreak/>
-        <w:t>oxygen shift over a diel timeframe, to 2) quantify diel variation in dissolved oxygen and temperature across alcoves, and to 3) determine whether fish use fine-scale diel vertical movements to balance shifting trade-offs between dissolved oxygen and temperature.</w:t>
+        </w:rPr>
+        <w:t xml:space="preserve"> The volume of habitat that is both suitably cool and oxygenated is likely a small portion of the alcove, and it likely expands, contracts, and shifts over time. In this study we aim to 1) determine whether temperature and oxygen shift over a diel timeframe, to 2) quantify diel variation in </w:t>
+      </w:r>
+      <w:r>
+        <w:rPr>
+          <w:rFonts w:ascii="Times New Roman" w:hAnsi="Times New Roman" w:cs="Times New Roman"/>
+          <w:sz w:val="24"/>
+        </w:rPr>
+        <w:t>DO</w:t>
+      </w:r>
+      <w:r>
+        <w:rPr>
+          <w:rFonts w:ascii="Times New Roman" w:hAnsi="Times New Roman" w:cs="Times New Roman"/>
+          <w:sz w:val="24"/>
+        </w:rPr>
+        <w:t xml:space="preserve"> and temperature across alcoves, and to 3) determine whether fish use fine-scale diel vertical movements to balance shifting trade-offs between </w:t>
+      </w:r>
+      <w:r>
+        <w:rPr>
+          <w:rFonts w:ascii="Times New Roman" w:hAnsi="Times New Roman" w:cs="Times New Roman"/>
+          <w:sz w:val="24"/>
+        </w:rPr>
+        <w:t>DO</w:t>
+      </w:r>
+      <w:r>
+        <w:rPr>
+          <w:rFonts w:ascii="Times New Roman" w:hAnsi="Times New Roman" w:cs="Times New Roman"/>
+          <w:sz w:val="24"/>
+        </w:rPr>
+        <w:t xml:space="preserve"> and temperature.</w:t>
       </w:r>
       <w:r>
         <w:rPr>
@@ -1613,6 +1717,7 @@
     <w:p>
       <w:pPr>
         <w:pStyle w:val="Default"/>
+        <w:spacing w:line="480" w:lineRule="auto"/>
         <w:rPr>
           <w:sz w:val="28"/>
         </w:rPr>
@@ -1621,46 +1726,37 @@
     <w:p>
       <w:pPr>
         <w:pStyle w:val="Default"/>
+        <w:spacing w:line="480" w:lineRule="auto"/>
       </w:pPr>
     </w:p>
     <w:p>
       <w:pPr>
         <w:pStyle w:val="Default"/>
+        <w:spacing w:line="480" w:lineRule="auto"/>
       </w:pPr>
     </w:p>
     <w:p>
       <w:pPr>
         <w:pStyle w:val="Default"/>
+        <w:spacing w:line="480" w:lineRule="auto"/>
       </w:pPr>
     </w:p>
     <w:p>
       <w:pPr>
         <w:pStyle w:val="Default"/>
+        <w:spacing w:line="480" w:lineRule="auto"/>
       </w:pPr>
     </w:p>
     <w:p>
       <w:pPr>
         <w:pStyle w:val="Default"/>
+        <w:spacing w:line="480" w:lineRule="auto"/>
       </w:pPr>
     </w:p>
     <w:p>
       <w:pPr>
         <w:pStyle w:val="Default"/>
-      </w:pPr>
-    </w:p>
-    <w:p>
-      <w:pPr>
-        <w:pStyle w:val="Default"/>
-      </w:pPr>
-    </w:p>
-    <w:p>
-      <w:pPr>
-        <w:pStyle w:val="Default"/>
-      </w:pPr>
-    </w:p>
-    <w:p>
-      <w:pPr>
-        <w:pStyle w:val="Default"/>
+        <w:spacing w:line="480" w:lineRule="auto"/>
       </w:pPr>
     </w:p>
     <w:sectPr>

--- a/manuscript/1.dvm.introduction/dvm.introduction.08172023.HB.docx
+++ b/manuscript/1.dvm.introduction/dvm.introduction.08172023.HB.docx
@@ -43,7 +43,7 @@
         <w:spacing w:line="480" w:lineRule="auto"/>
         <w:rPr>
           <w:rFonts w:ascii="Times New Roman" w:hAnsi="Times New Roman" w:cs="Times New Roman"/>
-          <w:i/>
+          <w:b/>
           <w:sz w:val="24"/>
           <w:szCs w:val="24"/>
         </w:rPr>
@@ -51,7 +51,7 @@
       <w:r>
         <w:rPr>
           <w:rFonts w:ascii="Times New Roman" w:hAnsi="Times New Roman" w:cs="Times New Roman"/>
-          <w:i/>
+          <w:b/>
           <w:sz w:val="24"/>
           <w:szCs w:val="24"/>
         </w:rPr>
@@ -179,23 +179,41 @@
         </w:rPr>
         <w:t xml:space="preserve">Power 1984, </w:t>
       </w:r>
-      <w:r>
-        <w:rPr>
-          <w:rFonts w:ascii="Times New Roman" w:hAnsi="Times New Roman" w:cs="Times New Roman"/>
-          <w:sz w:val="24"/>
-          <w:szCs w:val="24"/>
-        </w:rPr>
-        <w:t>Pe</w:t>
-      </w:r>
-      <w:bookmarkStart w:id="0" w:name="_GoBack"/>
-      <w:bookmarkEnd w:id="0"/>
-      <w:r>
-        <w:rPr>
-          <w:rFonts w:ascii="Times New Roman" w:hAnsi="Times New Roman" w:cs="Times New Roman"/>
-          <w:sz w:val="24"/>
-          <w:szCs w:val="24"/>
-        </w:rPr>
-        <w:t>rsson and Eklov 1995,</w:t>
+      <w:proofErr w:type="spellStart"/>
+      <w:r>
+        <w:rPr>
+          <w:rFonts w:ascii="Times New Roman" w:hAnsi="Times New Roman" w:cs="Times New Roman"/>
+          <w:sz w:val="24"/>
+          <w:szCs w:val="24"/>
+        </w:rPr>
+        <w:t>Persson</w:t>
+      </w:r>
+      <w:proofErr w:type="spellEnd"/>
+      <w:r>
+        <w:rPr>
+          <w:rFonts w:ascii="Times New Roman" w:hAnsi="Times New Roman" w:cs="Times New Roman"/>
+          <w:sz w:val="24"/>
+          <w:szCs w:val="24"/>
+        </w:rPr>
+        <w:t xml:space="preserve"> and </w:t>
+      </w:r>
+      <w:proofErr w:type="spellStart"/>
+      <w:r>
+        <w:rPr>
+          <w:rFonts w:ascii="Times New Roman" w:hAnsi="Times New Roman" w:cs="Times New Roman"/>
+          <w:sz w:val="24"/>
+          <w:szCs w:val="24"/>
+        </w:rPr>
+        <w:t>Eklov</w:t>
+      </w:r>
+      <w:proofErr w:type="spellEnd"/>
+      <w:r>
+        <w:rPr>
+          <w:rFonts w:ascii="Times New Roman" w:hAnsi="Times New Roman" w:cs="Times New Roman"/>
+          <w:sz w:val="24"/>
+          <w:szCs w:val="24"/>
+        </w:rPr>
+        <w:t xml:space="preserve"> 1995,</w:t>
       </w:r>
       <w:r>
         <w:rPr>
@@ -245,13 +263,23 @@
         </w:rPr>
         <w:t xml:space="preserve">Kaya et al. 1977, Berman and Quinn 1991, </w:t>
       </w:r>
-      <w:r>
-        <w:rPr>
-          <w:rFonts w:ascii="Times New Roman" w:hAnsi="Times New Roman" w:cs="Times New Roman"/>
-          <w:sz w:val="24"/>
-          <w:szCs w:val="24"/>
-        </w:rPr>
-        <w:t>Westhoff et al. 2016</w:t>
+      <w:proofErr w:type="spellStart"/>
+      <w:r>
+        <w:rPr>
+          <w:rFonts w:ascii="Times New Roman" w:hAnsi="Times New Roman" w:cs="Times New Roman"/>
+          <w:sz w:val="24"/>
+          <w:szCs w:val="24"/>
+        </w:rPr>
+        <w:t>Westhoff</w:t>
+      </w:r>
+      <w:proofErr w:type="spellEnd"/>
+      <w:r>
+        <w:rPr>
+          <w:rFonts w:ascii="Times New Roman" w:hAnsi="Times New Roman" w:cs="Times New Roman"/>
+          <w:sz w:val="24"/>
+          <w:szCs w:val="24"/>
+        </w:rPr>
+        <w:t xml:space="preserve"> et al. 2016</w:t>
       </w:r>
       <w:r>
         <w:rPr>
@@ -277,13 +305,59 @@
         </w:rPr>
         <w:t xml:space="preserve"> (</w:t>
       </w:r>
-      <w:r>
-        <w:rPr>
-          <w:rFonts w:ascii="Times New Roman" w:hAnsi="Times New Roman" w:cs="Times New Roman"/>
-          <w:sz w:val="24"/>
-          <w:szCs w:val="24"/>
-        </w:rPr>
-        <w:t>Beechie et al. 2013, Kurylyk et al. 2015, Steel et al. 2017</w:t>
+      <w:proofErr w:type="spellStart"/>
+      <w:r>
+        <w:rPr>
+          <w:rFonts w:ascii="Times New Roman" w:hAnsi="Times New Roman" w:cs="Times New Roman"/>
+          <w:sz w:val="24"/>
+          <w:szCs w:val="24"/>
+        </w:rPr>
+        <w:t>Beechie</w:t>
+      </w:r>
+      <w:proofErr w:type="spellEnd"/>
+      <w:r>
+        <w:rPr>
+          <w:rFonts w:ascii="Times New Roman" w:hAnsi="Times New Roman" w:cs="Times New Roman"/>
+          <w:sz w:val="24"/>
+          <w:szCs w:val="24"/>
+        </w:rPr>
+        <w:t xml:space="preserve"> et al. 2013, </w:t>
+      </w:r>
+      <w:proofErr w:type="spellStart"/>
+      <w:r>
+        <w:rPr>
+          <w:rFonts w:ascii="Times New Roman" w:hAnsi="Times New Roman" w:cs="Times New Roman"/>
+          <w:sz w:val="24"/>
+          <w:szCs w:val="24"/>
+        </w:rPr>
+        <w:t>Kurylyk</w:t>
+      </w:r>
+      <w:proofErr w:type="spellEnd"/>
+      <w:r>
+        <w:rPr>
+          <w:rFonts w:ascii="Times New Roman" w:hAnsi="Times New Roman" w:cs="Times New Roman"/>
+          <w:sz w:val="24"/>
+          <w:szCs w:val="24"/>
+        </w:rPr>
+        <w:t xml:space="preserve"> et al. 2015, </w:t>
+      </w:r>
+      <w:proofErr w:type="gramStart"/>
+      <w:r>
+        <w:rPr>
+          <w:rFonts w:ascii="Times New Roman" w:hAnsi="Times New Roman" w:cs="Times New Roman"/>
+          <w:sz w:val="24"/>
+          <w:szCs w:val="24"/>
+        </w:rPr>
+        <w:t>Steel</w:t>
+      </w:r>
+      <w:proofErr w:type="gramEnd"/>
+      <w:r>
+        <w:rPr>
+          <w:rFonts w:ascii="Times New Roman" w:hAnsi="Times New Roman" w:cs="Times New Roman"/>
+          <w:sz w:val="24"/>
+          <w:szCs w:val="24"/>
+        </w:rPr>
+        <w:t xml:space="preserve"> et al. 2017</w:t>
       </w:r>
       <w:r>
         <w:rPr>
@@ -413,7 +487,25 @@
           <w:sz w:val="24"/>
           <w:szCs w:val="24"/>
         </w:rPr>
-        <w:t>Currently there is high interest in whether multiple stressors have synergistic physiological effects</w:t>
+        <w:t xml:space="preserve">Currently there is high interest in whether </w:t>
+      </w:r>
+      <w:proofErr w:type="gramStart"/>
+      <w:r>
+        <w:rPr>
+          <w:rFonts w:ascii="Times New Roman" w:hAnsi="Times New Roman" w:cs="Times New Roman"/>
+          <w:sz w:val="24"/>
+          <w:szCs w:val="24"/>
+        </w:rPr>
+        <w:t>multiple</w:t>
+      </w:r>
+      <w:proofErr w:type="gramEnd"/>
+      <w:r>
+        <w:rPr>
+          <w:rFonts w:ascii="Times New Roman" w:hAnsi="Times New Roman" w:cs="Times New Roman"/>
+          <w:sz w:val="24"/>
+          <w:szCs w:val="24"/>
+        </w:rPr>
+        <w:t xml:space="preserve"> stressors have synergistic physiological effects</w:t>
       </w:r>
       <w:r>
         <w:rPr>
@@ -477,7 +569,33 @@
           <w:sz w:val="24"/>
           <w:szCs w:val="24"/>
         </w:rPr>
-        <w:t>due to reduced feeding opportunity and</w:t>
+        <w:t>due to</w:t>
+      </w:r>
+      <w:ins w:id="0" w:author="Barrett, Hannah" w:date="2023-09-21T09:06:00Z">
+        <w:r>
+          <w:rPr>
+            <w:rFonts w:ascii="Times New Roman" w:hAnsi="Times New Roman" w:cs="Times New Roman"/>
+            <w:sz w:val="24"/>
+            <w:szCs w:val="24"/>
+          </w:rPr>
+          <w:t xml:space="preserve"> </w:t>
+        </w:r>
+      </w:ins>
+      <w:r>
+        <w:rPr>
+          <w:rFonts w:ascii="Times New Roman" w:hAnsi="Times New Roman" w:cs="Times New Roman"/>
+          <w:sz w:val="24"/>
+          <w:szCs w:val="24"/>
+        </w:rPr>
+        <w:t>diminished</w:t>
+      </w:r>
+      <w:r>
+        <w:rPr>
+          <w:rFonts w:ascii="Times New Roman" w:hAnsi="Times New Roman" w:cs="Times New Roman"/>
+          <w:sz w:val="24"/>
+          <w:szCs w:val="24"/>
+        </w:rPr>
+        <w:t xml:space="preserve"> feeding opportunity and</w:t>
       </w:r>
       <w:r>
         <w:rPr>
@@ -598,7 +716,25 @@
           <w:sz w:val="24"/>
           <w:szCs w:val="24"/>
         </w:rPr>
-        <w:t>Moss 1985, Brewitt et al. 2016</w:t>
+        <w:t xml:space="preserve">Moss 1985, </w:t>
+      </w:r>
+      <w:proofErr w:type="spellStart"/>
+      <w:r>
+        <w:rPr>
+          <w:rFonts w:ascii="Times New Roman" w:hAnsi="Times New Roman" w:cs="Times New Roman"/>
+          <w:sz w:val="24"/>
+          <w:szCs w:val="24"/>
+        </w:rPr>
+        <w:t>Brewitt</w:t>
+      </w:r>
+      <w:proofErr w:type="spellEnd"/>
+      <w:r>
+        <w:rPr>
+          <w:rFonts w:ascii="Times New Roman" w:hAnsi="Times New Roman" w:cs="Times New Roman"/>
+          <w:sz w:val="24"/>
+          <w:szCs w:val="24"/>
+        </w:rPr>
+        <w:t xml:space="preserve"> et al. 2016</w:t>
       </w:r>
       <w:r>
         <w:rPr>
@@ -680,7 +816,25 @@
           <w:sz w:val="24"/>
           <w:szCs w:val="24"/>
         </w:rPr>
-        <w:t>organisms are poikilotherms, and because oxygen is much scarcer and harder to acquire in water than in air. Higher temperatures both reduce oxygen solubility in water and increase fish oxygen demands, so we should expect that as temperatures exceed physiological optimums</w:t>
+        <w:t xml:space="preserve">organisms are </w:t>
+      </w:r>
+      <w:proofErr w:type="spellStart"/>
+      <w:r>
+        <w:rPr>
+          <w:rFonts w:ascii="Times New Roman" w:hAnsi="Times New Roman" w:cs="Times New Roman"/>
+          <w:sz w:val="24"/>
+          <w:szCs w:val="24"/>
+        </w:rPr>
+        <w:t>poikilotherms</w:t>
+      </w:r>
+      <w:proofErr w:type="spellEnd"/>
+      <w:r>
+        <w:rPr>
+          <w:rFonts w:ascii="Times New Roman" w:hAnsi="Times New Roman" w:cs="Times New Roman"/>
+          <w:sz w:val="24"/>
+          <w:szCs w:val="24"/>
+        </w:rPr>
+        <w:t>, and because oxygen is much scarcer and harder to acquire in water than in air. Higher temperatures both reduce oxygen solubility in water and increase fish oxygen demands, so we should expect that as temperatures exceed physiological optimums</w:t>
       </w:r>
       <w:r>
         <w:rPr>
@@ -712,8 +866,36 @@
           <w:sz w:val="24"/>
           <w:szCs w:val="24"/>
         </w:rPr>
-        <w:t>Pelagic and lentic habitats can present a pronounced thermocline and oxycline (known as vertical fronts in pelagic research; Logan et al. 2023). In a tropical marine environments, excessively cold and hypoxic waters create hypoxia based habitat constriction, causing fish to primarily hold at and above the thermocline (Brill et al. 1998, Logan et al. 2023). In temperate lotic and lentic environments, warm surface temperatures can exceed physiological optima, and hypoxic conditions at depth can limit fish vertical distribution, creating a vertically compressed habitat known as a temperature-oxygen squeeze (Coutant</w:t>
-      </w:r>
+        <w:t xml:space="preserve">Pelagic and lentic habitats can present a pronounced thermocline and </w:t>
+      </w:r>
+      <w:proofErr w:type="spellStart"/>
+      <w:r>
+        <w:rPr>
+          <w:rFonts w:ascii="Times New Roman" w:hAnsi="Times New Roman" w:cs="Times New Roman"/>
+          <w:sz w:val="24"/>
+          <w:szCs w:val="24"/>
+        </w:rPr>
+        <w:t>oxycline</w:t>
+      </w:r>
+      <w:proofErr w:type="spellEnd"/>
+      <w:r>
+        <w:rPr>
+          <w:rFonts w:ascii="Times New Roman" w:hAnsi="Times New Roman" w:cs="Times New Roman"/>
+          <w:sz w:val="24"/>
+          <w:szCs w:val="24"/>
+        </w:rPr>
+        <w:t xml:space="preserve"> (known as vertical fronts in pelagic research; Logan et al. 2023). In a tropical marine environments, excessively cold and hypoxic waters create hypoxia based habitat constriction, causing fish to primarily hold at and above the thermocline (Brill et al. 1998, Logan et al. 2023). In temperate lotic and lentic environments, warm surface temperatures can exceed physiological optima, and hypoxic conditions at depth can limit fish vertical distribution, creating a vertically compressed habitat known as a temperature-oxygen squeeze (</w:t>
+      </w:r>
+      <w:proofErr w:type="spellStart"/>
+      <w:r>
+        <w:rPr>
+          <w:rFonts w:ascii="Times New Roman" w:hAnsi="Times New Roman" w:cs="Times New Roman"/>
+          <w:sz w:val="24"/>
+          <w:szCs w:val="24"/>
+        </w:rPr>
+        <w:t>Coutant</w:t>
+      </w:r>
+      <w:proofErr w:type="spellEnd"/>
       <w:r>
         <w:rPr>
           <w:rFonts w:ascii="Times New Roman" w:hAnsi="Times New Roman" w:cs="Times New Roman"/>
@@ -858,16 +1040,35 @@
           <w:sz w:val="24"/>
           <w:szCs w:val="24"/>
         </w:rPr>
-        <w:t xml:space="preserve"> Diel vertical migration (DVM) is among the most widespread movement behaviors in aquatic systems, occurring in all sizes of water bodies and across multiple trophic levels.  Nocturnal </w:t>
-      </w:r>
-      <w:r>
-        <w:rPr>
-          <w:rFonts w:ascii="Times New Roman" w:hAnsi="Times New Roman" w:cs="Times New Roman"/>
-          <w:sz w:val="24"/>
-          <w:szCs w:val="24"/>
-        </w:rPr>
-        <w:lastRenderedPageBreak/>
-        <w:t>ascent DVM is most commonly studied in zooplankton as anti-predator behavior, presenting a</w:t>
+        <w:t xml:space="preserve"> Diel vertical migration (DVM) is among the most widespread movement behaviors in aquatic systems, occurring in all sizes of water bodies and across multiple trophic levels.  Nocturnal ascent DVM is most commonly studied in zooplankton as anti-predat</w:t>
+      </w:r>
+      <w:ins w:id="1" w:author="Barrett, Hannah" w:date="2023-09-21T09:07:00Z">
+        <w:r>
+          <w:rPr>
+            <w:rFonts w:ascii="Times New Roman" w:hAnsi="Times New Roman" w:cs="Times New Roman"/>
+            <w:sz w:val="24"/>
+            <w:szCs w:val="24"/>
+          </w:rPr>
+          <w:t>ion</w:t>
+        </w:r>
+      </w:ins>
+      <w:del w:id="2" w:author="Barrett, Hannah" w:date="2023-09-21T09:07:00Z">
+        <w:r>
+          <w:rPr>
+            <w:rFonts w:ascii="Times New Roman" w:hAnsi="Times New Roman" w:cs="Times New Roman"/>
+            <w:sz w:val="24"/>
+            <w:szCs w:val="24"/>
+          </w:rPr>
+          <w:delText>or</w:delText>
+        </w:r>
+      </w:del>
+      <w:r>
+        <w:rPr>
+          <w:rFonts w:ascii="Times New Roman" w:hAnsi="Times New Roman" w:cs="Times New Roman"/>
+          <w:sz w:val="24"/>
+          <w:szCs w:val="24"/>
+        </w:rPr>
+        <w:t xml:space="preserve"> behavior, presenting a</w:t>
       </w:r>
       <w:r>
         <w:rPr>
@@ -899,7 +1100,25 @@
           <w:sz w:val="24"/>
           <w:szCs w:val="24"/>
         </w:rPr>
-        <w:t xml:space="preserve"> and the cooler and safer waters at depth where the potential for growth is severely reduced (Ohman 1990</w:t>
+        <w:t xml:space="preserve"> and the cooler and safer waters at depth where the potential for growth is severely reduced (</w:t>
+      </w:r>
+      <w:proofErr w:type="spellStart"/>
+      <w:r>
+        <w:rPr>
+          <w:rFonts w:ascii="Times New Roman" w:hAnsi="Times New Roman" w:cs="Times New Roman"/>
+          <w:sz w:val="24"/>
+          <w:szCs w:val="24"/>
+        </w:rPr>
+        <w:t>Ohman</w:t>
+      </w:r>
+      <w:proofErr w:type="spellEnd"/>
+      <w:r>
+        <w:rPr>
+          <w:rFonts w:ascii="Times New Roman" w:hAnsi="Times New Roman" w:cs="Times New Roman"/>
+          <w:sz w:val="24"/>
+          <w:szCs w:val="24"/>
+        </w:rPr>
+        <w:t xml:space="preserve"> 1990</w:t>
       </w:r>
       <w:r>
         <w:rPr>
@@ -939,8 +1158,18 @@
           <w:sz w:val="24"/>
           <w:szCs w:val="24"/>
         </w:rPr>
-        <w:t>maximizing bioenergetic</w:t>
-      </w:r>
+        <w:t xml:space="preserve">maximizing </w:t>
+      </w:r>
+      <w:proofErr w:type="spellStart"/>
+      <w:r>
+        <w:rPr>
+          <w:rFonts w:ascii="Times New Roman" w:hAnsi="Times New Roman" w:cs="Times New Roman"/>
+          <w:sz w:val="24"/>
+          <w:szCs w:val="24"/>
+        </w:rPr>
+        <w:t>bioenergetic</w:t>
+      </w:r>
+      <w:proofErr w:type="spellEnd"/>
       <w:r>
         <w:rPr>
           <w:rFonts w:ascii="Times New Roman" w:hAnsi="Times New Roman" w:cs="Times New Roman"/>
@@ -971,7 +1200,79 @@
           <w:sz w:val="24"/>
           <w:szCs w:val="24"/>
         </w:rPr>
-        <w:t xml:space="preserve">exploitation of an antipredation window, and foraging opportunity (Clark and Levy 1988, Wurtsbaugh and Neverman 1988, Scheuerell and Schindler 2003). </w:t>
+        <w:t xml:space="preserve">exploitation of an </w:t>
+      </w:r>
+      <w:proofErr w:type="spellStart"/>
+      <w:r>
+        <w:rPr>
+          <w:rFonts w:ascii="Times New Roman" w:hAnsi="Times New Roman" w:cs="Times New Roman"/>
+          <w:sz w:val="24"/>
+          <w:szCs w:val="24"/>
+        </w:rPr>
+        <w:t>antipredation</w:t>
+      </w:r>
+      <w:proofErr w:type="spellEnd"/>
+      <w:r>
+        <w:rPr>
+          <w:rFonts w:ascii="Times New Roman" w:hAnsi="Times New Roman" w:cs="Times New Roman"/>
+          <w:sz w:val="24"/>
+          <w:szCs w:val="24"/>
+        </w:rPr>
+        <w:t xml:space="preserve"> window, and foraging opportunity (Clark and Levy 1988, </w:t>
+      </w:r>
+      <w:proofErr w:type="spellStart"/>
+      <w:r>
+        <w:rPr>
+          <w:rFonts w:ascii="Times New Roman" w:hAnsi="Times New Roman" w:cs="Times New Roman"/>
+          <w:sz w:val="24"/>
+          <w:szCs w:val="24"/>
+        </w:rPr>
+        <w:t>Wurtsbaugh</w:t>
+      </w:r>
+      <w:proofErr w:type="spellEnd"/>
+      <w:r>
+        <w:rPr>
+          <w:rFonts w:ascii="Times New Roman" w:hAnsi="Times New Roman" w:cs="Times New Roman"/>
+          <w:sz w:val="24"/>
+          <w:szCs w:val="24"/>
+        </w:rPr>
+        <w:t xml:space="preserve"> and </w:t>
+      </w:r>
+      <w:proofErr w:type="spellStart"/>
+      <w:r>
+        <w:rPr>
+          <w:rFonts w:ascii="Times New Roman" w:hAnsi="Times New Roman" w:cs="Times New Roman"/>
+          <w:sz w:val="24"/>
+          <w:szCs w:val="24"/>
+        </w:rPr>
+        <w:t>Neverman</w:t>
+      </w:r>
+      <w:proofErr w:type="spellEnd"/>
+      <w:r>
+        <w:rPr>
+          <w:rFonts w:ascii="Times New Roman" w:hAnsi="Times New Roman" w:cs="Times New Roman"/>
+          <w:sz w:val="24"/>
+          <w:szCs w:val="24"/>
+        </w:rPr>
+        <w:t xml:space="preserve"> 1988, </w:t>
+      </w:r>
+      <w:proofErr w:type="spellStart"/>
+      <w:r>
+        <w:rPr>
+          <w:rFonts w:ascii="Times New Roman" w:hAnsi="Times New Roman" w:cs="Times New Roman"/>
+          <w:sz w:val="24"/>
+          <w:szCs w:val="24"/>
+        </w:rPr>
+        <w:t>Scheuerell</w:t>
+      </w:r>
+      <w:proofErr w:type="spellEnd"/>
+      <w:r>
+        <w:rPr>
+          <w:rFonts w:ascii="Times New Roman" w:hAnsi="Times New Roman" w:cs="Times New Roman"/>
+          <w:sz w:val="24"/>
+          <w:szCs w:val="24"/>
+        </w:rPr>
+        <w:t xml:space="preserve"> and Schindler 2003). </w:t>
       </w:r>
       <w:r>
         <w:rPr>
@@ -1011,7 +1312,25 @@
           <w:sz w:val="24"/>
           <w:szCs w:val="24"/>
         </w:rPr>
-        <w:t xml:space="preserve"> and growth (Eckmann et al. 2016, Thomas et al. 2023). </w:t>
+        <w:t xml:space="preserve"> and growth (</w:t>
+      </w:r>
+      <w:proofErr w:type="spellStart"/>
+      <w:r>
+        <w:rPr>
+          <w:rFonts w:ascii="Times New Roman" w:hAnsi="Times New Roman" w:cs="Times New Roman"/>
+          <w:sz w:val="24"/>
+          <w:szCs w:val="24"/>
+        </w:rPr>
+        <w:t>Eckmann</w:t>
+      </w:r>
+      <w:proofErr w:type="spellEnd"/>
+      <w:r>
+        <w:rPr>
+          <w:rFonts w:ascii="Times New Roman" w:hAnsi="Times New Roman" w:cs="Times New Roman"/>
+          <w:sz w:val="24"/>
+          <w:szCs w:val="24"/>
+        </w:rPr>
+        <w:t xml:space="preserve"> et al. 2016, Thomas et al. 2023). </w:t>
       </w:r>
       <w:r>
         <w:rPr>
@@ -1191,6 +1510,7 @@
         </w:rPr>
         <w:t xml:space="preserve"> (</w:t>
       </w:r>
+      <w:proofErr w:type="spellStart"/>
       <w:r>
         <w:rPr>
           <w:rFonts w:ascii="Times New Roman" w:hAnsi="Times New Roman" w:cs="Times New Roman"/>
@@ -1198,7 +1518,37 @@
           <w:sz w:val="24"/>
           <w:szCs w:val="24"/>
         </w:rPr>
-        <w:t>Zarnetske et al. 2011, Gombert et al. 2022</w:t>
+        <w:t>Zarnetske</w:t>
+      </w:r>
+      <w:proofErr w:type="spellEnd"/>
+      <w:r>
+        <w:rPr>
+          <w:rFonts w:ascii="Times New Roman" w:hAnsi="Times New Roman" w:cs="Times New Roman"/>
+          <w:color w:val="000000"/>
+          <w:sz w:val="24"/>
+          <w:szCs w:val="24"/>
+        </w:rPr>
+        <w:t xml:space="preserve"> et al. 2011, </w:t>
+      </w:r>
+      <w:proofErr w:type="spellStart"/>
+      <w:r>
+        <w:rPr>
+          <w:rFonts w:ascii="Times New Roman" w:hAnsi="Times New Roman" w:cs="Times New Roman"/>
+          <w:color w:val="000000"/>
+          <w:sz w:val="24"/>
+          <w:szCs w:val="24"/>
+        </w:rPr>
+        <w:t>Gombert</w:t>
+      </w:r>
+      <w:proofErr w:type="spellEnd"/>
+      <w:r>
+        <w:rPr>
+          <w:rFonts w:ascii="Times New Roman" w:hAnsi="Times New Roman" w:cs="Times New Roman"/>
+          <w:color w:val="000000"/>
+          <w:sz w:val="24"/>
+          <w:szCs w:val="24"/>
+        </w:rPr>
+        <w:t xml:space="preserve"> et al. 2022</w:t>
       </w:r>
       <w:r>
         <w:rPr>
@@ -1344,6 +1694,7 @@
         </w:rPr>
         <w:t>Oregon are heavily exploited by a cold-water fish, coastal cutthroat trout (</w:t>
       </w:r>
+      <w:proofErr w:type="spellStart"/>
       <w:r>
         <w:rPr>
           <w:rFonts w:ascii="Times New Roman" w:hAnsi="Times New Roman" w:cs="Times New Roman"/>
@@ -1362,6 +1713,7 @@
         </w:rPr>
         <w:t>ncorhynchus</w:t>
       </w:r>
+      <w:proofErr w:type="spellEnd"/>
       <w:r>
         <w:rPr>
           <w:rFonts w:ascii="Times New Roman" w:hAnsi="Times New Roman" w:cs="Times New Roman"/>
@@ -1369,8 +1721,39 @@
           <w:sz w:val="24"/>
           <w:szCs w:val="24"/>
         </w:rPr>
-        <w:t xml:space="preserve"> clarkii clarkii</w:t>
-      </w:r>
+        <w:t xml:space="preserve"> </w:t>
+      </w:r>
+      <w:proofErr w:type="spellStart"/>
+      <w:r>
+        <w:rPr>
+          <w:rFonts w:ascii="Times New Roman" w:hAnsi="Times New Roman" w:cs="Times New Roman"/>
+          <w:i/>
+          <w:sz w:val="24"/>
+          <w:szCs w:val="24"/>
+        </w:rPr>
+        <w:t>clarkii</w:t>
+      </w:r>
+      <w:proofErr w:type="spellEnd"/>
+      <w:r>
+        <w:rPr>
+          <w:rFonts w:ascii="Times New Roman" w:hAnsi="Times New Roman" w:cs="Times New Roman"/>
+          <w:i/>
+          <w:sz w:val="24"/>
+          <w:szCs w:val="24"/>
+        </w:rPr>
+        <w:t xml:space="preserve"> </w:t>
+      </w:r>
+      <w:proofErr w:type="spellStart"/>
+      <w:r>
+        <w:rPr>
+          <w:rFonts w:ascii="Times New Roman" w:hAnsi="Times New Roman" w:cs="Times New Roman"/>
+          <w:i/>
+          <w:sz w:val="24"/>
+          <w:szCs w:val="24"/>
+        </w:rPr>
+        <w:t>clarkii</w:t>
+      </w:r>
+      <w:proofErr w:type="spellEnd"/>
       <w:r>
         <w:rPr>
           <w:rFonts w:ascii="Times New Roman" w:hAnsi="Times New Roman" w:cs="Times New Roman"/>
@@ -1434,16 +1817,7 @@
           <w:sz w:val="24"/>
           <w:szCs w:val="24"/>
         </w:rPr>
-        <w:t xml:space="preserve">) and </w:t>
-      </w:r>
-      <w:r>
-        <w:rPr>
-          <w:rFonts w:ascii="Times New Roman" w:hAnsi="Times New Roman" w:cs="Times New Roman"/>
-          <w:sz w:val="24"/>
-          <w:szCs w:val="24"/>
-        </w:rPr>
-        <w:lastRenderedPageBreak/>
-        <w:t>excessively warm (&gt;18℃) water, and these habitats</w:t>
+        <w:t>) and excessively warm (&gt;18℃) water, and these habitats</w:t>
       </w:r>
       <w:r>
         <w:rPr>
@@ -1734,6 +2108,8 @@
         <w:pStyle w:val="Default"/>
         <w:spacing w:line="480" w:lineRule="auto"/>
       </w:pPr>
+      <w:bookmarkStart w:id="3" w:name="_GoBack"/>
+      <w:bookmarkEnd w:id="3"/>
     </w:p>
     <w:p>
       <w:pPr>
@@ -1841,6 +2217,14 @@
     </w:p>
   </w:footnote>
 </w:footnotes>
+</file>
+
+<file path=word/people.xml><?xml version="1.0" encoding="utf-8"?>
+<w15:people xmlns:wpc="http://schemas.microsoft.com/office/word/2010/wordprocessingCanvas" xmlns:cx="http://schemas.microsoft.com/office/drawing/2014/chartex" xmlns:cx1="http://schemas.microsoft.com/office/drawing/2015/9/8/chartex" xmlns:mc="http://schemas.openxmlformats.org/markup-compatibility/2006" xmlns:o="urn:schemas-microsoft-com:office:office" xmlns:r="http://schemas.openxmlformats.org/officeDocument/2006/relationships" xmlns:m="http://schemas.openxmlformats.org/officeDocument/2006/math" xmlns:v="urn:schemas-microsoft-com:vml" xmlns:wp14="http://schemas.microsoft.com/office/word/2010/wordprocessingDrawing" xmlns:wp="http://schemas.openxmlformats.org/drawingml/2006/wordprocessingDrawing" xmlns:w10="urn:schemas-microsoft-com:office:word" xmlns:w="http://schemas.openxmlformats.org/wordprocessingml/2006/main" xmlns:w14="http://schemas.microsoft.com/office/word/2010/wordml" xmlns:w15="http://schemas.microsoft.com/office/word/2012/wordml" xmlns:w16se="http://schemas.microsoft.com/office/word/2015/wordml/symex" xmlns:wpg="http://schemas.microsoft.com/office/word/2010/wordprocessingGroup" xmlns:wpi="http://schemas.microsoft.com/office/word/2010/wordprocessingInk" xmlns:wne="http://schemas.microsoft.com/office/word/2006/wordml" xmlns:wps="http://schemas.microsoft.com/office/word/2010/wordprocessingShape" mc:Ignorable="w14 w15 w16se wp14">
+  <w15:person w15:author="Barrett, Hannah">
+    <w15:presenceInfo w15:providerId="AD" w15:userId="S-1-5-21-828376571-1197701538-1844936127-350467"/>
+  </w15:person>
+</w15:people>
 </file>
 
 <file path=word/styles.xml><?xml version="1.0" encoding="utf-8"?>
